--- a/templates/dkp_template.docx
+++ b/templates/dkp_template.docx
@@ -440,10 +440,18 @@
       <w:r>
         <w:rPr>
           <w:b/>
+          <w:bCs/>
           <w:color w:val="000000"/>
           <w:lang w:val="ru-RU"/>
         </w:rPr>
-        <w:t xml:space="preserve">2.  </w:t>
+        <w:t>2.</w:t>
+      </w:r>
+      <w:r>
+        <w:rPr>
+          <w:color w:val="000000"/>
+          <w:lang w:val="ru-RU"/>
+        </w:rPr>
+        <w:t xml:space="preserve">  </w:t>
       </w:r>
       <w:r>
         <w:rPr>
@@ -466,6 +474,7 @@
       <w:r>
         <w:rPr>
           <w:b/>
+          <w:bCs/>
           <w:color w:val="000000"/>
           <w:lang w:val="ru-RU"/>
         </w:rPr>
@@ -500,10 +509,18 @@
       <w:r>
         <w:rPr>
           <w:b/>
+          <w:bCs/>
           <w:color w:val="000000"/>
           <w:lang w:val="ru-RU"/>
         </w:rPr>
-        <w:t xml:space="preserve">4.  </w:t>
+        <w:t>4.</w:t>
+      </w:r>
+      <w:r>
+        <w:rPr>
+          <w:color w:val="000000"/>
+          <w:lang w:val="ru-RU"/>
+        </w:rPr>
+        <w:t xml:space="preserve">  </w:t>
       </w:r>
       <w:r>
         <w:rPr>
@@ -526,6 +543,7 @@
       <w:r>
         <w:rPr>
           <w:b/>
+          <w:bCs/>
           <w:color w:val="000000"/>
           <w:lang w:val="ru-RU"/>
         </w:rPr>
@@ -552,10 +570,18 @@
       <w:r>
         <w:rPr>
           <w:b/>
+          <w:bCs/>
           <w:color w:val="000000"/>
           <w:lang w:val="ru-RU"/>
         </w:rPr>
-        <w:t xml:space="preserve">6.  </w:t>
+        <w:t>6.</w:t>
+      </w:r>
+      <w:r>
+        <w:rPr>
+          <w:color w:val="000000"/>
+          <w:lang w:val="ru-RU"/>
+        </w:rPr>
+        <w:t xml:space="preserve">  </w:t>
       </w:r>
       <w:r>
         <w:rPr>
@@ -578,6 +604,7 @@
       <w:r>
         <w:rPr>
           <w:b/>
+          <w:bCs/>
           <w:color w:val="000000"/>
           <w:lang w:val="ru-RU"/>
         </w:rPr>
@@ -603,6 +630,7 @@
       <w:r>
         <w:rPr>
           <w:b/>
+          <w:bCs/>
           <w:color w:val="000000"/>
           <w:lang w:val="ru-RU"/>
         </w:rPr>

--- a/templates/dkp_template.docx
+++ b/templates/dkp_template.docx
@@ -311,6 +311,8 @@
         <w:ind w:firstLine="425"/>
         <w:jc w:val="both"/>
         <w:rPr>
+          <w:bCs/>
+          <w:color w:val="000000"/>
           <w:lang w:val="ru-RU"/>
         </w:rPr>
       </w:pPr>
@@ -327,7 +329,15 @@
           <w:color w:val="000000"/>
           <w:lang w:val="ru-RU"/>
         </w:rPr>
-        <w:t xml:space="preserve">  Продавец передаёт в собственность Покупателя (продаёт), а Покупатель принимает (покупает) и оплачивает транспортное средство:</w:t>
+        <w:tab/>
+      </w:r>
+      <w:r>
+        <w:rPr>
+          <w:bCs/>
+          <w:color w:val="000000"/>
+          <w:lang w:val="ru-RU"/>
+        </w:rPr>
+        <w:t>Продавец передаёт в собственность Покупателя (продаёт), а Покупатель принимает (покупает) и оплачивает транспортное средство:</w:t>
       </w:r>
     </w:p>
     <w:p>
@@ -429,11 +439,10 @@
     </w:p>
     <w:p>
       <w:pPr>
-        <w:spacing w:before="80" w:after="60" w:line="260" w:lineRule="exact"/>
+        <w:spacing w:after="60" w:line="260" w:lineRule="exact"/>
         <w:ind w:firstLine="425"/>
         <w:jc w:val="both"/>
         <w:rPr>
-          <w:bCs/>
           <w:lang w:val="ru-RU"/>
         </w:rPr>
       </w:pPr>
@@ -451,11 +460,10 @@
           <w:color w:val="000000"/>
           <w:lang w:val="ru-RU"/>
         </w:rPr>
-        <w:t xml:space="preserve">  </w:t>
+        <w:tab/>
       </w:r>
       <w:r>
         <w:rPr>
-          <w:bCs/>
           <w:color w:val="000000"/>
           <w:lang w:val="ru-RU"/>
         </w:rPr>
@@ -486,7 +494,15 @@
           <w:color w:val="000000"/>
           <w:lang w:val="ru-RU"/>
         </w:rPr>
-        <w:t xml:space="preserve">  Со слов Продавца на момент заключения настоящего</w:t>
+        <w:tab/>
+      </w:r>
+      <w:r>
+        <w:rPr>
+          <w:bCs/>
+          <w:color w:val="000000"/>
+          <w:lang w:val="ru-RU"/>
+        </w:rPr>
+        <w:t>Со слов Продавца на момент заключения настоящего</w:t>
       </w:r>
       <w:r>
         <w:rPr>
@@ -502,7 +518,6 @@
         <w:ind w:firstLine="425"/>
         <w:jc w:val="both"/>
         <w:rPr>
-          <w:bCs/>
           <w:lang w:val="ru-RU"/>
         </w:rPr>
       </w:pPr>
@@ -520,11 +535,10 @@
           <w:color w:val="000000"/>
           <w:lang w:val="ru-RU"/>
         </w:rPr>
-        <w:t xml:space="preserve">  </w:t>
+        <w:tab/>
       </w:r>
       <w:r>
         <w:rPr>
-          <w:bCs/>
           <w:color w:val="000000"/>
           <w:lang w:val="ru-RU"/>
         </w:rPr>
@@ -554,7 +568,14 @@
           <w:color w:val="000000"/>
           <w:lang w:val="ru-RU"/>
         </w:rPr>
-        <w:t xml:space="preserve">  Продавец передал, а Покупатель принял транспортное средство и относящиеся к нему документы. Передача осуществляется без составления отдельного акта приёма-передачи. Претензий к внешнему виду и техническому состоянию Покупатель не имеет.</w:t>
+        <w:tab/>
+      </w:r>
+      <w:r>
+        <w:rPr>
+          <w:color w:val="000000"/>
+          <w:lang w:val="ru-RU"/>
+        </w:rPr>
+        <w:t>Продавец передал, а Покупатель принял транспортное средство и относящиеся к нему документы. Передача осуществляется без составления отдельного акта приёма-передачи. Претензий к внешнему виду и техническому состоянию Покупатель не имеет.</w:t>
       </w:r>
     </w:p>
     <w:p>
@@ -581,7 +602,7 @@
           <w:color w:val="000000"/>
           <w:lang w:val="ru-RU"/>
         </w:rPr>
-        <w:t xml:space="preserve">  </w:t>
+        <w:tab/>
       </w:r>
       <w:r>
         <w:rPr>
@@ -615,7 +636,14 @@
           <w:color w:val="000000"/>
           <w:lang w:val="ru-RU"/>
         </w:rPr>
-        <w:t xml:space="preserve">  Право собственности на транспортное средство переходит к Покупателю с момента подписания настоящего Договора.</w:t>
+        <w:tab/>
+      </w:r>
+      <w:r>
+        <w:rPr>
+          <w:color w:val="000000"/>
+          <w:lang w:val="ru-RU"/>
+        </w:rPr>
+        <w:t>Право собственности на транспортное средство переходит к Покупателю с момента подписания настоящего Договора.</w:t>
       </w:r>
     </w:p>
     <w:p>
@@ -641,7 +669,14 @@
           <w:color w:val="000000"/>
           <w:lang w:val="ru-RU"/>
         </w:rPr>
-        <w:t xml:space="preserve">  Настоящий Договор составлен в трёх экземплярах, имеющих одинаковую юридическую силу, — по одному для каждой из Сторон и платёжного агента.</w:t>
+        <w:tab/>
+      </w:r>
+      <w:r>
+        <w:rPr>
+          <w:color w:val="000000"/>
+          <w:lang w:val="ru-RU"/>
+        </w:rPr>
+        <w:t>Настоящий Договор составлен в трёх экземплярах, имеющих одинаковую юридическую силу, — по одному для каждой из Сторон и платёжного агента.</w:t>
       </w:r>
     </w:p>
     <w:tbl>
@@ -838,92 +873,6 @@
       <w:spacing w:line="200" w:lineRule="exact"/>
       <w:jc w:val="center"/>
     </w:pPr>
-    <w:r>
-      <w:rPr>
-        <w:color w:val="888888"/>
-        <w:sz w:val="16"/>
-      </w:rPr>
-      <w:t>ОсОО «Авто Континент»  |  стр. </w:t>
-    </w:r>
-    <w:r>
-      <w:rPr>
-        <w:color w:val="888888"/>
-        <w:sz w:val="16"/>
-      </w:rPr>
-      <w:fldChar w:fldCharType="begin"/>
-    </w:r>
-    <w:r>
-      <w:rPr>
-        <w:color w:val="888888"/>
-        <w:sz w:val="16"/>
-      </w:rPr>
-      <w:instrText>PAGE</w:instrText>
-    </w:r>
-    <w:r>
-      <w:rPr>
-        <w:color w:val="888888"/>
-        <w:sz w:val="16"/>
-      </w:rPr>
-      <w:fldChar w:fldCharType="separate"/>
-    </w:r>
-    <w:r>
-      <w:rPr>
-        <w:noProof/>
-        <w:color w:val="888888"/>
-        <w:sz w:val="16"/>
-      </w:rPr>
-      <w:t>1</w:t>
-    </w:r>
-    <w:r>
-      <w:rPr>
-        <w:color w:val="888888"/>
-        <w:sz w:val="16"/>
-      </w:rPr>
-      <w:fldChar w:fldCharType="end"/>
-    </w:r>
-    <w:r>
-      <w:rPr>
-        <w:color w:val="888888"/>
-        <w:sz w:val="16"/>
-      </w:rPr>
-      <w:t> из </w:t>
-    </w:r>
-    <w:r>
-      <w:rPr>
-        <w:color w:val="888888"/>
-        <w:sz w:val="16"/>
-      </w:rPr>
-      <w:fldChar w:fldCharType="begin"/>
-    </w:r>
-    <w:r>
-      <w:rPr>
-        <w:color w:val="888888"/>
-        <w:sz w:val="16"/>
-      </w:rPr>
-      <w:instrText>NUMPAGES</w:instrText>
-    </w:r>
-    <w:r>
-      <w:rPr>
-        <w:color w:val="888888"/>
-        <w:sz w:val="16"/>
-      </w:rPr>
-      <w:fldChar w:fldCharType="separate"/>
-    </w:r>
-    <w:r>
-      <w:rPr>
-        <w:noProof/>
-        <w:color w:val="888888"/>
-        <w:sz w:val="16"/>
-      </w:rPr>
-      <w:t>1</w:t>
-    </w:r>
-    <w:r>
-      <w:rPr>
-        <w:color w:val="888888"/>
-        <w:sz w:val="16"/>
-      </w:rPr>
-      <w:fldChar w:fldCharType="end"/>
-    </w:r>
   </w:p>
 </w:ftr>
 </file>

--- a/templates/dkp_template.docx
+++ b/templates/dkp_template.docx
@@ -1,14 +1,15 @@
 
 <file path=word/document.xml><?xml version="1.0" encoding="utf-8"?>
-<w:document xmlns:mc="http://schemas.openxmlformats.org/markup-compatibility/2006" xmlns:o="urn:schemas-microsoft-com:office:office" xmlns:r="http://schemas.openxmlformats.org/officeDocument/2006/relationships" xmlns:m="http://schemas.openxmlformats.org/officeDocument/2006/math" xmlns:v="urn:schemas-microsoft-com:vml" xmlns:wp="http://schemas.openxmlformats.org/drawingml/2006/wordprocessingDrawing" xmlns:w10="urn:schemas-microsoft-com:office:word" xmlns:w="http://schemas.openxmlformats.org/wordprocessingml/2006/main" xmlns:wne="http://schemas.microsoft.com/office/word/2006/wordml" xmlns:sl="http://schemas.openxmlformats.org/schemaLibrary/2006/main" xmlns:a="http://schemas.openxmlformats.org/drawingml/2006/main" xmlns:pic="http://schemas.openxmlformats.org/drawingml/2006/picture" xmlns:c="http://schemas.openxmlformats.org/drawingml/2006/chart" xmlns:lc="http://schemas.openxmlformats.org/drawingml/2006/lockedCanvas" xmlns:dgm="http://schemas.openxmlformats.org/drawingml/2006/diagram" xmlns:wps="http://schemas.microsoft.com/office/word/2010/wordprocessingShape" xmlns:wpg="http://schemas.microsoft.com/office/word/2010/wordprocessingGroup" xmlns:w14="http://schemas.microsoft.com/office/word/2010/wordml" xmlns:w15="http://schemas.microsoft.com/office/word/2012/wordml" xmlns:w16="http://schemas.microsoft.com/office/word/2018/wordml" xmlns:w16cex="http://schemas.microsoft.com/office/word/2018/wordml/cex" xmlns:w16cid="http://schemas.microsoft.com/office/word/2016/wordml/cid" xmlns="http://schemas.microsoft.com/office/tasks/2019/documenttasks" xmlns:cr="http://schemas.microsoft.com/office/comments/2020/reactions">
+<w:document xmlns:wpc="http://schemas.microsoft.com/office/word/2010/wordprocessingCanvas" xmlns:cx="http://schemas.microsoft.com/office/drawing/2014/chartex" xmlns:cx1="http://schemas.microsoft.com/office/drawing/2015/9/8/chartex" xmlns:cx2="http://schemas.microsoft.com/office/drawing/2015/10/21/chartex" xmlns:cx3="http://schemas.microsoft.com/office/drawing/2016/5/9/chartex" xmlns:cx4="http://schemas.microsoft.com/office/drawing/2016/5/10/chartex" xmlns:cx5="http://schemas.microsoft.com/office/drawing/2016/5/11/chartex" xmlns:cx6="http://schemas.microsoft.com/office/drawing/2016/5/12/chartex" xmlns:cx7="http://schemas.microsoft.com/office/drawing/2016/5/13/chartex" xmlns:cx8="http://schemas.microsoft.com/office/drawing/2016/5/14/chartex" xmlns:mc="http://schemas.openxmlformats.org/markup-compatibility/2006" xmlns:aink="http://schemas.microsoft.com/office/drawing/2016/ink" xmlns:am3d="http://schemas.microsoft.com/office/drawing/2017/model3d" xmlns:o="urn:schemas-microsoft-com:office:office" xmlns:r="http://schemas.openxmlformats.org/officeDocument/2006/relationships" xmlns:m="http://schemas.openxmlformats.org/officeDocument/2006/math" xmlns:v="urn:schemas-microsoft-com:vml" xmlns:wp14="http://schemas.microsoft.com/office/word/2010/wordprocessingDrawing" xmlns:wp="http://schemas.openxmlformats.org/drawingml/2006/wordprocessingDrawing" xmlns:w10="urn:schemas-microsoft-com:office:word" xmlns:w="http://schemas.openxmlformats.org/wordprocessingml/2006/main" xmlns:w14="http://schemas.microsoft.com/office/word/2010/wordml" xmlns:w15="http://schemas.microsoft.com/office/word/2012/wordml" xmlns:w16cex="http://schemas.microsoft.com/office/word/2018/wordml/cex" xmlns:w16cid="http://schemas.microsoft.com/office/word/2016/wordml/cid" xmlns:w16="http://schemas.microsoft.com/office/word/2018/wordml" xmlns:w16sdtdh="http://schemas.microsoft.com/office/word/2020/wordml/sdtdatahash" xmlns:w16se="http://schemas.microsoft.com/office/word/2015/wordml/symex" xmlns:wpg="http://schemas.microsoft.com/office/word/2010/wordprocessingGroup" xmlns:wpi="http://schemas.microsoft.com/office/word/2010/wordprocessingInk" xmlns:wne="http://schemas.microsoft.com/office/word/2006/wordml" xmlns:wps="http://schemas.microsoft.com/office/word/2010/wordprocessingShape" mc:Ignorable="w14 w15 w16se w16cid w16 w16cex w16sdtdh wp14">
   <w:body>
     <w:p>
       <w:pPr>
         <w:spacing w:after="40" w:line="260" w:lineRule="auto"/>
         <w:jc w:val="center"/>
         <w:rPr>
-          <w:b w:val="1"/>
-          <w:bCs w:val="1"/>
+          <w:rFonts w:asciiTheme="majorHAnsi" w:hAnsiTheme="majorHAnsi" w:cstheme="majorHAnsi"/>
+          <w:b/>
+          <w:bCs/>
           <w:color w:val="000000"/>
           <w:sz w:val="26"/>
           <w:szCs w:val="26"/>
@@ -16,101 +17,98 @@
       </w:pPr>
       <w:r>
         <w:rPr>
-          <w:b w:val="1"/>
-          <w:bCs w:val="1"/>
+          <w:rFonts w:asciiTheme="majorHAnsi" w:hAnsiTheme="majorHAnsi" w:cstheme="majorHAnsi"/>
+          <w:b/>
+          <w:bCs/>
           <w:color w:val="000000"/>
           <w:sz w:val="26"/>
           <w:szCs w:val="26"/>
-          <w:rtl w:val="0"/>
-        </w:rPr>
-        <w:t xml:space="preserve">Договор купли-продажи автомобиля № {{НОМЕР}}</w:t>
+        </w:rPr>
+        <w:t>Договор купли-продажи автомобиля № {{НОМЕР}}</w:t>
       </w:r>
     </w:p>
     <w:p>
       <w:pPr>
         <w:spacing w:after="40" w:line="260" w:lineRule="auto"/>
         <w:jc w:val="center"/>
-        <w:rPr/>
-      </w:pPr>
-      <w:r>
-        <w:rPr>
-          <w:rtl w:val="0"/>
-        </w:rPr>
-      </w:r>
+        <w:rPr>
+          <w:rFonts w:asciiTheme="majorHAnsi" w:hAnsiTheme="majorHAnsi" w:cstheme="majorHAnsi"/>
+        </w:rPr>
+      </w:pPr>
     </w:p>
     <w:tbl>
       <w:tblPr>
-        <w:tblStyle w:val="Table1"/>
-        <w:tblW w:w="9688.0" w:type="dxa"/>
+        <w:tblStyle w:val="a5"/>
+        <w:tblW w:w="9688" w:type="dxa"/>
         <w:jc w:val="center"/>
+        <w:tblInd w:w="0" w:type="dxa"/>
         <w:tblBorders>
-          <w:top w:color="000000" w:space="0" w:sz="4" w:val="single"/>
-          <w:left w:color="000000" w:space="0" w:sz="4" w:val="single"/>
-          <w:bottom w:color="000000" w:space="0" w:sz="4" w:val="single"/>
-          <w:right w:color="000000" w:space="0" w:sz="4" w:val="single"/>
-          <w:insideH w:color="000000" w:space="0" w:sz="4" w:val="single"/>
-          <w:insideV w:color="000000" w:space="0" w:sz="4" w:val="single"/>
+          <w:top w:val="single" w:sz="4" w:space="0" w:color="000000"/>
+          <w:left w:val="single" w:sz="4" w:space="0" w:color="000000"/>
+          <w:bottom w:val="single" w:sz="4" w:space="0" w:color="000000"/>
+          <w:right w:val="single" w:sz="4" w:space="0" w:color="000000"/>
+          <w:insideH w:val="single" w:sz="4" w:space="0" w:color="000000"/>
+          <w:insideV w:val="single" w:sz="4" w:space="0" w:color="000000"/>
         </w:tblBorders>
         <w:tblLayout w:type="fixed"/>
-        <w:tblLook w:val="0400"/>
+        <w:tblLook w:val="0400" w:firstRow="0" w:lastRow="0" w:firstColumn="0" w:lastColumn="0" w:noHBand="0" w:noVBand="1"/>
       </w:tblPr>
       <w:tblGrid>
         <w:gridCol w:w="4844"/>
         <w:gridCol w:w="4844"/>
-        <w:tblGridChange w:id="0">
-          <w:tblGrid>
-            <w:gridCol w:w="4844"/>
-            <w:gridCol w:w="4844"/>
-          </w:tblGrid>
-        </w:tblGridChange>
       </w:tblGrid>
       <w:tr>
         <w:trPr>
-          <w:cantSplit w:val="0"/>
-          <w:tblHeader w:val="0"/>
+          <w:jc w:val="center"/>
         </w:trPr>
         <w:tc>
           <w:tcPr>
+            <w:tcW w:w="4844" w:type="dxa"/>
             <w:tcBorders>
-              <w:top w:color="000000" w:space="0" w:sz="0" w:val="nil"/>
-              <w:left w:color="000000" w:space="0" w:sz="0" w:val="nil"/>
-              <w:bottom w:color="000000" w:space="0" w:sz="0" w:val="nil"/>
-              <w:right w:color="000000" w:space="0" w:sz="0" w:val="nil"/>
+              <w:top w:val="nil"/>
+              <w:left w:val="nil"/>
+              <w:bottom w:val="nil"/>
+              <w:right w:val="nil"/>
             </w:tcBorders>
           </w:tcPr>
           <w:p>
             <w:pPr>
-              <w:spacing w:after="20" w:before="20" w:line="276" w:lineRule="auto"/>
-              <w:rPr/>
+              <w:spacing w:before="20" w:after="20" w:line="276" w:lineRule="auto"/>
+              <w:rPr>
+                <w:rFonts w:asciiTheme="majorHAnsi" w:hAnsiTheme="majorHAnsi" w:cstheme="majorHAnsi"/>
+              </w:rPr>
             </w:pPr>
             <w:r>
               <w:rPr>
-                <w:rtl w:val="0"/>
+                <w:rFonts w:asciiTheme="majorHAnsi" w:hAnsiTheme="majorHAnsi" w:cstheme="majorHAnsi"/>
               </w:rPr>
-              <w:t xml:space="preserve">г. Бишкек</w:t>
+              <w:t>г. Бишкек</w:t>
             </w:r>
           </w:p>
         </w:tc>
         <w:tc>
           <w:tcPr>
+            <w:tcW w:w="4844" w:type="dxa"/>
             <w:tcBorders>
-              <w:top w:color="000000" w:space="0" w:sz="0" w:val="nil"/>
-              <w:left w:color="000000" w:space="0" w:sz="0" w:val="nil"/>
-              <w:bottom w:color="000000" w:space="0" w:sz="0" w:val="nil"/>
-              <w:right w:color="000000" w:space="0" w:sz="0" w:val="nil"/>
+              <w:top w:val="nil"/>
+              <w:left w:val="nil"/>
+              <w:bottom w:val="nil"/>
+              <w:right w:val="nil"/>
             </w:tcBorders>
           </w:tcPr>
           <w:p>
             <w:pPr>
-              <w:spacing w:after="20" w:before="20" w:line="276" w:lineRule="auto"/>
+              <w:spacing w:before="20" w:after="20" w:line="276" w:lineRule="auto"/>
               <w:jc w:val="right"/>
-              <w:rPr/>
+              <w:rPr>
+                <w:rFonts w:asciiTheme="majorHAnsi" w:hAnsiTheme="majorHAnsi" w:cstheme="majorHAnsi"/>
+              </w:rPr>
             </w:pPr>
             <w:r>
               <w:rPr>
-                <w:rtl w:val="0"/>
+                <w:rFonts w:asciiTheme="majorHAnsi" w:hAnsiTheme="majorHAnsi" w:cstheme="majorHAnsi"/>
               </w:rPr>
-              <w:t xml:space="preserve">«{{ДЕНЬ}}» {{МЕСЯЦ}} {{ГОД}} г.</w:t>
+              <w:t>«{{ДЕНЬ}}» {{МЕСЯЦ}} {{ГОД}} г.</w:t>
             </w:r>
           </w:p>
         </w:tc>
@@ -120,24 +118,45 @@
       <w:pPr>
         <w:spacing w:after="0" w:line="260" w:lineRule="auto"/>
         <w:jc w:val="both"/>
-        <w:rPr/>
-      </w:pPr>
-      <w:r>
-        <w:rPr>
-          <w:color w:val="000000"/>
-          <w:rtl w:val="0"/>
+        <w:rPr>
+          <w:rFonts w:asciiTheme="majorHAnsi" w:hAnsiTheme="majorHAnsi" w:cstheme="majorHAnsi"/>
+        </w:rPr>
+      </w:pPr>
+      <w:r>
+        <w:rPr>
+          <w:rFonts w:asciiTheme="majorHAnsi" w:hAnsiTheme="majorHAnsi" w:cstheme="majorHAnsi"/>
+          <w:color w:val="000000"/>
         </w:rPr>
         <w:tab/>
+      </w:r>
+      <w:r>
+        <w:rPr>
+          <w:rFonts w:asciiTheme="majorHAnsi" w:hAnsiTheme="majorHAnsi" w:cstheme="majorHAnsi"/>
+          <w:color w:val="000000"/>
+        </w:rPr>
         <w:tab/>
+      </w:r>
+      <w:r>
+        <w:rPr>
+          <w:rFonts w:asciiTheme="majorHAnsi" w:hAnsiTheme="majorHAnsi" w:cstheme="majorHAnsi"/>
+          <w:color w:val="000000"/>
+        </w:rPr>
         <w:tab/>
+      </w:r>
+      <w:r>
+        <w:rPr>
+          <w:rFonts w:asciiTheme="majorHAnsi" w:hAnsiTheme="majorHAnsi" w:cstheme="majorHAnsi"/>
+          <w:color w:val="000000"/>
+        </w:rPr>
         <w:tab/>
+      </w:r>
+      <w:r>
+        <w:rPr>
+          <w:rFonts w:asciiTheme="majorHAnsi" w:hAnsiTheme="majorHAnsi" w:cstheme="majorHAnsi"/>
+          <w:color w:val="000000"/>
+        </w:rPr>
         <w:tab/>
         <w:t xml:space="preserve">                  </w:t>
-      </w:r>
-      <w:r>
-        <w:rPr>
-          <w:rtl w:val="0"/>
-        </w:rPr>
       </w:r>
     </w:p>
     <w:p>
@@ -145,13 +164,29 @@
         <w:spacing w:after="40" w:line="260" w:lineRule="auto"/>
         <w:ind w:firstLine="426"/>
         <w:jc w:val="both"/>
-        <w:rPr/>
-      </w:pPr>
-      <w:r>
-        <w:rPr>
-          <w:rtl w:val="0"/>
-        </w:rPr>
-        <w:t xml:space="preserve">Гражданин(ка) Кыргызской Республики {{ПРОДАВЕЦ_ФИО}}, {{ПРОДАВЕЦ_ДАТА_РОЖДЕНИЯ}}, Идентификационная карта № {{ПРОДАВЕЦ_ID_НОМЕР}}, выдана: {{ПРОДАВЕЦ_ID_ВЫДАНА}}, зарегистрирован(а) по адресу: {{ПРОДАВЕЦ_АДРЕС}}, именуемый(ая) в дальнейшем</w:t>
+        <w:rPr>
+          <w:rFonts w:asciiTheme="majorHAnsi" w:hAnsiTheme="majorHAnsi" w:cstheme="majorHAnsi"/>
+        </w:rPr>
+      </w:pPr>
+      <w:r>
+        <w:rPr>
+          <w:rFonts w:asciiTheme="majorHAnsi" w:hAnsiTheme="majorHAnsi" w:cstheme="majorHAnsi"/>
+        </w:rPr>
+        <w:t>Гражданин(ка) Кыргызской Республики {{ПРОДАВЕЦ_ФИО}}, {{ПРОДАВЕЦ_ДАТА_РОЖДЕНИЯ}}, Идентификационная карта № {{ПРОДАВЕЦ_ID_НОМЕР}}, выдана: {{ПРОДАВЕЦ_ID_ВЫДАНА}}, зарегистрирован(а) по адресу: {{ПРОДАВЕЦ_АДРЕС}}, именуемый(</w:t>
+      </w:r>
+      <w:proofErr w:type="spellStart"/>
+      <w:r>
+        <w:rPr>
+          <w:rFonts w:asciiTheme="majorHAnsi" w:hAnsiTheme="majorHAnsi" w:cstheme="majorHAnsi"/>
+        </w:rPr>
+        <w:t>ая</w:t>
+      </w:r>
+      <w:proofErr w:type="spellEnd"/>
+      <w:r>
+        <w:rPr>
+          <w:rFonts w:asciiTheme="majorHAnsi" w:hAnsiTheme="majorHAnsi" w:cstheme="majorHAnsi"/>
+        </w:rPr>
+        <w:t>) в дальнейшем</w:t>
       </w:r>
     </w:p>
     <w:p>
@@ -159,21 +194,29 @@
         <w:spacing w:after="100" w:line="260" w:lineRule="auto"/>
         <w:ind w:firstLine="426"/>
         <w:jc w:val="both"/>
-        <w:rPr/>
-      </w:pPr>
-      <w:r>
-        <w:rPr>
-          <w:b w:val="1"/>
-          <w:bCs w:val="1"/>
-          <w:rtl w:val="0"/>
-        </w:rPr>
-        <w:t xml:space="preserve">«Продавец»</w:t>
-      </w:r>
-      <w:r>
-        <w:rPr>
-          <w:rtl w:val="0"/>
-        </w:rPr>
-        <w:t xml:space="preserve">, с одной стороны, и</w:t>
+        <w:rPr>
+          <w:rFonts w:asciiTheme="majorHAnsi" w:hAnsiTheme="majorHAnsi" w:cstheme="majorHAnsi"/>
+        </w:rPr>
+      </w:pPr>
+      <w:r>
+        <w:rPr>
+          <w:rFonts w:asciiTheme="majorHAnsi" w:hAnsiTheme="majorHAnsi" w:cstheme="majorHAnsi"/>
+          <w:b/>
+          <w:bCs/>
+        </w:rPr>
+        <w:t>«Продавец»</w:t>
+      </w:r>
+      <w:r>
+        <w:rPr>
+          <w:rFonts w:asciiTheme="majorHAnsi" w:hAnsiTheme="majorHAnsi" w:cstheme="majorHAnsi"/>
+        </w:rPr>
+        <w:t>, с од</w:t>
+      </w:r>
+      <w:r>
+        <w:rPr>
+          <w:rFonts w:asciiTheme="majorHAnsi" w:hAnsiTheme="majorHAnsi" w:cstheme="majorHAnsi"/>
+        </w:rPr>
+        <w:t>ной стороны, и</w:t>
       </w:r>
     </w:p>
     <w:p>
@@ -181,13 +224,35 @@
         <w:spacing w:after="40" w:line="260" w:lineRule="auto"/>
         <w:ind w:firstLine="426"/>
         <w:jc w:val="both"/>
-        <w:rPr/>
-      </w:pPr>
-      <w:r>
-        <w:rPr>
-          <w:rtl w:val="0"/>
-        </w:rPr>
-        <w:t xml:space="preserve">Гражданин(ка) Российской Федерации {{ПОКУПАТЕЛЬ_ФИО}}, {{ПОКУПАТЕЛЬ_ДАТА_РОЖДЕНИЯ}}, паспорт: серия {{ПАСПОРТ_СЕРИЯ}} № {{ПАСПОРТ_НОМЕР}}, выдан: {{ПАСПОРТ_ВЫДАН}}, дата выдачи: {{ПАСПОРТ_ДАТА_ВЫДАЧИ}}, код подразделения: {{ПАСПОРТ_КОД}}, зарегистрирован(а) по адресу: {{ПОКУПАТЕЛЬ_АДРЕС}}, именуемый(ая) в дальнейшем</w:t>
+        <w:rPr>
+          <w:rFonts w:asciiTheme="majorHAnsi" w:hAnsiTheme="majorHAnsi" w:cstheme="majorHAnsi"/>
+        </w:rPr>
+      </w:pPr>
+      <w:r>
+        <w:rPr>
+          <w:rFonts w:asciiTheme="majorHAnsi" w:hAnsiTheme="majorHAnsi" w:cstheme="majorHAnsi"/>
+        </w:rPr>
+        <w:t>Гражданин(ка) Российской Федерации {{ПОКУПАТЕЛЬ_ФИО}}, {{ПОКУПАТЕЛЬ_ДАТА_РОЖДЕНИЯ}}, паспорт: серия {{ПАСПОРТ_СЕРИЯ}} № {{ПАСПОРТ_НОМЕР}}, выдан: {{ПАСПОРТ_ВЫДАН}}, дата выдачи: {{ПАСПОРТ_ДАТА_ВЫДАЧИ}}, код подразделения: {{ПАСПОРТ_КОД}}, за</w:t>
+      </w:r>
+      <w:r>
+        <w:rPr>
+          <w:rFonts w:asciiTheme="majorHAnsi" w:hAnsiTheme="majorHAnsi" w:cstheme="majorHAnsi"/>
+        </w:rPr>
+        <w:t>регистрирован(а) по адресу: {{ПОКУПАТЕЛЬ_АДРЕС}}, именуемый(</w:t>
+      </w:r>
+      <w:proofErr w:type="spellStart"/>
+      <w:r>
+        <w:rPr>
+          <w:rFonts w:asciiTheme="majorHAnsi" w:hAnsiTheme="majorHAnsi" w:cstheme="majorHAnsi"/>
+        </w:rPr>
+        <w:t>ая</w:t>
+      </w:r>
+      <w:proofErr w:type="spellEnd"/>
+      <w:r>
+        <w:rPr>
+          <w:rFonts w:asciiTheme="majorHAnsi" w:hAnsiTheme="majorHAnsi" w:cstheme="majorHAnsi"/>
+        </w:rPr>
+        <w:t>) в дальнейшем</w:t>
       </w:r>
     </w:p>
     <w:p>
@@ -195,40 +260,39 @@
         <w:spacing w:after="100" w:line="260" w:lineRule="auto"/>
         <w:ind w:firstLine="426"/>
         <w:jc w:val="both"/>
-        <w:rPr/>
-      </w:pPr>
-      <w:r>
-        <w:rPr>
-          <w:b w:val="1"/>
-          <w:bCs w:val="1"/>
-          <w:rtl w:val="0"/>
-        </w:rPr>
-        <w:t xml:space="preserve">«Покупатель»</w:t>
-      </w:r>
-      <w:r>
-        <w:rPr>
-          <w:rtl w:val="0"/>
-        </w:rPr>
-        <w:t xml:space="preserve">,</w:t>
+        <w:rPr>
+          <w:rFonts w:asciiTheme="majorHAnsi" w:hAnsiTheme="majorHAnsi" w:cstheme="majorHAnsi"/>
+        </w:rPr>
+      </w:pPr>
+      <w:r>
+        <w:rPr>
+          <w:rFonts w:asciiTheme="majorHAnsi" w:hAnsiTheme="majorHAnsi" w:cstheme="majorHAnsi"/>
+          <w:b/>
+          <w:bCs/>
+        </w:rPr>
+        <w:t>«Покупатель»</w:t>
+      </w:r>
+      <w:r>
+        <w:rPr>
+          <w:rFonts w:asciiTheme="majorHAnsi" w:hAnsiTheme="majorHAnsi" w:cstheme="majorHAnsi"/>
+        </w:rPr>
+        <w:t>,</w:t>
       </w:r>
     </w:p>
     <w:p>
       <w:pPr>
         <w:spacing w:after="120" w:line="260" w:lineRule="auto"/>
         <w:jc w:val="both"/>
-        <w:rPr/>
-      </w:pPr>
-      <w:r>
-        <w:rPr>
-          <w:color w:val="000000"/>
-          <w:rtl w:val="0"/>
-        </w:rPr>
-        <w:t xml:space="preserve">заключили настоящий Договор о нижеследующем:</w:t>
-      </w:r>
-      <w:r>
-        <w:rPr>
-          <w:rtl w:val="0"/>
-        </w:rPr>
+        <w:rPr>
+          <w:rFonts w:asciiTheme="majorHAnsi" w:hAnsiTheme="majorHAnsi" w:cstheme="majorHAnsi"/>
+        </w:rPr>
+      </w:pPr>
+      <w:r>
+        <w:rPr>
+          <w:rFonts w:asciiTheme="majorHAnsi" w:hAnsiTheme="majorHAnsi" w:cstheme="majorHAnsi"/>
+          <w:color w:val="000000"/>
+        </w:rPr>
+        <w:t>заключили настоящий Договор о нижеследующем:</w:t>
       </w:r>
     </w:p>
     <w:p>
@@ -237,25 +301,32 @@
         <w:ind w:firstLine="425"/>
         <w:jc w:val="both"/>
         <w:rPr>
-          <w:color w:val="000000"/>
-        </w:rPr>
-      </w:pPr>
-      <w:r>
-        <w:rPr>
-          <w:b w:val="1"/>
-          <w:bCs w:val="1"/>
-          <w:color w:val="000000"/>
-          <w:rtl w:val="0"/>
-        </w:rPr>
-        <w:t xml:space="preserve">1.</w:t>
-      </w:r>
-      <w:r>
-        <w:rPr>
-          <w:color w:val="000000"/>
-          <w:rtl w:val="0"/>
+          <w:rFonts w:asciiTheme="majorHAnsi" w:hAnsiTheme="majorHAnsi" w:cstheme="majorHAnsi"/>
+          <w:color w:val="000000"/>
+        </w:rPr>
+      </w:pPr>
+      <w:r>
+        <w:rPr>
+          <w:rFonts w:asciiTheme="majorHAnsi" w:hAnsiTheme="majorHAnsi" w:cstheme="majorHAnsi"/>
+          <w:b/>
+          <w:bCs/>
+          <w:color w:val="000000"/>
+        </w:rPr>
+        <w:t>1.</w:t>
+      </w:r>
+      <w:r>
+        <w:rPr>
+          <w:rFonts w:asciiTheme="majorHAnsi" w:hAnsiTheme="majorHAnsi" w:cstheme="majorHAnsi"/>
+          <w:color w:val="000000"/>
         </w:rPr>
         <w:tab/>
-        <w:t xml:space="preserve">Продавец передаёт в собственность Покупателя (продаёт), а Покупатель принимает (покупает) и оплачивает транспортное средство:</w:t>
+      </w:r>
+      <w:r>
+        <w:rPr>
+          <w:rFonts w:asciiTheme="majorHAnsi" w:hAnsiTheme="majorHAnsi" w:cstheme="majorHAnsi"/>
+          <w:color w:val="000000"/>
+        </w:rPr>
+        <w:t>Продавец передаёт в собственность Покупателя (продаёт), а Покупатель принимает (покупает) и оплачивает транспортное средство:</w:t>
       </w:r>
     </w:p>
     <w:p>
@@ -263,13 +334,15 @@
         <w:spacing w:after="40" w:line="260" w:lineRule="auto"/>
         <w:ind w:firstLine="426"/>
         <w:jc w:val="both"/>
-        <w:rPr/>
-      </w:pPr>
-      <w:r>
-        <w:rPr>
-          <w:rtl w:val="0"/>
-        </w:rPr>
-        <w:t xml:space="preserve">Марка, модель: {{МАРКА_МОДЕЛЬ}}</w:t>
+        <w:rPr>
+          <w:rFonts w:asciiTheme="majorHAnsi" w:hAnsiTheme="majorHAnsi" w:cstheme="majorHAnsi"/>
+        </w:rPr>
+      </w:pPr>
+      <w:r>
+        <w:rPr>
+          <w:rFonts w:asciiTheme="majorHAnsi" w:hAnsiTheme="majorHAnsi" w:cstheme="majorHAnsi"/>
+        </w:rPr>
+        <w:t>Марка, модель: {{МАРКА_МОДЕЛЬ}}</w:t>
       </w:r>
     </w:p>
     <w:p>
@@ -277,13 +350,15 @@
         <w:spacing w:after="40" w:line="260" w:lineRule="auto"/>
         <w:ind w:firstLine="426"/>
         <w:jc w:val="both"/>
-        <w:rPr/>
-      </w:pPr>
-      <w:r>
-        <w:rPr>
-          <w:rtl w:val="0"/>
-        </w:rPr>
-        <w:t xml:space="preserve">Идентификационный номер (VIN): {{VIN}}</w:t>
+        <w:rPr>
+          <w:rFonts w:asciiTheme="majorHAnsi" w:hAnsiTheme="majorHAnsi" w:cstheme="majorHAnsi"/>
+        </w:rPr>
+      </w:pPr>
+      <w:r>
+        <w:rPr>
+          <w:rFonts w:asciiTheme="majorHAnsi" w:hAnsiTheme="majorHAnsi" w:cstheme="majorHAnsi"/>
+        </w:rPr>
+        <w:t>Идентификационный номер (VIN): {{VIN}}</w:t>
       </w:r>
     </w:p>
     <w:p>
@@ -291,13 +366,15 @@
         <w:spacing w:after="60" w:line="260" w:lineRule="auto"/>
         <w:ind w:firstLine="426"/>
         <w:jc w:val="both"/>
-        <w:rPr/>
-      </w:pPr>
-      <w:r>
-        <w:rPr>
-          <w:rtl w:val="0"/>
-        </w:rPr>
-        <w:t xml:space="preserve">№ кузова: {{VIN}}</w:t>
+        <w:rPr>
+          <w:rFonts w:asciiTheme="majorHAnsi" w:hAnsiTheme="majorHAnsi" w:cstheme="majorHAnsi"/>
+        </w:rPr>
+      </w:pPr>
+      <w:r>
+        <w:rPr>
+          <w:rFonts w:asciiTheme="majorHAnsi" w:hAnsiTheme="majorHAnsi" w:cstheme="majorHAnsi"/>
+        </w:rPr>
+        <w:t>№ кузова: {{VIN}}</w:t>
       </w:r>
     </w:p>
     <w:p>
@@ -305,13 +382,15 @@
         <w:spacing w:after="40" w:line="260" w:lineRule="auto"/>
         <w:ind w:firstLine="426"/>
         <w:jc w:val="both"/>
-        <w:rPr/>
-      </w:pPr>
-      <w:r>
-        <w:rPr>
-          <w:rtl w:val="0"/>
-        </w:rPr>
-        <w:t xml:space="preserve">Год выпуска: {{ГОД_ВЫП}}</w:t>
+        <w:rPr>
+          <w:rFonts w:asciiTheme="majorHAnsi" w:hAnsiTheme="majorHAnsi" w:cstheme="majorHAnsi"/>
+        </w:rPr>
+      </w:pPr>
+      <w:r>
+        <w:rPr>
+          <w:rFonts w:asciiTheme="majorHAnsi" w:hAnsiTheme="majorHAnsi" w:cstheme="majorHAnsi"/>
+        </w:rPr>
+        <w:t>Год выпуска: {{ГОД_ВЫП}}</w:t>
       </w:r>
     </w:p>
     <w:p>
@@ -319,13 +398,15 @@
         <w:spacing w:after="60" w:line="260" w:lineRule="auto"/>
         <w:ind w:firstLine="426"/>
         <w:jc w:val="both"/>
-        <w:rPr/>
-      </w:pPr>
-      <w:r>
-        <w:rPr>
-          <w:rtl w:val="0"/>
-        </w:rPr>
-        <w:t xml:space="preserve">Цвет: {{ЦВЕТ}}</w:t>
+        <w:rPr>
+          <w:rFonts w:asciiTheme="majorHAnsi" w:hAnsiTheme="majorHAnsi" w:cstheme="majorHAnsi"/>
+        </w:rPr>
+      </w:pPr>
+      <w:r>
+        <w:rPr>
+          <w:rFonts w:asciiTheme="majorHAnsi" w:hAnsiTheme="majorHAnsi" w:cstheme="majorHAnsi"/>
+        </w:rPr>
+        <w:t>Цвет: {{ЦВЕТ}}</w:t>
       </w:r>
     </w:p>
     <w:p>
@@ -333,29 +414,35 @@
         <w:spacing w:after="60" w:line="260" w:lineRule="auto"/>
         <w:ind w:firstLine="425"/>
         <w:jc w:val="both"/>
-        <w:rPr/>
-      </w:pPr>
-      <w:r>
-        <w:rPr>
-          <w:b w:val="1"/>
-          <w:bCs w:val="1"/>
-          <w:color w:val="000000"/>
-          <w:rtl w:val="0"/>
-        </w:rPr>
-        <w:t xml:space="preserve">2.</w:t>
-      </w:r>
-      <w:r>
-        <w:rPr>
-          <w:color w:val="000000"/>
-          <w:rtl w:val="0"/>
+        <w:rPr>
+          <w:rFonts w:asciiTheme="majorHAnsi" w:hAnsiTheme="majorHAnsi" w:cstheme="majorHAnsi"/>
+        </w:rPr>
+      </w:pPr>
+      <w:r>
+        <w:rPr>
+          <w:rFonts w:asciiTheme="majorHAnsi" w:hAnsiTheme="majorHAnsi" w:cstheme="majorHAnsi"/>
+          <w:b/>
+          <w:bCs/>
+          <w:color w:val="000000"/>
+        </w:rPr>
+        <w:t>2</w:t>
+      </w:r>
+      <w:r>
+        <w:rPr>
+          <w:rFonts w:asciiTheme="majorHAnsi" w:hAnsiTheme="majorHAnsi" w:cstheme="majorHAnsi"/>
+          <w:b/>
+          <w:bCs/>
+          <w:color w:val="000000"/>
+        </w:rPr>
+        <w:t>.</w:t>
+      </w:r>
+      <w:r>
+        <w:rPr>
+          <w:rFonts w:asciiTheme="majorHAnsi" w:hAnsiTheme="majorHAnsi" w:cstheme="majorHAnsi"/>
+          <w:color w:val="000000"/>
         </w:rPr>
         <w:tab/>
-        <w:t xml:space="preserve">Указанное транспортное средство принадлежит Продавцу на основании ТПО (Таможенного приходного ордера) № {{НОМ_ТПО}}, выданного «{{ДЕНЬ_ТПО}}» {{МЕС_ТПО}} {{ГОД_ТПО}} г.</w:t>
-      </w:r>
-      <w:r>
-        <w:rPr>
-          <w:rtl w:val="0"/>
-        </w:rPr>
+        <w:t>Указанное транспортное средство принадлежит Продавцу на основании ТПО (Таможенного приходного ордера) № {{НОМ_ТПО}}, выданного «{{ДЕНЬ_ТПО}}» {{МЕС_ТПО}} {{ГОД_ТПО}} г.</w:t>
       </w:r>
     </w:p>
     <w:p>
@@ -363,29 +450,33 @@
         <w:spacing w:after="60" w:line="260" w:lineRule="auto"/>
         <w:ind w:firstLine="425"/>
         <w:jc w:val="both"/>
-        <w:rPr/>
-      </w:pPr>
-      <w:r>
-        <w:rPr>
-          <w:b w:val="1"/>
-          <w:bCs w:val="1"/>
-          <w:color w:val="000000"/>
-          <w:rtl w:val="0"/>
-        </w:rPr>
-        <w:t xml:space="preserve">3.</w:t>
-      </w:r>
-      <w:r>
-        <w:rPr>
-          <w:color w:val="000000"/>
-          <w:rtl w:val="0"/>
+        <w:rPr>
+          <w:rFonts w:asciiTheme="majorHAnsi" w:hAnsiTheme="majorHAnsi" w:cstheme="majorHAnsi"/>
+        </w:rPr>
+      </w:pPr>
+      <w:r>
+        <w:rPr>
+          <w:rFonts w:asciiTheme="majorHAnsi" w:hAnsiTheme="majorHAnsi" w:cstheme="majorHAnsi"/>
+          <w:b/>
+          <w:bCs/>
+          <w:color w:val="000000"/>
+        </w:rPr>
+        <w:t>3.</w:t>
+      </w:r>
+      <w:r>
+        <w:rPr>
+          <w:rFonts w:asciiTheme="majorHAnsi" w:hAnsiTheme="majorHAnsi" w:cstheme="majorHAnsi"/>
+          <w:color w:val="000000"/>
         </w:rPr>
         <w:tab/>
-        <w:t xml:space="preserve">Со слов Продавца на момент заключения настоящего Договора отчуждаемое транспортное средство никому не продано, не заложено, в споре и под запрещением (арестом) не состоит, а также не является предметом претензий третьих лиц. Все таможенные сборы, акцизы, а также утилизационный сбор уплачены.</w:t>
-      </w:r>
-      <w:r>
-        <w:rPr>
-          <w:rtl w:val="0"/>
-        </w:rPr>
+        <w:t>Со слов Продавца на момент заключения настоящего Договора отчуждаемое транспортное</w:t>
+      </w:r>
+      <w:r>
+        <w:rPr>
+          <w:rFonts w:asciiTheme="majorHAnsi" w:hAnsiTheme="majorHAnsi" w:cstheme="majorHAnsi"/>
+          <w:color w:val="000000"/>
+        </w:rPr>
+        <w:t xml:space="preserve"> средство никому не продано, не заложено, в споре и под запрещением (арестом) не состоит, а также не является предметом претензий третьих лиц. Все таможенные сборы, акцизы, а также утилизационный сбор уплачены.</w:t>
       </w:r>
     </w:p>
     <w:p>
@@ -393,29 +484,33 @@
         <w:spacing w:after="60" w:line="260" w:lineRule="auto"/>
         <w:ind w:firstLine="425"/>
         <w:jc w:val="both"/>
-        <w:rPr/>
-      </w:pPr>
-      <w:r>
-        <w:rPr>
-          <w:b w:val="1"/>
-          <w:bCs w:val="1"/>
-          <w:color w:val="000000"/>
-          <w:rtl w:val="0"/>
-        </w:rPr>
-        <w:t xml:space="preserve">4.</w:t>
-      </w:r>
-      <w:r>
-        <w:rPr>
-          <w:color w:val="000000"/>
-          <w:rtl w:val="0"/>
+        <w:rPr>
+          <w:rFonts w:asciiTheme="majorHAnsi" w:hAnsiTheme="majorHAnsi" w:cstheme="majorHAnsi"/>
+        </w:rPr>
+      </w:pPr>
+      <w:r>
+        <w:rPr>
+          <w:rFonts w:asciiTheme="majorHAnsi" w:hAnsiTheme="majorHAnsi" w:cstheme="majorHAnsi"/>
+          <w:b/>
+          <w:bCs/>
+          <w:color w:val="000000"/>
+        </w:rPr>
+        <w:t>4.</w:t>
+      </w:r>
+      <w:r>
+        <w:rPr>
+          <w:rFonts w:asciiTheme="majorHAnsi" w:hAnsiTheme="majorHAnsi" w:cstheme="majorHAnsi"/>
+          <w:color w:val="000000"/>
         </w:rPr>
         <w:tab/>
-        <w:t xml:space="preserve">Стоимость указанного транспортного средства согласована Сторонами и составляет: {{ЦЕНА_ЦИФРАМИ}} ({{ЦЕНА_ПРОПИСЬЮ}}) {{ВАЛЮТА}}.</w:t>
-      </w:r>
-      <w:r>
-        <w:rPr>
-          <w:rtl w:val="0"/>
-        </w:rPr>
+        <w:t>Стоимость указанного транспортного средств</w:t>
+      </w:r>
+      <w:r>
+        <w:rPr>
+          <w:rFonts w:asciiTheme="majorHAnsi" w:hAnsiTheme="majorHAnsi" w:cstheme="majorHAnsi"/>
+          <w:color w:val="000000"/>
+        </w:rPr>
+        <w:t>а согласована Сторонами и составляет: {{ЦЕНА_ЦИФРАМИ}} ({{ЦЕНА_ПРОПИСЬЮ}}) {{ВАЛЮТА}}.</w:t>
       </w:r>
     </w:p>
     <w:p>
@@ -423,29 +518,33 @@
         <w:spacing w:after="60" w:line="260" w:lineRule="auto"/>
         <w:ind w:firstLine="425"/>
         <w:jc w:val="both"/>
-        <w:rPr/>
-      </w:pPr>
-      <w:r>
-        <w:rPr>
-          <w:b w:val="1"/>
-          <w:bCs w:val="1"/>
-          <w:color w:val="000000"/>
-          <w:rtl w:val="0"/>
-        </w:rPr>
-        <w:t xml:space="preserve">5.</w:t>
-      </w:r>
-      <w:r>
-        <w:rPr>
-          <w:color w:val="000000"/>
-          <w:rtl w:val="0"/>
+        <w:rPr>
+          <w:rFonts w:asciiTheme="majorHAnsi" w:hAnsiTheme="majorHAnsi" w:cstheme="majorHAnsi"/>
+        </w:rPr>
+      </w:pPr>
+      <w:r>
+        <w:rPr>
+          <w:rFonts w:asciiTheme="majorHAnsi" w:hAnsiTheme="majorHAnsi" w:cstheme="majorHAnsi"/>
+          <w:b/>
+          <w:bCs/>
+          <w:color w:val="000000"/>
+        </w:rPr>
+        <w:t>5.</w:t>
+      </w:r>
+      <w:r>
+        <w:rPr>
+          <w:rFonts w:asciiTheme="majorHAnsi" w:hAnsiTheme="majorHAnsi" w:cstheme="majorHAnsi"/>
+          <w:color w:val="000000"/>
         </w:rPr>
         <w:tab/>
-        <w:t xml:space="preserve">Продавец передал, а Покупатель принял транспортное средство и относящиеся к нему документы. Передача осуществляется без составления отдельного акта приёма-передачи. Претензий к внешнему виду и техническому состоянию Покупатель не имеет.</w:t>
-      </w:r>
-      <w:r>
-        <w:rPr>
-          <w:rtl w:val="0"/>
-        </w:rPr>
+        <w:t>Продавец передал, а Покупатель принял транспортное средство и относящиеся к нему документы. Передача осуществляется без составления отдельного акта приёма-передачи. П</w:t>
+      </w:r>
+      <w:r>
+        <w:rPr>
+          <w:rFonts w:asciiTheme="majorHAnsi" w:hAnsiTheme="majorHAnsi" w:cstheme="majorHAnsi"/>
+          <w:color w:val="000000"/>
+        </w:rPr>
+        <w:t>ретензий к внешнему виду и техническому состоянию Покупатель не имеет.</w:t>
       </w:r>
     </w:p>
     <w:p>
@@ -453,29 +552,33 @@
         <w:spacing w:after="60" w:line="260" w:lineRule="auto"/>
         <w:ind w:firstLine="425"/>
         <w:jc w:val="both"/>
-        <w:rPr/>
-      </w:pPr>
-      <w:r>
-        <w:rPr>
-          <w:b w:val="1"/>
-          <w:bCs w:val="1"/>
-          <w:color w:val="000000"/>
-          <w:rtl w:val="0"/>
-        </w:rPr>
-        <w:t xml:space="preserve">6.</w:t>
-      </w:r>
-      <w:r>
-        <w:rPr>
-          <w:color w:val="000000"/>
-          <w:rtl w:val="0"/>
+        <w:rPr>
+          <w:rFonts w:asciiTheme="majorHAnsi" w:hAnsiTheme="majorHAnsi" w:cstheme="majorHAnsi"/>
+        </w:rPr>
+      </w:pPr>
+      <w:r>
+        <w:rPr>
+          <w:rFonts w:asciiTheme="majorHAnsi" w:hAnsiTheme="majorHAnsi" w:cstheme="majorHAnsi"/>
+          <w:b/>
+          <w:bCs/>
+          <w:color w:val="000000"/>
+        </w:rPr>
+        <w:t>6.</w:t>
+      </w:r>
+      <w:r>
+        <w:rPr>
+          <w:rFonts w:asciiTheme="majorHAnsi" w:hAnsiTheme="majorHAnsi" w:cstheme="majorHAnsi"/>
+          <w:color w:val="000000"/>
         </w:rPr>
         <w:tab/>
-        <w:t xml:space="preserve">Покупатель производит оплату транспортного средства наличными денежными средствами через платёжного агента — ОсОО «Авто Континент» (ИНН: 01905202610324) — в соответствии с Агентским договором № {{НОМЕР}} от «{{ДЕНЬ}}» {{МЕСЯЦ}} {{ГОД}} г. Продавец денежные средства получил.</w:t>
-      </w:r>
-      <w:r>
-        <w:rPr>
-          <w:rtl w:val="0"/>
-        </w:rPr>
+        <w:t xml:space="preserve">Покупатель производит оплату транспортного средства наличными денежными средствами через платёжного агента — ОсОО «Авто Континент» (ИНН: 01905202610324) — в соответствии с Агентским </w:t>
+      </w:r>
+      <w:r>
+        <w:rPr>
+          <w:rFonts w:asciiTheme="majorHAnsi" w:hAnsiTheme="majorHAnsi" w:cstheme="majorHAnsi"/>
+          <w:color w:val="000000"/>
+        </w:rPr>
+        <w:t>договором № {{НОМЕР}} от «{{ДЕНЬ}}» {{МЕСЯЦ}} {{ГОД}} г. Продавец денежные средства получил.</w:t>
       </w:r>
     </w:p>
     <w:p>
@@ -483,29 +586,26 @@
         <w:spacing w:after="60" w:line="260" w:lineRule="auto"/>
         <w:ind w:firstLine="425"/>
         <w:jc w:val="both"/>
-        <w:rPr/>
-      </w:pPr>
-      <w:r>
-        <w:rPr>
-          <w:b w:val="1"/>
-          <w:bCs w:val="1"/>
-          <w:color w:val="000000"/>
-          <w:rtl w:val="0"/>
-        </w:rPr>
-        <w:t xml:space="preserve">7.</w:t>
-      </w:r>
-      <w:r>
-        <w:rPr>
-          <w:color w:val="000000"/>
-          <w:rtl w:val="0"/>
+        <w:rPr>
+          <w:rFonts w:asciiTheme="majorHAnsi" w:hAnsiTheme="majorHAnsi" w:cstheme="majorHAnsi"/>
+        </w:rPr>
+      </w:pPr>
+      <w:r>
+        <w:rPr>
+          <w:rFonts w:asciiTheme="majorHAnsi" w:hAnsiTheme="majorHAnsi" w:cstheme="majorHAnsi"/>
+          <w:b/>
+          <w:bCs/>
+          <w:color w:val="000000"/>
+        </w:rPr>
+        <w:t>7.</w:t>
+      </w:r>
+      <w:r>
+        <w:rPr>
+          <w:rFonts w:asciiTheme="majorHAnsi" w:hAnsiTheme="majorHAnsi" w:cstheme="majorHAnsi"/>
+          <w:color w:val="000000"/>
         </w:rPr>
         <w:tab/>
-        <w:t xml:space="preserve">Право собственности на транспортное средство переходит к Покупателю с момента подписания настоящего Договора.</w:t>
-      </w:r>
-      <w:r>
-        <w:rPr>
-          <w:rtl w:val="0"/>
-        </w:rPr>
+        <w:t>Право собственности на транспортное средство переходит к Покупателю с момента подписания настоящего Договора.</w:t>
       </w:r>
     </w:p>
     <w:p>
@@ -513,202 +613,183 @@
         <w:spacing w:line="260" w:lineRule="auto"/>
         <w:ind w:firstLine="425"/>
         <w:jc w:val="both"/>
-        <w:rPr/>
-      </w:pPr>
-      <w:r>
-        <w:rPr>
-          <w:b w:val="1"/>
-          <w:bCs w:val="1"/>
-          <w:color w:val="000000"/>
-          <w:rtl w:val="0"/>
-        </w:rPr>
-        <w:t xml:space="preserve">8.</w:t>
-      </w:r>
-      <w:r>
-        <w:rPr>
-          <w:color w:val="000000"/>
-          <w:rtl w:val="0"/>
+        <w:rPr>
+          <w:rFonts w:asciiTheme="majorHAnsi" w:hAnsiTheme="majorHAnsi" w:cstheme="majorHAnsi"/>
+        </w:rPr>
+      </w:pPr>
+      <w:r>
+        <w:rPr>
+          <w:rFonts w:asciiTheme="majorHAnsi" w:hAnsiTheme="majorHAnsi" w:cstheme="majorHAnsi"/>
+          <w:b/>
+          <w:bCs/>
+          <w:color w:val="000000"/>
+        </w:rPr>
+        <w:t>8.</w:t>
+      </w:r>
+      <w:r>
+        <w:rPr>
+          <w:rFonts w:asciiTheme="majorHAnsi" w:hAnsiTheme="majorHAnsi" w:cstheme="majorHAnsi"/>
+          <w:color w:val="000000"/>
         </w:rPr>
         <w:tab/>
-        <w:t xml:space="preserve">Настоящий Договор составлен в трёх экземплярах, имеющих одинаковую юридическую силу, — по одному для каждой из Сторон и платёжного агента.</w:t>
-      </w:r>
-      <w:r>
-        <w:rPr>
-          <w:rtl w:val="0"/>
-        </w:rPr>
+        <w:t>Настоящий Договор составлен в трёх экземплярах,</w:t>
+      </w:r>
+      <w:r>
+        <w:rPr>
+          <w:rFonts w:asciiTheme="majorHAnsi" w:hAnsiTheme="majorHAnsi" w:cstheme="majorHAnsi"/>
+          <w:color w:val="000000"/>
+        </w:rPr>
+        <w:t xml:space="preserve"> имеющих одинаковую юридическую силу, — по одному для каждой из Сторон и платёжного агента.</w:t>
       </w:r>
     </w:p>
     <w:tbl>
       <w:tblPr>
-        <w:tblStyle w:val="Table2"/>
-        <w:tblW w:w="9688.0" w:type="dxa"/>
-        <w:jc w:val="left"/>
-        <w:tblInd w:w="-108.0" w:type="dxa"/>
+        <w:tblStyle w:val="a6"/>
+        <w:tblW w:w="9688" w:type="dxa"/>
+        <w:tblInd w:w="-108" w:type="dxa"/>
         <w:tblBorders>
-          <w:top w:color="000000" w:space="0" w:sz="4" w:val="single"/>
-          <w:left w:color="000000" w:space="0" w:sz="4" w:val="single"/>
-          <w:bottom w:color="000000" w:space="0" w:sz="4" w:val="single"/>
-          <w:right w:color="000000" w:space="0" w:sz="4" w:val="single"/>
-          <w:insideH w:color="000000" w:space="0" w:sz="4" w:val="single"/>
-          <w:insideV w:color="000000" w:space="0" w:sz="4" w:val="single"/>
+          <w:top w:val="single" w:sz="4" w:space="0" w:color="000000"/>
+          <w:left w:val="single" w:sz="4" w:space="0" w:color="000000"/>
+          <w:bottom w:val="single" w:sz="4" w:space="0" w:color="000000"/>
+          <w:right w:val="single" w:sz="4" w:space="0" w:color="000000"/>
+          <w:insideH w:val="single" w:sz="4" w:space="0" w:color="000000"/>
+          <w:insideV w:val="single" w:sz="4" w:space="0" w:color="000000"/>
         </w:tblBorders>
         <w:tblLayout w:type="fixed"/>
-        <w:tblLook w:val="0400"/>
+        <w:tblLook w:val="0400" w:firstRow="0" w:lastRow="0" w:firstColumn="0" w:lastColumn="0" w:noHBand="0" w:noVBand="1"/>
       </w:tblPr>
       <w:tblGrid>
         <w:gridCol w:w="4844"/>
         <w:gridCol w:w="4844"/>
-        <w:tblGridChange w:id="0">
-          <w:tblGrid>
-            <w:gridCol w:w="4844"/>
-            <w:gridCol w:w="4844"/>
-          </w:tblGrid>
-        </w:tblGridChange>
       </w:tblGrid>
       <w:tr>
-        <w:trPr>
-          <w:cantSplit w:val="0"/>
-          <w:tblHeader w:val="0"/>
-        </w:trPr>
         <w:tc>
           <w:tcPr>
+            <w:tcW w:w="4844" w:type="dxa"/>
             <w:tcBorders>
-              <w:top w:color="000000" w:space="0" w:sz="0" w:val="nil"/>
-              <w:left w:color="000000" w:space="0" w:sz="0" w:val="nil"/>
-              <w:bottom w:color="000000" w:space="0" w:sz="0" w:val="nil"/>
-              <w:right w:color="000000" w:space="0" w:sz="0" w:val="nil"/>
+              <w:top w:val="nil"/>
+              <w:left w:val="nil"/>
+              <w:bottom w:val="nil"/>
+              <w:right w:val="nil"/>
             </w:tcBorders>
           </w:tcPr>
           <w:p>
             <w:pPr>
-              <w:spacing w:after="20" w:before="20" w:line="260" w:lineRule="auto"/>
-              <w:rPr/>
+              <w:spacing w:before="20" w:after="20" w:line="260" w:lineRule="auto"/>
+              <w:rPr>
+                <w:rFonts w:asciiTheme="majorHAnsi" w:hAnsiTheme="majorHAnsi" w:cstheme="majorHAnsi"/>
+              </w:rPr>
             </w:pPr>
             <w:r>
               <w:rPr>
+                <w:rFonts w:asciiTheme="majorHAnsi" w:hAnsiTheme="majorHAnsi" w:cstheme="majorHAnsi"/>
                 <w:color w:val="000000"/>
                 <w:sz w:val="18"/>
                 <w:szCs w:val="18"/>
-                <w:rtl w:val="0"/>
               </w:rPr>
-              <w:t xml:space="preserve">(подпись, фамилия Продавец)</w:t>
-            </w:r>
-            <w:r>
-              <w:rPr>
-                <w:rtl w:val="0"/>
-              </w:rPr>
+              <w:t>(подпись, фамилия Продавец)</w:t>
             </w:r>
           </w:p>
           <w:p>
             <w:pPr>
-              <w:spacing w:after="20" w:before="20" w:line="260" w:lineRule="auto"/>
-              <w:rPr/>
+              <w:spacing w:before="20" w:after="20" w:line="260" w:lineRule="auto"/>
+              <w:rPr>
+                <w:rFonts w:asciiTheme="majorHAnsi" w:hAnsiTheme="majorHAnsi" w:cstheme="majorHAnsi"/>
+              </w:rPr>
+            </w:pPr>
+          </w:p>
+          <w:p>
+            <w:pPr>
+              <w:spacing w:before="20" w:after="20" w:line="260" w:lineRule="auto"/>
+              <w:rPr>
+                <w:rFonts w:asciiTheme="majorHAnsi" w:hAnsiTheme="majorHAnsi" w:cstheme="majorHAnsi"/>
+              </w:rPr>
             </w:pPr>
             <w:r>
               <w:rPr>
-                <w:rtl w:val="0"/>
+                <w:rFonts w:asciiTheme="majorHAnsi" w:hAnsiTheme="majorHAnsi" w:cstheme="majorHAnsi"/>
+                <w:color w:val="000000"/>
               </w:rPr>
+              <w:t>________________________________</w:t>
             </w:r>
           </w:p>
           <w:p>
             <w:pPr>
-              <w:spacing w:after="20" w:before="20" w:line="260" w:lineRule="auto"/>
-              <w:rPr/>
+              <w:spacing w:before="20" w:after="20" w:line="260" w:lineRule="auto"/>
+              <w:rPr>
+                <w:rFonts w:asciiTheme="majorHAnsi" w:hAnsiTheme="majorHAnsi" w:cstheme="majorHAnsi"/>
+              </w:rPr>
             </w:pPr>
             <w:r>
               <w:rPr>
-                <w:color w:val="000000"/>
-                <w:rtl w:val="0"/>
+                <w:rFonts w:asciiTheme="majorHAnsi" w:hAnsiTheme="majorHAnsi" w:cstheme="majorHAnsi"/>
               </w:rPr>
-              <w:t xml:space="preserve">________________________________</w:t>
-            </w:r>
-            <w:r>
-              <w:rPr>
-                <w:rtl w:val="0"/>
-              </w:rPr>
-            </w:r>
-          </w:p>
-          <w:p>
-            <w:pPr>
-              <w:spacing w:after="20" w:before="20" w:line="260" w:lineRule="auto"/>
-              <w:rPr/>
-            </w:pPr>
-            <w:r>
-              <w:rPr>
-                <w:rtl w:val="0"/>
-              </w:rPr>
-              <w:t xml:space="preserve">{{ПРОДАВЕЦ_ИНИЦИАЛЫ}}</w:t>
+              <w:t>{{ПРОДАВЕЦ_ИНИЦИАЛЫ}}</w:t>
             </w:r>
           </w:p>
         </w:tc>
         <w:tc>
           <w:tcPr>
+            <w:tcW w:w="4844" w:type="dxa"/>
             <w:tcBorders>
-              <w:top w:color="000000" w:space="0" w:sz="0" w:val="nil"/>
-              <w:left w:color="000000" w:space="0" w:sz="0" w:val="nil"/>
-              <w:bottom w:color="000000" w:space="0" w:sz="0" w:val="nil"/>
-              <w:right w:color="000000" w:space="0" w:sz="0" w:val="nil"/>
+              <w:top w:val="nil"/>
+              <w:left w:val="nil"/>
+              <w:bottom w:val="nil"/>
+              <w:right w:val="nil"/>
             </w:tcBorders>
           </w:tcPr>
           <w:p>
             <w:pPr>
-              <w:spacing w:after="20" w:before="20" w:line="260" w:lineRule="auto"/>
-              <w:rPr/>
+              <w:spacing w:before="20" w:after="20" w:line="260" w:lineRule="auto"/>
+              <w:rPr>
+                <w:rFonts w:asciiTheme="majorHAnsi" w:hAnsiTheme="majorHAnsi" w:cstheme="majorHAnsi"/>
+              </w:rPr>
             </w:pPr>
             <w:r>
               <w:rPr>
+                <w:rFonts w:asciiTheme="majorHAnsi" w:hAnsiTheme="majorHAnsi" w:cstheme="majorHAnsi"/>
                 <w:color w:val="000000"/>
                 <w:sz w:val="18"/>
                 <w:szCs w:val="18"/>
-                <w:rtl w:val="0"/>
               </w:rPr>
-              <w:t xml:space="preserve">(подпись, фамилия Покупатель)</w:t>
-            </w:r>
-            <w:r>
-              <w:rPr>
-                <w:rtl w:val="0"/>
-              </w:rPr>
+              <w:t>(подпись, фамилия Покупатель)</w:t>
             </w:r>
           </w:p>
           <w:p>
             <w:pPr>
-              <w:spacing w:after="20" w:before="20" w:line="260" w:lineRule="auto"/>
-              <w:rPr/>
+              <w:spacing w:before="20" w:after="20" w:line="260" w:lineRule="auto"/>
+              <w:rPr>
+                <w:rFonts w:asciiTheme="majorHAnsi" w:hAnsiTheme="majorHAnsi" w:cstheme="majorHAnsi"/>
+              </w:rPr>
+            </w:pPr>
+          </w:p>
+          <w:p>
+            <w:pPr>
+              <w:spacing w:before="20" w:after="20" w:line="260" w:lineRule="auto"/>
+              <w:rPr>
+                <w:rFonts w:asciiTheme="majorHAnsi" w:hAnsiTheme="majorHAnsi" w:cstheme="majorHAnsi"/>
+              </w:rPr>
             </w:pPr>
             <w:r>
               <w:rPr>
-                <w:rtl w:val="0"/>
+                <w:rFonts w:asciiTheme="majorHAnsi" w:hAnsiTheme="majorHAnsi" w:cstheme="majorHAnsi"/>
+                <w:color w:val="000000"/>
               </w:rPr>
+              <w:t>________________________________</w:t>
             </w:r>
           </w:p>
           <w:p>
             <w:pPr>
-              <w:spacing w:after="20" w:before="20" w:line="260" w:lineRule="auto"/>
-              <w:rPr/>
+              <w:spacing w:before="20" w:after="20" w:line="260" w:lineRule="auto"/>
+              <w:rPr>
+                <w:rFonts w:asciiTheme="majorHAnsi" w:hAnsiTheme="majorHAnsi" w:cstheme="majorHAnsi"/>
+              </w:rPr>
             </w:pPr>
             <w:r>
               <w:rPr>
-                <w:color w:val="000000"/>
-                <w:rtl w:val="0"/>
+                <w:rFonts w:asciiTheme="majorHAnsi" w:hAnsiTheme="majorHAnsi" w:cstheme="majorHAnsi"/>
               </w:rPr>
-              <w:t xml:space="preserve">________________________________</w:t>
-            </w:r>
-            <w:r>
-              <w:rPr>
-                <w:rtl w:val="0"/>
-              </w:rPr>
-            </w:r>
-          </w:p>
-          <w:p>
-            <w:pPr>
-              <w:spacing w:after="20" w:before="20" w:line="260" w:lineRule="auto"/>
-              <w:rPr/>
-            </w:pPr>
-            <w:r>
-              <w:rPr>
-                <w:rtl w:val="0"/>
-              </w:rPr>
-              <w:t xml:space="preserve">{{ПОКУПАТЕЛЬ_ИНИЦИАЛЫ}}</w:t>
+              <w:t>{{ПОКУПАТЕЛЬ_ИНИЦИАЛЫ}}</w:t>
             </w:r>
           </w:p>
         </w:tc>
@@ -716,85 +797,106 @@
     </w:tbl>
     <w:p>
       <w:pPr>
-        <w:rPr/>
-      </w:pPr>
-      <w:r>
-        <w:rPr>
-          <w:rtl w:val="0"/>
-        </w:rPr>
-      </w:r>
+        <w:rPr>
+          <w:rFonts w:asciiTheme="majorHAnsi" w:hAnsiTheme="majorHAnsi" w:cstheme="majorHAnsi"/>
+        </w:rPr>
+      </w:pPr>
     </w:p>
     <w:sectPr>
-      <w:footerReference r:id="rId7" w:type="default"/>
-      <w:pgSz w:h="15840" w:w="12240" w:orient="portrait"/>
-      <w:pgMar w:bottom="566.9291338582677" w:top="566.9291338582677" w:left="1700.7874015748032" w:right="850.3937007874016" w:header="720" w:footer="720"/>
+      <w:footerReference w:type="default" r:id="rId7"/>
+      <w:pgSz w:w="12240" w:h="15840"/>
+      <w:pgMar w:top="566" w:right="850" w:bottom="566" w:left="1700" w:header="720" w:footer="720" w:gutter="0"/>
       <w:pgNumType w:start="1"/>
+      <w:cols w:space="720"/>
     </w:sectPr>
   </w:body>
 </w:document>
 </file>
 
+<file path=word/endnotes.xml><?xml version="1.0" encoding="utf-8"?>
+<w:endnotes xmlns:wpc="http://schemas.microsoft.com/office/word/2010/wordprocessingCanvas" xmlns:cx="http://schemas.microsoft.com/office/drawing/2014/chartex" xmlns:cx1="http://schemas.microsoft.com/office/drawing/2015/9/8/chartex" xmlns:cx2="http://schemas.microsoft.com/office/drawing/2015/10/21/chartex" xmlns:cx3="http://schemas.microsoft.com/office/drawing/2016/5/9/chartex" xmlns:cx4="http://schemas.microsoft.com/office/drawing/2016/5/10/chartex" xmlns:cx5="http://schemas.microsoft.com/office/drawing/2016/5/11/chartex" xmlns:cx6="http://schemas.microsoft.com/office/drawing/2016/5/12/chartex" xmlns:cx7="http://schemas.microsoft.com/office/drawing/2016/5/13/chartex" xmlns:cx8="http://schemas.microsoft.com/office/drawing/2016/5/14/chartex" xmlns:mc="http://schemas.openxmlformats.org/markup-compatibility/2006" xmlns:aink="http://schemas.microsoft.com/office/drawing/2016/ink" xmlns:am3d="http://schemas.microsoft.com/office/drawing/2017/model3d" xmlns:o="urn:schemas-microsoft-com:office:office" xmlns:r="http://schemas.openxmlformats.org/officeDocument/2006/relationships" xmlns:m="http://schemas.openxmlformats.org/officeDocument/2006/math" xmlns:v="urn:schemas-microsoft-com:vml" xmlns:wp14="http://schemas.microsoft.com/office/word/2010/wordprocessingDrawing" xmlns:wp="http://schemas.openxmlformats.org/drawingml/2006/wordprocessingDrawing" xmlns:w10="urn:schemas-microsoft-com:office:word" xmlns:w="http://schemas.openxmlformats.org/wordprocessingml/2006/main" xmlns:w14="http://schemas.microsoft.com/office/word/2010/wordml" xmlns:w15="http://schemas.microsoft.com/office/word/2012/wordml" xmlns:w16cex="http://schemas.microsoft.com/office/word/2018/wordml/cex" xmlns:w16cid="http://schemas.microsoft.com/office/word/2016/wordml/cid" xmlns:w16="http://schemas.microsoft.com/office/word/2018/wordml" xmlns:w16sdtdh="http://schemas.microsoft.com/office/word/2020/wordml/sdtdatahash" xmlns:w16se="http://schemas.microsoft.com/office/word/2015/wordml/symex" xmlns:wpg="http://schemas.microsoft.com/office/word/2010/wordprocessingGroup" xmlns:wpi="http://schemas.microsoft.com/office/word/2010/wordprocessingInk" xmlns:wne="http://schemas.microsoft.com/office/word/2006/wordml" xmlns:wps="http://schemas.microsoft.com/office/word/2010/wordprocessingShape" mc:Ignorable="w14 w15 w16se w16cid w16 w16cex w16sdtdh wp14">
+  <w:endnote w:type="separator" w:id="-1">
+    <w:p>
+      <w:pPr>
+        <w:spacing w:after="0" w:line="240" w:lineRule="auto"/>
+      </w:pPr>
+      <w:r>
+        <w:separator/>
+      </w:r>
+    </w:p>
+  </w:endnote>
+  <w:endnote w:type="continuationSeparator" w:id="0">
+    <w:p>
+      <w:pPr>
+        <w:spacing w:after="0" w:line="240" w:lineRule="auto"/>
+      </w:pPr>
+      <w:r>
+        <w:continuationSeparator/>
+      </w:r>
+    </w:p>
+  </w:endnote>
+</w:endnotes>
+</file>
+
 <file path=word/footer1.xml><?xml version="1.0" encoding="utf-8"?>
-<w:ftr xmlns:mc="http://schemas.openxmlformats.org/markup-compatibility/2006" xmlns:o="urn:schemas-microsoft-com:office:office" xmlns:r="http://schemas.openxmlformats.org/officeDocument/2006/relationships" xmlns:m="http://schemas.openxmlformats.org/officeDocument/2006/math" xmlns:v="urn:schemas-microsoft-com:vml" xmlns:wp="http://schemas.openxmlformats.org/drawingml/2006/wordprocessingDrawing" xmlns:w10="urn:schemas-microsoft-com:office:word" xmlns:w="http://schemas.openxmlformats.org/wordprocessingml/2006/main" xmlns:wne="http://schemas.microsoft.com/office/word/2006/wordml" xmlns:sl="http://schemas.openxmlformats.org/schemaLibrary/2006/main" xmlns:a="http://schemas.openxmlformats.org/drawingml/2006/main" xmlns:pic="http://schemas.openxmlformats.org/drawingml/2006/picture" xmlns:c="http://schemas.openxmlformats.org/drawingml/2006/chart" xmlns:lc="http://schemas.openxmlformats.org/drawingml/2006/lockedCanvas" xmlns:dgm="http://schemas.openxmlformats.org/drawingml/2006/diagram" xmlns:wps="http://schemas.microsoft.com/office/word/2010/wordprocessingShape" xmlns:wpg="http://schemas.microsoft.com/office/word/2010/wordprocessingGroup" xmlns:w14="http://schemas.microsoft.com/office/word/2010/wordml" xmlns:w15="http://schemas.microsoft.com/office/word/2012/wordml" xmlns:w16="http://schemas.microsoft.com/office/word/2018/wordml" xmlns:w16cex="http://schemas.microsoft.com/office/word/2018/wordml/cex" xmlns:w16cid="http://schemas.microsoft.com/office/word/2016/wordml/cid" xmlns="http://schemas.microsoft.com/office/tasks/2019/documenttasks" xmlns:cr="http://schemas.microsoft.com/office/comments/2020/reactions">
+<w:ftr xmlns:wpc="http://schemas.microsoft.com/office/word/2010/wordprocessingCanvas" xmlns:cx="http://schemas.microsoft.com/office/drawing/2014/chartex" xmlns:cx1="http://schemas.microsoft.com/office/drawing/2015/9/8/chartex" xmlns:cx2="http://schemas.microsoft.com/office/drawing/2015/10/21/chartex" xmlns:cx3="http://schemas.microsoft.com/office/drawing/2016/5/9/chartex" xmlns:cx4="http://schemas.microsoft.com/office/drawing/2016/5/10/chartex" xmlns:cx5="http://schemas.microsoft.com/office/drawing/2016/5/11/chartex" xmlns:cx6="http://schemas.microsoft.com/office/drawing/2016/5/12/chartex" xmlns:cx7="http://schemas.microsoft.com/office/drawing/2016/5/13/chartex" xmlns:cx8="http://schemas.microsoft.com/office/drawing/2016/5/14/chartex" xmlns:mc="http://schemas.openxmlformats.org/markup-compatibility/2006" xmlns:aink="http://schemas.microsoft.com/office/drawing/2016/ink" xmlns:am3d="http://schemas.microsoft.com/office/drawing/2017/model3d" xmlns:o="urn:schemas-microsoft-com:office:office" xmlns:r="http://schemas.openxmlformats.org/officeDocument/2006/relationships" xmlns:m="http://schemas.openxmlformats.org/officeDocument/2006/math" xmlns:v="urn:schemas-microsoft-com:vml" xmlns:wp14="http://schemas.microsoft.com/office/word/2010/wordprocessingDrawing" xmlns:wp="http://schemas.openxmlformats.org/drawingml/2006/wordprocessingDrawing" xmlns:w10="urn:schemas-microsoft-com:office:word" xmlns:w="http://schemas.openxmlformats.org/wordprocessingml/2006/main" xmlns:w14="http://schemas.microsoft.com/office/word/2010/wordml" xmlns:w15="http://schemas.microsoft.com/office/word/2012/wordml" xmlns:w16cex="http://schemas.microsoft.com/office/word/2018/wordml/cex" xmlns:w16cid="http://schemas.microsoft.com/office/word/2016/wordml/cid" xmlns:w16="http://schemas.microsoft.com/office/word/2018/wordml" xmlns:w16sdtdh="http://schemas.microsoft.com/office/word/2020/wordml/sdtdatahash" xmlns:w16se="http://schemas.microsoft.com/office/word/2015/wordml/symex" xmlns:wpg="http://schemas.microsoft.com/office/word/2010/wordprocessingGroup" xmlns:wpi="http://schemas.microsoft.com/office/word/2010/wordprocessingInk" xmlns:wne="http://schemas.microsoft.com/office/word/2006/wordml" xmlns:wps="http://schemas.microsoft.com/office/word/2010/wordprocessingShape" mc:Ignorable="w14 w15 w16se w16cid w16 w16cex w16sdtdh wp14">
   <w:p>
     <w:pPr>
-      <w:keepNext w:val="0"/>
-      <w:keepLines w:val="0"/>
-      <w:pageBreakBefore w:val="0"/>
-      <w:widowControl w:val="1"/>
       <w:pBdr>
-        <w:top w:space="0" w:sz="0" w:val="nil"/>
-        <w:left w:space="0" w:sz="0" w:val="nil"/>
-        <w:bottom w:space="0" w:sz="0" w:val="nil"/>
-        <w:right w:space="0" w:sz="0" w:val="nil"/>
-        <w:between w:space="0" w:sz="0" w:val="nil"/>
+        <w:top w:val="nil"/>
+        <w:left w:val="nil"/>
+        <w:bottom w:val="nil"/>
+        <w:right w:val="nil"/>
+        <w:between w:val="nil"/>
       </w:pBdr>
-      <w:shd w:fill="auto" w:val="clear"/>
       <w:tabs>
-        <w:tab w:val="center" w:leader="none" w:pos="4680"/>
-        <w:tab w:val="right" w:leader="none" w:pos="9360"/>
+        <w:tab w:val="center" w:pos="4680"/>
+        <w:tab w:val="right" w:pos="9360"/>
       </w:tabs>
-      <w:spacing w:after="0" w:before="0" w:line="200" w:lineRule="auto"/>
-      <w:ind w:left="0" w:right="0" w:firstLine="0"/>
+      <w:spacing w:after="0" w:line="200" w:lineRule="auto"/>
       <w:jc w:val="center"/>
       <w:rPr>
-        <w:rFonts w:ascii="Cambria" w:cs="Cambria" w:eastAsia="Cambria" w:hAnsi="Cambria"/>
-        <w:b w:val="0"/>
-        <w:bCs w:val="0"/>
-        <w:i w:val="0"/>
-        <w:iCs w:val="0"/>
-        <w:smallCaps w:val="0"/>
-        <w:strike w:val="0"/>
         <w:color w:val="000000"/>
-        <w:sz w:val="21"/>
-        <w:szCs w:val="21"/>
-        <w:u w:val="none"/>
-        <w:shd w:fill="auto" w:val="clear"/>
-        <w:vertAlign w:val="baseline"/>
       </w:rPr>
     </w:pPr>
-    <w:r>
-      <w:rPr>
-        <w:rtl w:val="0"/>
-      </w:rPr>
-    </w:r>
   </w:p>
 </w:ftr>
 </file>
 
-<file path=word/numbering.xml><?xml version="1.0" encoding="utf-8"?>
-<w:numbering xmlns:mc="http://schemas.openxmlformats.org/markup-compatibility/2006" xmlns:o="urn:schemas-microsoft-com:office:office" xmlns:r="http://schemas.openxmlformats.org/officeDocument/2006/relationships" xmlns:m="http://schemas.openxmlformats.org/officeDocument/2006/math" xmlns:v="urn:schemas-microsoft-com:vml" xmlns:wp="http://schemas.openxmlformats.org/drawingml/2006/wordprocessingDrawing" xmlns:w10="urn:schemas-microsoft-com:office:word" xmlns:w="http://schemas.openxmlformats.org/wordprocessingml/2006/main" xmlns:wne="http://schemas.microsoft.com/office/word/2006/wordml" xmlns:sl="http://schemas.openxmlformats.org/schemaLibrary/2006/main" xmlns:a="http://schemas.openxmlformats.org/drawingml/2006/main" xmlns:pic="http://schemas.openxmlformats.org/drawingml/2006/picture" xmlns:c="http://schemas.openxmlformats.org/drawingml/2006/chart" xmlns:lc="http://schemas.openxmlformats.org/drawingml/2006/lockedCanvas" xmlns:dgm="http://schemas.openxmlformats.org/drawingml/2006/diagram" xmlns:wps="http://schemas.microsoft.com/office/word/2010/wordprocessingShape" xmlns:wpg="http://schemas.microsoft.com/office/word/2010/wordprocessingGroup" xmlns:w14="http://schemas.microsoft.com/office/word/2010/wordml" xmlns:w15="http://schemas.microsoft.com/office/word/2012/wordml" xmlns:w16="http://schemas.microsoft.com/office/word/2018/wordml" xmlns:w16cex="http://schemas.microsoft.com/office/word/2018/wordml/cex" xmlns:w16cid="http://schemas.microsoft.com/office/word/2016/wordml/cid" xmlns="http://schemas.microsoft.com/office/tasks/2019/documenttasks" xmlns:cr="http://schemas.microsoft.com/office/comments/2020/reactions"/>
+<file path=word/footnotes.xml><?xml version="1.0" encoding="utf-8"?>
+<w:footnotes xmlns:wpc="http://schemas.microsoft.com/office/word/2010/wordprocessingCanvas" xmlns:cx="http://schemas.microsoft.com/office/drawing/2014/chartex" xmlns:cx1="http://schemas.microsoft.com/office/drawing/2015/9/8/chartex" xmlns:cx2="http://schemas.microsoft.com/office/drawing/2015/10/21/chartex" xmlns:cx3="http://schemas.microsoft.com/office/drawing/2016/5/9/chartex" xmlns:cx4="http://schemas.microsoft.com/office/drawing/2016/5/10/chartex" xmlns:cx5="http://schemas.microsoft.com/office/drawing/2016/5/11/chartex" xmlns:cx6="http://schemas.microsoft.com/office/drawing/2016/5/12/chartex" xmlns:cx7="http://schemas.microsoft.com/office/drawing/2016/5/13/chartex" xmlns:cx8="http://schemas.microsoft.com/office/drawing/2016/5/14/chartex" xmlns:mc="http://schemas.openxmlformats.org/markup-compatibility/2006" xmlns:aink="http://schemas.microsoft.com/office/drawing/2016/ink" xmlns:am3d="http://schemas.microsoft.com/office/drawing/2017/model3d" xmlns:o="urn:schemas-microsoft-com:office:office" xmlns:r="http://schemas.openxmlformats.org/officeDocument/2006/relationships" xmlns:m="http://schemas.openxmlformats.org/officeDocument/2006/math" xmlns:v="urn:schemas-microsoft-com:vml" xmlns:wp14="http://schemas.microsoft.com/office/word/2010/wordprocessingDrawing" xmlns:wp="http://schemas.openxmlformats.org/drawingml/2006/wordprocessingDrawing" xmlns:w10="urn:schemas-microsoft-com:office:word" xmlns:w="http://schemas.openxmlformats.org/wordprocessingml/2006/main" xmlns:w14="http://schemas.microsoft.com/office/word/2010/wordml" xmlns:w15="http://schemas.microsoft.com/office/word/2012/wordml" xmlns:w16cex="http://schemas.microsoft.com/office/word/2018/wordml/cex" xmlns:w16cid="http://schemas.microsoft.com/office/word/2016/wordml/cid" xmlns:w16="http://schemas.microsoft.com/office/word/2018/wordml" xmlns:w16sdtdh="http://schemas.microsoft.com/office/word/2020/wordml/sdtdatahash" xmlns:w16se="http://schemas.microsoft.com/office/word/2015/wordml/symex" xmlns:wpg="http://schemas.microsoft.com/office/word/2010/wordprocessingGroup" xmlns:wpi="http://schemas.microsoft.com/office/word/2010/wordprocessingInk" xmlns:wne="http://schemas.microsoft.com/office/word/2006/wordml" xmlns:wps="http://schemas.microsoft.com/office/word/2010/wordprocessingShape" mc:Ignorable="w14 w15 w16se w16cid w16 w16cex w16sdtdh wp14">
+  <w:footnote w:type="separator" w:id="-1">
+    <w:p>
+      <w:pPr>
+        <w:spacing w:after="0" w:line="240" w:lineRule="auto"/>
+      </w:pPr>
+      <w:r>
+        <w:separator/>
+      </w:r>
+    </w:p>
+  </w:footnote>
+  <w:footnote w:type="continuationSeparator" w:id="0">
+    <w:p>
+      <w:pPr>
+        <w:spacing w:after="0" w:line="240" w:lineRule="auto"/>
+      </w:pPr>
+      <w:r>
+        <w:continuationSeparator/>
+      </w:r>
+    </w:p>
+  </w:footnote>
+</w:footnotes>
 </file>
 
 <file path=word/styles.xml><?xml version="1.0" encoding="utf-8"?>
-<w:styles xmlns:mc="http://schemas.openxmlformats.org/markup-compatibility/2006" xmlns:o="urn:schemas-microsoft-com:office:office" xmlns:r="http://schemas.openxmlformats.org/officeDocument/2006/relationships" xmlns:m="http://schemas.openxmlformats.org/officeDocument/2006/math" xmlns:v="urn:schemas-microsoft-com:vml" xmlns:wp="http://schemas.openxmlformats.org/drawingml/2006/wordprocessingDrawing" xmlns:w10="urn:schemas-microsoft-com:office:word" xmlns:w="http://schemas.openxmlformats.org/wordprocessingml/2006/main" xmlns:wne="http://schemas.microsoft.com/office/word/2006/wordml" xmlns:sl="http://schemas.openxmlformats.org/schemaLibrary/2006/main" xmlns:a="http://schemas.openxmlformats.org/drawingml/2006/main" xmlns:pic="http://schemas.openxmlformats.org/drawingml/2006/picture" xmlns:c="http://schemas.openxmlformats.org/drawingml/2006/chart" xmlns:lc="http://schemas.openxmlformats.org/drawingml/2006/lockedCanvas" xmlns:dgm="http://schemas.openxmlformats.org/drawingml/2006/diagram" xmlns:wps="http://schemas.microsoft.com/office/word/2010/wordprocessingShape" xmlns:wpg="http://schemas.microsoft.com/office/word/2010/wordprocessingGroup" xmlns:w14="http://schemas.microsoft.com/office/word/2010/wordml" xmlns:w15="http://schemas.microsoft.com/office/word/2012/wordml" xmlns:w16="http://schemas.microsoft.com/office/word/2018/wordml" xmlns:w16cex="http://schemas.microsoft.com/office/word/2018/wordml/cex" xmlns:w16cid="http://schemas.microsoft.com/office/word/2016/wordml/cid" xmlns="http://schemas.microsoft.com/office/tasks/2019/documenttasks" xmlns:cr="http://schemas.microsoft.com/office/comments/2020/reactions">
+<w:styles xmlns:mc="http://schemas.openxmlformats.org/markup-compatibility/2006" xmlns:r="http://schemas.openxmlformats.org/officeDocument/2006/relationships" xmlns:w="http://schemas.openxmlformats.org/wordprocessingml/2006/main" xmlns:w14="http://schemas.microsoft.com/office/word/2010/wordml" xmlns:w15="http://schemas.microsoft.com/office/word/2012/wordml" xmlns:w16cex="http://schemas.microsoft.com/office/word/2018/wordml/cex" xmlns:w16cid="http://schemas.microsoft.com/office/word/2016/wordml/cid" xmlns:w16="http://schemas.microsoft.com/office/word/2018/wordml" xmlns:w16sdtdh="http://schemas.microsoft.com/office/word/2020/wordml/sdtdatahash" xmlns:w16se="http://schemas.microsoft.com/office/word/2015/wordml/symex" mc:Ignorable="w14 w15 w16se w16cid w16 w16cex w16sdtdh">
   <w:docDefaults>
     <w:rPrDefault>
       <w:rPr>
-        <w:rFonts w:ascii="Cambria" w:cs="Cambria" w:eastAsia="Cambria" w:hAnsi="Cambria"/>
+        <w:rFonts w:ascii="Cambria" w:eastAsia="Cambria" w:hAnsi="Cambria" w:cs="Cambria"/>
         <w:sz w:val="21"/>
         <w:szCs w:val="21"/>
-        <w:lang w:val="ru"/>
+        <w:lang w:val="ru" w:eastAsia="ru-RU" w:bidi="ar-SA"/>
       </w:rPr>
     </w:rPrDefault>
     <w:pPrDefault>
@@ -803,152 +905,589 @@
       </w:pPr>
     </w:pPrDefault>
   </w:docDefaults>
-  <w:style w:type="table" w:styleId="TableNormal" w:default="1">
-    <w:name w:val="TableNormal"/>
-    <w:tblPr>
-      <w:tblCellMar>
-        <w:top w:w="100.0" w:type="dxa"/>
-        <w:left w:w="100.0" w:type="dxa"/>
-        <w:bottom w:w="100.0" w:type="dxa"/>
-        <w:right w:w="100.0" w:type="dxa"/>
-      </w:tblCellMar>
-    </w:tblPr>
+  <w:latentStyles w:defLockedState="0" w:defUIPriority="99" w:defSemiHidden="0" w:defUnhideWhenUsed="0" w:defQFormat="0" w:count="376">
+    <w:lsdException w:name="Normal" w:uiPriority="0" w:qFormat="1"/>
+    <w:lsdException w:name="heading 1" w:uiPriority="9" w:qFormat="1"/>
+    <w:lsdException w:name="heading 2" w:semiHidden="1" w:uiPriority="9" w:unhideWhenUsed="1" w:qFormat="1"/>
+    <w:lsdException w:name="heading 3" w:semiHidden="1" w:uiPriority="9" w:unhideWhenUsed="1" w:qFormat="1"/>
+    <w:lsdException w:name="heading 4" w:semiHidden="1" w:uiPriority="9" w:unhideWhenUsed="1" w:qFormat="1"/>
+    <w:lsdException w:name="heading 5" w:semiHidden="1" w:uiPriority="9" w:unhideWhenUsed="1" w:qFormat="1"/>
+    <w:lsdException w:name="heading 6" w:semiHidden="1" w:uiPriority="9" w:unhideWhenUsed="1" w:qFormat="1"/>
+    <w:lsdException w:name="heading 7" w:semiHidden="1" w:uiPriority="9" w:unhideWhenUsed="1" w:qFormat="1"/>
+    <w:lsdException w:name="heading 8" w:semiHidden="1" w:uiPriority="9" w:unhideWhenUsed="1" w:qFormat="1"/>
+    <w:lsdException w:name="heading 9" w:semiHidden="1" w:uiPriority="9" w:unhideWhenUsed="1" w:qFormat="1"/>
+    <w:lsdException w:name="index 1" w:semiHidden="1" w:unhideWhenUsed="1"/>
+    <w:lsdException w:name="index 2" w:semiHidden="1" w:unhideWhenUsed="1"/>
+    <w:lsdException w:name="index 3" w:semiHidden="1" w:unhideWhenUsed="1"/>
+    <w:lsdException w:name="index 4" w:semiHidden="1" w:unhideWhenUsed="1"/>
+    <w:lsdException w:name="index 5" w:semiHidden="1" w:unhideWhenUsed="1"/>
+    <w:lsdException w:name="index 6" w:semiHidden="1" w:unhideWhenUsed="1"/>
+    <w:lsdException w:name="index 7" w:semiHidden="1" w:unhideWhenUsed="1"/>
+    <w:lsdException w:name="index 8" w:semiHidden="1" w:unhideWhenUsed="1"/>
+    <w:lsdException w:name="index 9" w:semiHidden="1" w:unhideWhenUsed="1"/>
+    <w:lsdException w:name="toc 1" w:semiHidden="1" w:uiPriority="39" w:unhideWhenUsed="1"/>
+    <w:lsdException w:name="toc 2" w:semiHidden="1" w:uiPriority="39" w:unhideWhenUsed="1"/>
+    <w:lsdException w:name="toc 3" w:semiHidden="1" w:uiPriority="39" w:unhideWhenUsed="1"/>
+    <w:lsdException w:name="toc 4" w:semiHidden="1" w:uiPriority="39" w:unhideWhenUsed="1"/>
+    <w:lsdException w:name="toc 5" w:semiHidden="1" w:uiPriority="39" w:unhideWhenUsed="1"/>
+    <w:lsdException w:name="toc 6" w:semiHidden="1" w:uiPriority="39" w:unhideWhenUsed="1"/>
+    <w:lsdException w:name="toc 7" w:semiHidden="1" w:uiPriority="39" w:unhideWhenUsed="1"/>
+    <w:lsdException w:name="toc 8" w:semiHidden="1" w:uiPriority="39" w:unhideWhenUsed="1"/>
+    <w:lsdException w:name="toc 9" w:semiHidden="1" w:uiPriority="39" w:unhideWhenUsed="1"/>
+    <w:lsdException w:name="Normal Indent" w:semiHidden="1" w:unhideWhenUsed="1"/>
+    <w:lsdException w:name="footnote text" w:semiHidden="1" w:unhideWhenUsed="1"/>
+    <w:lsdException w:name="annotation text" w:semiHidden="1" w:unhideWhenUsed="1"/>
+    <w:lsdException w:name="header" w:semiHidden="1" w:unhideWhenUsed="1"/>
+    <w:lsdException w:name="footer" w:semiHidden="1" w:unhideWhenUsed="1"/>
+    <w:lsdException w:name="index heading" w:semiHidden="1" w:unhideWhenUsed="1"/>
+    <w:lsdException w:name="caption" w:semiHidden="1" w:uiPriority="35" w:unhideWhenUsed="1" w:qFormat="1"/>
+    <w:lsdException w:name="table of figures" w:semiHidden="1" w:unhideWhenUsed="1"/>
+    <w:lsdException w:name="envelope address" w:semiHidden="1" w:unhideWhenUsed="1"/>
+    <w:lsdException w:name="envelope return" w:semiHidden="1" w:unhideWhenUsed="1"/>
+    <w:lsdException w:name="footnote reference" w:semiHidden="1" w:unhideWhenUsed="1"/>
+    <w:lsdException w:name="annotation reference" w:semiHidden="1" w:unhideWhenUsed="1"/>
+    <w:lsdException w:name="line number" w:semiHidden="1" w:unhideWhenUsed="1"/>
+    <w:lsdException w:name="page number" w:semiHidden="1" w:unhideWhenUsed="1"/>
+    <w:lsdException w:name="endnote reference" w:semiHidden="1" w:unhideWhenUsed="1"/>
+    <w:lsdException w:name="endnote text" w:semiHidden="1" w:unhideWhenUsed="1"/>
+    <w:lsdException w:name="table of authorities" w:semiHidden="1" w:unhideWhenUsed="1"/>
+    <w:lsdException w:name="macro" w:semiHidden="1" w:unhideWhenUsed="1"/>
+    <w:lsdException w:name="toa heading" w:semiHidden="1" w:unhideWhenUsed="1"/>
+    <w:lsdException w:name="List" w:semiHidden="1" w:unhideWhenUsed="1"/>
+    <w:lsdException w:name="List Bullet" w:semiHidden="1" w:unhideWhenUsed="1"/>
+    <w:lsdException w:name="List Number" w:semiHidden="1" w:unhideWhenUsed="1"/>
+    <w:lsdException w:name="List 2" w:semiHidden="1" w:unhideWhenUsed="1"/>
+    <w:lsdException w:name="List 3" w:semiHidden="1" w:unhideWhenUsed="1"/>
+    <w:lsdException w:name="List 4" w:semiHidden="1" w:unhideWhenUsed="1"/>
+    <w:lsdException w:name="List 5" w:semiHidden="1" w:unhideWhenUsed="1"/>
+    <w:lsdException w:name="List Bullet 2" w:semiHidden="1" w:unhideWhenUsed="1"/>
+    <w:lsdException w:name="List Bullet 3" w:semiHidden="1" w:unhideWhenUsed="1"/>
+    <w:lsdException w:name="List Bullet 4" w:semiHidden="1" w:unhideWhenUsed="1"/>
+    <w:lsdException w:name="List Bullet 5" w:semiHidden="1" w:unhideWhenUsed="1"/>
+    <w:lsdException w:name="List Number 2" w:semiHidden="1" w:unhideWhenUsed="1"/>
+    <w:lsdException w:name="List Number 3" w:semiHidden="1" w:unhideWhenUsed="1"/>
+    <w:lsdException w:name="List Number 4" w:semiHidden="1" w:unhideWhenUsed="1"/>
+    <w:lsdException w:name="List Number 5" w:semiHidden="1" w:unhideWhenUsed="1"/>
+    <w:lsdException w:name="Title" w:uiPriority="10" w:qFormat="1"/>
+    <w:lsdException w:name="Closing" w:semiHidden="1" w:unhideWhenUsed="1"/>
+    <w:lsdException w:name="Signature" w:semiHidden="1" w:unhideWhenUsed="1"/>
+    <w:lsdException w:name="Default Paragraph Font" w:semiHidden="1" w:uiPriority="1" w:unhideWhenUsed="1"/>
+    <w:lsdException w:name="Body Text" w:semiHidden="1" w:unhideWhenUsed="1"/>
+    <w:lsdException w:name="Body Text Indent" w:semiHidden="1" w:unhideWhenUsed="1"/>
+    <w:lsdException w:name="List Continue" w:semiHidden="1" w:unhideWhenUsed="1"/>
+    <w:lsdException w:name="List Continue 2" w:semiHidden="1" w:unhideWhenUsed="1"/>
+    <w:lsdException w:name="List Continue 3" w:semiHidden="1" w:unhideWhenUsed="1"/>
+    <w:lsdException w:name="List Continue 4" w:semiHidden="1" w:unhideWhenUsed="1"/>
+    <w:lsdException w:name="List Continue 5" w:semiHidden="1" w:unhideWhenUsed="1"/>
+    <w:lsdException w:name="Message Header" w:semiHidden="1" w:unhideWhenUsed="1"/>
+    <w:lsdException w:name="Subtitle" w:uiPriority="11" w:qFormat="1"/>
+    <w:lsdException w:name="Salutation" w:semiHidden="1" w:unhideWhenUsed="1"/>
+    <w:lsdException w:name="Date" w:semiHidden="1" w:unhideWhenUsed="1"/>
+    <w:lsdException w:name="Body Text First Indent" w:semiHidden="1" w:unhideWhenUsed="1"/>
+    <w:lsdException w:name="Body Text First Indent 2" w:semiHidden="1" w:unhideWhenUsed="1"/>
+    <w:lsdException w:name="Note Heading" w:semiHidden="1" w:unhideWhenUsed="1"/>
+    <w:lsdException w:name="Body Text 2" w:semiHidden="1" w:unhideWhenUsed="1"/>
+    <w:lsdException w:name="Body Text 3" w:semiHidden="1" w:unhideWhenUsed="1"/>
+    <w:lsdException w:name="Body Text Indent 2" w:semiHidden="1" w:unhideWhenUsed="1"/>
+    <w:lsdException w:name="Body Text Indent 3" w:semiHidden="1" w:unhideWhenUsed="1"/>
+    <w:lsdException w:name="Block Text" w:semiHidden="1" w:unhideWhenUsed="1"/>
+    <w:lsdException w:name="Hyperlink" w:semiHidden="1" w:unhideWhenUsed="1"/>
+    <w:lsdException w:name="FollowedHyperlink" w:semiHidden="1" w:unhideWhenUsed="1"/>
+    <w:lsdException w:name="Strong" w:uiPriority="22" w:qFormat="1"/>
+    <w:lsdException w:name="Emphasis" w:uiPriority="20" w:qFormat="1"/>
+    <w:lsdException w:name="Document Map" w:semiHidden="1" w:unhideWhenUsed="1"/>
+    <w:lsdException w:name="Plain Text" w:semiHidden="1" w:unhideWhenUsed="1"/>
+    <w:lsdException w:name="E-mail Signature" w:semiHidden="1" w:unhideWhenUsed="1"/>
+    <w:lsdException w:name="HTML Top of Form" w:semiHidden="1" w:unhideWhenUsed="1"/>
+    <w:lsdException w:name="HTML Bottom of Form" w:semiHidden="1" w:unhideWhenUsed="1"/>
+    <w:lsdException w:name="Normal (Web)" w:semiHidden="1" w:unhideWhenUsed="1"/>
+    <w:lsdException w:name="HTML Acronym" w:semiHidden="1" w:unhideWhenUsed="1"/>
+    <w:lsdException w:name="HTML Address" w:semiHidden="1" w:unhideWhenUsed="1"/>
+    <w:lsdException w:name="HTML Cite" w:semiHidden="1" w:unhideWhenUsed="1"/>
+    <w:lsdException w:name="HTML Code" w:semiHidden="1" w:unhideWhenUsed="1"/>
+    <w:lsdException w:name="HTML Definition" w:semiHidden="1" w:unhideWhenUsed="1"/>
+    <w:lsdException w:name="HTML Keyboard" w:semiHidden="1" w:unhideWhenUsed="1"/>
+    <w:lsdException w:name="HTML Preformatted" w:semiHidden="1" w:unhideWhenUsed="1"/>
+    <w:lsdException w:name="HTML Sample" w:semiHidden="1" w:unhideWhenUsed="1"/>
+    <w:lsdException w:name="HTML Typewriter" w:semiHidden="1" w:unhideWhenUsed="1"/>
+    <w:lsdException w:name="HTML Variable" w:semiHidden="1" w:unhideWhenUsed="1"/>
+    <w:lsdException w:name="Normal Table" w:semiHidden="1" w:unhideWhenUsed="1"/>
+    <w:lsdException w:name="annotation subject" w:semiHidden="1" w:unhideWhenUsed="1"/>
+    <w:lsdException w:name="No List" w:semiHidden="1" w:unhideWhenUsed="1"/>
+    <w:lsdException w:name="Outline List 1" w:semiHidden="1" w:unhideWhenUsed="1"/>
+    <w:lsdException w:name="Outline List 2" w:semiHidden="1" w:unhideWhenUsed="1"/>
+    <w:lsdException w:name="Outline List 3" w:semiHidden="1" w:unhideWhenUsed="1"/>
+    <w:lsdException w:name="Table Simple 1" w:semiHidden="1" w:unhideWhenUsed="1"/>
+    <w:lsdException w:name="Table Simple 2" w:semiHidden="1" w:unhideWhenUsed="1"/>
+    <w:lsdException w:name="Table Simple 3" w:semiHidden="1" w:unhideWhenUsed="1"/>
+    <w:lsdException w:name="Table Classic 1" w:semiHidden="1" w:unhideWhenUsed="1"/>
+    <w:lsdException w:name="Table Classic 2" w:semiHidden="1" w:unhideWhenUsed="1"/>
+    <w:lsdException w:name="Table Classic 3" w:semiHidden="1" w:unhideWhenUsed="1"/>
+    <w:lsdException w:name="Table Classic 4" w:semiHidden="1" w:unhideWhenUsed="1"/>
+    <w:lsdException w:name="Table Colorful 1" w:semiHidden="1" w:unhideWhenUsed="1"/>
+    <w:lsdException w:name="Table Colorful 2" w:semiHidden="1" w:unhideWhenUsed="1"/>
+    <w:lsdException w:name="Table Colorful 3" w:semiHidden="1" w:unhideWhenUsed="1"/>
+    <w:lsdException w:name="Table Columns 1" w:semiHidden="1" w:unhideWhenUsed="1"/>
+    <w:lsdException w:name="Table Columns 2" w:semiHidden="1" w:unhideWhenUsed="1"/>
+    <w:lsdException w:name="Table Columns 3" w:semiHidden="1" w:unhideWhenUsed="1"/>
+    <w:lsdException w:name="Table Columns 4" w:semiHidden="1" w:unhideWhenUsed="1"/>
+    <w:lsdException w:name="Table Columns 5" w:semiHidden="1" w:unhideWhenUsed="1"/>
+    <w:lsdException w:name="Table Grid 1" w:semiHidden="1" w:unhideWhenUsed="1"/>
+    <w:lsdException w:name="Table Grid 2" w:semiHidden="1" w:unhideWhenUsed="1"/>
+    <w:lsdException w:name="Table Grid 3" w:semiHidden="1" w:unhideWhenUsed="1"/>
+    <w:lsdException w:name="Table Grid 4" w:semiHidden="1" w:unhideWhenUsed="1"/>
+    <w:lsdException w:name="Table Grid 5" w:semiHidden="1" w:unhideWhenUsed="1"/>
+    <w:lsdException w:name="Table Grid 6" w:semiHidden="1" w:unhideWhenUsed="1"/>
+    <w:lsdException w:name="Table Grid 7" w:semiHidden="1" w:unhideWhenUsed="1"/>
+    <w:lsdException w:name="Table Grid 8" w:semiHidden="1" w:unhideWhenUsed="1"/>
+    <w:lsdException w:name="Table List 1" w:semiHidden="1" w:unhideWhenUsed="1"/>
+    <w:lsdException w:name="Table List 2" w:semiHidden="1" w:unhideWhenUsed="1"/>
+    <w:lsdException w:name="Table List 3" w:semiHidden="1" w:unhideWhenUsed="1"/>
+    <w:lsdException w:name="Table List 4" w:semiHidden="1" w:unhideWhenUsed="1"/>
+    <w:lsdException w:name="Table List 5" w:semiHidden="1" w:unhideWhenUsed="1"/>
+    <w:lsdException w:name="Table List 6" w:semiHidden="1" w:unhideWhenUsed="1"/>
+    <w:lsdException w:name="Table List 7" w:semiHidden="1" w:unhideWhenUsed="1"/>
+    <w:lsdException w:name="Table List 8" w:semiHidden="1" w:unhideWhenUsed="1"/>
+    <w:lsdException w:name="Table 3D effects 1" w:semiHidden="1" w:unhideWhenUsed="1"/>
+    <w:lsdException w:name="Table 3D effects 2" w:semiHidden="1" w:unhideWhenUsed="1"/>
+    <w:lsdException w:name="Table 3D effects 3" w:semiHidden="1" w:unhideWhenUsed="1"/>
+    <w:lsdException w:name="Table Contemporary" w:semiHidden="1" w:unhideWhenUsed="1"/>
+    <w:lsdException w:name="Table Elegant" w:semiHidden="1" w:unhideWhenUsed="1"/>
+    <w:lsdException w:name="Table Professional" w:semiHidden="1" w:unhideWhenUsed="1"/>
+    <w:lsdException w:name="Table Subtle 1" w:semiHidden="1" w:unhideWhenUsed="1"/>
+    <w:lsdException w:name="Table Subtle 2" w:semiHidden="1" w:unhideWhenUsed="1"/>
+    <w:lsdException w:name="Table Web 1" w:semiHidden="1" w:unhideWhenUsed="1"/>
+    <w:lsdException w:name="Table Web 2" w:semiHidden="1" w:unhideWhenUsed="1"/>
+    <w:lsdException w:name="Table Web 3" w:semiHidden="1" w:unhideWhenUsed="1"/>
+    <w:lsdException w:name="Balloon Text" w:semiHidden="1" w:unhideWhenUsed="1"/>
+    <w:lsdException w:name="Table Grid" w:uiPriority="39"/>
+    <w:lsdException w:name="Table Theme" w:semiHidden="1" w:unhideWhenUsed="1"/>
+    <w:lsdException w:name="Placeholder Text" w:semiHidden="1"/>
+    <w:lsdException w:name="No Spacing" w:uiPriority="1" w:qFormat="1"/>
+    <w:lsdException w:name="Light Shading" w:uiPriority="60"/>
+    <w:lsdException w:name="Light List" w:uiPriority="61"/>
+    <w:lsdException w:name="Light Grid" w:uiPriority="62"/>
+    <w:lsdException w:name="Medium Shading 1" w:uiPriority="63"/>
+    <w:lsdException w:name="Medium Shading 2" w:uiPriority="64"/>
+    <w:lsdException w:name="Medium List 1" w:uiPriority="65"/>
+    <w:lsdException w:name="Medium List 2" w:uiPriority="66"/>
+    <w:lsdException w:name="Medium Grid 1" w:uiPriority="67"/>
+    <w:lsdException w:name="Medium Grid 2" w:uiPriority="68"/>
+    <w:lsdException w:name="Medium Grid 3" w:uiPriority="69"/>
+    <w:lsdException w:name="Dark List" w:uiPriority="70"/>
+    <w:lsdException w:name="Colorful Shading" w:uiPriority="71"/>
+    <w:lsdException w:name="Colorful List" w:uiPriority="72"/>
+    <w:lsdException w:name="Colorful Grid" w:uiPriority="73"/>
+    <w:lsdException w:name="Light Shading Accent 1" w:uiPriority="60"/>
+    <w:lsdException w:name="Light List Accent 1" w:uiPriority="61"/>
+    <w:lsdException w:name="Light Grid Accent 1" w:uiPriority="62"/>
+    <w:lsdException w:name="Medium Shading 1 Accent 1" w:uiPriority="63"/>
+    <w:lsdException w:name="Medium Shading 2 Accent 1" w:uiPriority="64"/>
+    <w:lsdException w:name="Medium List 1 Accent 1" w:uiPriority="65"/>
+    <w:lsdException w:name="Revision" w:semiHidden="1"/>
+    <w:lsdException w:name="List Paragraph" w:uiPriority="34" w:qFormat="1"/>
+    <w:lsdException w:name="Quote" w:uiPriority="29" w:qFormat="1"/>
+    <w:lsdException w:name="Intense Quote" w:uiPriority="30" w:qFormat="1"/>
+    <w:lsdException w:name="Medium List 2 Accent 1" w:uiPriority="66"/>
+    <w:lsdException w:name="Medium Grid 1 Accent 1" w:uiPriority="67"/>
+    <w:lsdException w:name="Medium Grid 2 Accent 1" w:uiPriority="68"/>
+    <w:lsdException w:name="Medium Grid 3 Accent 1" w:uiPriority="69"/>
+    <w:lsdException w:name="Dark List Accent 1" w:uiPriority="70"/>
+    <w:lsdException w:name="Colorful Shading Accent 1" w:uiPriority="71"/>
+    <w:lsdException w:name="Colorful List Accent 1" w:uiPriority="72"/>
+    <w:lsdException w:name="Colorful Grid Accent 1" w:uiPriority="73"/>
+    <w:lsdException w:name="Light Shading Accent 2" w:uiPriority="60"/>
+    <w:lsdException w:name="Light List Accent 2" w:uiPriority="61"/>
+    <w:lsdException w:name="Light Grid Accent 2" w:uiPriority="62"/>
+    <w:lsdException w:name="Medium Shading 1 Accent 2" w:uiPriority="63"/>
+    <w:lsdException w:name="Medium Shading 2 Accent 2" w:uiPriority="64"/>
+    <w:lsdException w:name="Medium List 1 Accent 2" w:uiPriority="65"/>
+    <w:lsdException w:name="Medium List 2 Accent 2" w:uiPriority="66"/>
+    <w:lsdException w:name="Medium Grid 1 Accent 2" w:uiPriority="67"/>
+    <w:lsdException w:name="Medium Grid 2 Accent 2" w:uiPriority="68"/>
+    <w:lsdException w:name="Medium Grid 3 Accent 2" w:uiPriority="69"/>
+    <w:lsdException w:name="Dark List Accent 2" w:uiPriority="70"/>
+    <w:lsdException w:name="Colorful Shading Accent 2" w:uiPriority="71"/>
+    <w:lsdException w:name="Colorful List Accent 2" w:uiPriority="72"/>
+    <w:lsdException w:name="Colorful Grid Accent 2" w:uiPriority="73"/>
+    <w:lsdException w:name="Light Shading Accent 3" w:uiPriority="60"/>
+    <w:lsdException w:name="Light List Accent 3" w:uiPriority="61"/>
+    <w:lsdException w:name="Light Grid Accent 3" w:uiPriority="62"/>
+    <w:lsdException w:name="Medium Shading 1 Accent 3" w:uiPriority="63"/>
+    <w:lsdException w:name="Medium Shading 2 Accent 3" w:uiPriority="64"/>
+    <w:lsdException w:name="Medium List 1 Accent 3" w:uiPriority="65"/>
+    <w:lsdException w:name="Medium List 2 Accent 3" w:uiPriority="66"/>
+    <w:lsdException w:name="Medium Grid 1 Accent 3" w:uiPriority="67"/>
+    <w:lsdException w:name="Medium Grid 2 Accent 3" w:uiPriority="68"/>
+    <w:lsdException w:name="Medium Grid 3 Accent 3" w:uiPriority="69"/>
+    <w:lsdException w:name="Dark List Accent 3" w:uiPriority="70"/>
+    <w:lsdException w:name="Colorful Shading Accent 3" w:uiPriority="71"/>
+    <w:lsdException w:name="Colorful List Accent 3" w:uiPriority="72"/>
+    <w:lsdException w:name="Colorful Grid Accent 3" w:uiPriority="73"/>
+    <w:lsdException w:name="Light Shading Accent 4" w:uiPriority="60"/>
+    <w:lsdException w:name="Light List Accent 4" w:uiPriority="61"/>
+    <w:lsdException w:name="Light Grid Accent 4" w:uiPriority="62"/>
+    <w:lsdException w:name="Medium Shading 1 Accent 4" w:uiPriority="63"/>
+    <w:lsdException w:name="Medium Shading 2 Accent 4" w:uiPriority="64"/>
+    <w:lsdException w:name="Medium List 1 Accent 4" w:uiPriority="65"/>
+    <w:lsdException w:name="Medium List 2 Accent 4" w:uiPriority="66"/>
+    <w:lsdException w:name="Medium Grid 1 Accent 4" w:uiPriority="67"/>
+    <w:lsdException w:name="Medium Grid 2 Accent 4" w:uiPriority="68"/>
+    <w:lsdException w:name="Medium Grid 3 Accent 4" w:uiPriority="69"/>
+    <w:lsdException w:name="Dark List Accent 4" w:uiPriority="70"/>
+    <w:lsdException w:name="Colorful Shading Accent 4" w:uiPriority="71"/>
+    <w:lsdException w:name="Colorful List Accent 4" w:uiPriority="72"/>
+    <w:lsdException w:name="Colorful Grid Accent 4" w:uiPriority="73"/>
+    <w:lsdException w:name="Light Shading Accent 5" w:uiPriority="60"/>
+    <w:lsdException w:name="Light List Accent 5" w:uiPriority="61"/>
+    <w:lsdException w:name="Light Grid Accent 5" w:uiPriority="62"/>
+    <w:lsdException w:name="Medium Shading 1 Accent 5" w:uiPriority="63"/>
+    <w:lsdException w:name="Medium Shading 2 Accent 5" w:uiPriority="64"/>
+    <w:lsdException w:name="Medium List 1 Accent 5" w:uiPriority="65"/>
+    <w:lsdException w:name="Medium List 2 Accent 5" w:uiPriority="66"/>
+    <w:lsdException w:name="Medium Grid 1 Accent 5" w:uiPriority="67"/>
+    <w:lsdException w:name="Medium Grid 2 Accent 5" w:uiPriority="68"/>
+    <w:lsdException w:name="Medium Grid 3 Accent 5" w:uiPriority="69"/>
+    <w:lsdException w:name="Dark List Accent 5" w:uiPriority="70"/>
+    <w:lsdException w:name="Colorful Shading Accent 5" w:uiPriority="71"/>
+    <w:lsdException w:name="Colorful List Accent 5" w:uiPriority="72"/>
+    <w:lsdException w:name="Colorful Grid Accent 5" w:uiPriority="73"/>
+    <w:lsdException w:name="Light Shading Accent 6" w:uiPriority="60"/>
+    <w:lsdException w:name="Light List Accent 6" w:uiPriority="61"/>
+    <w:lsdException w:name="Light Grid Accent 6" w:uiPriority="62"/>
+    <w:lsdException w:name="Medium Shading 1 Accent 6" w:uiPriority="63"/>
+    <w:lsdException w:name="Medium Shading 2 Accent 6" w:uiPriority="64"/>
+    <w:lsdException w:name="Medium List 1 Accent 6" w:uiPriority="65"/>
+    <w:lsdException w:name="Medium List 2 Accent 6" w:uiPriority="66"/>
+    <w:lsdException w:name="Medium Grid 1 Accent 6" w:uiPriority="67"/>
+    <w:lsdException w:name="Medium Grid 2 Accent 6" w:uiPriority="68"/>
+    <w:lsdException w:name="Medium Grid 3 Accent 6" w:uiPriority="69"/>
+    <w:lsdException w:name="Dark List Accent 6" w:uiPriority="70"/>
+    <w:lsdException w:name="Colorful Shading Accent 6" w:uiPriority="71"/>
+    <w:lsdException w:name="Colorful List Accent 6" w:uiPriority="72"/>
+    <w:lsdException w:name="Colorful Grid Accent 6" w:uiPriority="73"/>
+    <w:lsdException w:name="Subtle Emphasis" w:uiPriority="19" w:qFormat="1"/>
+    <w:lsdException w:name="Intense Emphasis" w:uiPriority="21" w:qFormat="1"/>
+    <w:lsdException w:name="Subtle Reference" w:uiPriority="31" w:qFormat="1"/>
+    <w:lsdException w:name="Intense Reference" w:uiPriority="32" w:qFormat="1"/>
+    <w:lsdException w:name="Book Title" w:uiPriority="33" w:qFormat="1"/>
+    <w:lsdException w:name="Bibliography" w:semiHidden="1" w:uiPriority="37" w:unhideWhenUsed="1"/>
+    <w:lsdException w:name="TOC Heading" w:semiHidden="1" w:uiPriority="39" w:unhideWhenUsed="1" w:qFormat="1"/>
+    <w:lsdException w:name="Plain Table 1" w:uiPriority="41"/>
+    <w:lsdException w:name="Plain Table 2" w:uiPriority="42"/>
+    <w:lsdException w:name="Plain Table 3" w:uiPriority="43"/>
+    <w:lsdException w:name="Plain Table 4" w:uiPriority="44"/>
+    <w:lsdException w:name="Plain Table 5" w:uiPriority="45"/>
+    <w:lsdException w:name="Grid Table Light" w:uiPriority="40"/>
+    <w:lsdException w:name="Grid Table 1 Light" w:uiPriority="46"/>
+    <w:lsdException w:name="Grid Table 2" w:uiPriority="47"/>
+    <w:lsdException w:name="Grid Table 3" w:uiPriority="48"/>
+    <w:lsdException w:name="Grid Table 4" w:uiPriority="49"/>
+    <w:lsdException w:name="Grid Table 5 Dark" w:uiPriority="50"/>
+    <w:lsdException w:name="Grid Table 6 Colorful" w:uiPriority="51"/>
+    <w:lsdException w:name="Grid Table 7 Colorful" w:uiPriority="52"/>
+    <w:lsdException w:name="Grid Table 1 Light Accent 1" w:uiPriority="46"/>
+    <w:lsdException w:name="Grid Table 2 Accent 1" w:uiPriority="47"/>
+    <w:lsdException w:name="Grid Table 3 Accent 1" w:uiPriority="48"/>
+    <w:lsdException w:name="Grid Table 4 Accent 1" w:uiPriority="49"/>
+    <w:lsdException w:name="Grid Table 5 Dark Accent 1" w:uiPriority="50"/>
+    <w:lsdException w:name="Grid Table 6 Colorful Accent 1" w:uiPriority="51"/>
+    <w:lsdException w:name="Grid Table 7 Colorful Accent 1" w:uiPriority="52"/>
+    <w:lsdException w:name="Grid Table 1 Light Accent 2" w:uiPriority="46"/>
+    <w:lsdException w:name="Grid Table 2 Accent 2" w:uiPriority="47"/>
+    <w:lsdException w:name="Grid Table 3 Accent 2" w:uiPriority="48"/>
+    <w:lsdException w:name="Grid Table 4 Accent 2" w:uiPriority="49"/>
+    <w:lsdException w:name="Grid Table 5 Dark Accent 2" w:uiPriority="50"/>
+    <w:lsdException w:name="Grid Table 6 Colorful Accent 2" w:uiPriority="51"/>
+    <w:lsdException w:name="Grid Table 7 Colorful Accent 2" w:uiPriority="52"/>
+    <w:lsdException w:name="Grid Table 1 Light Accent 3" w:uiPriority="46"/>
+    <w:lsdException w:name="Grid Table 2 Accent 3" w:uiPriority="47"/>
+    <w:lsdException w:name="Grid Table 3 Accent 3" w:uiPriority="48"/>
+    <w:lsdException w:name="Grid Table 4 Accent 3" w:uiPriority="49"/>
+    <w:lsdException w:name="Grid Table 5 Dark Accent 3" w:uiPriority="50"/>
+    <w:lsdException w:name="Grid Table 6 Colorful Accent 3" w:uiPriority="51"/>
+    <w:lsdException w:name="Grid Table 7 Colorful Accent 3" w:uiPriority="52"/>
+    <w:lsdException w:name="Grid Table 1 Light Accent 4" w:uiPriority="46"/>
+    <w:lsdException w:name="Grid Table 2 Accent 4" w:uiPriority="47"/>
+    <w:lsdException w:name="Grid Table 3 Accent 4" w:uiPriority="48"/>
+    <w:lsdException w:name="Grid Table 4 Accent 4" w:uiPriority="49"/>
+    <w:lsdException w:name="Grid Table 5 Dark Accent 4" w:uiPriority="50"/>
+    <w:lsdException w:name="Grid Table 6 Colorful Accent 4" w:uiPriority="51"/>
+    <w:lsdException w:name="Grid Table 7 Colorful Accent 4" w:uiPriority="52"/>
+    <w:lsdException w:name="Grid Table 1 Light Accent 5" w:uiPriority="46"/>
+    <w:lsdException w:name="Grid Table 2 Accent 5" w:uiPriority="47"/>
+    <w:lsdException w:name="Grid Table 3 Accent 5" w:uiPriority="48"/>
+    <w:lsdException w:name="Grid Table 4 Accent 5" w:uiPriority="49"/>
+    <w:lsdException w:name="Grid Table 5 Dark Accent 5" w:uiPriority="50"/>
+    <w:lsdException w:name="Grid Table 6 Colorful Accent 5" w:uiPriority="51"/>
+    <w:lsdException w:name="Grid Table 7 Colorful Accent 5" w:uiPriority="52"/>
+    <w:lsdException w:name="Grid Table 1 Light Accent 6" w:uiPriority="46"/>
+    <w:lsdException w:name="Grid Table 2 Accent 6" w:uiPriority="47"/>
+    <w:lsdException w:name="Grid Table 3 Accent 6" w:uiPriority="48"/>
+    <w:lsdException w:name="Grid Table 4 Accent 6" w:uiPriority="49"/>
+    <w:lsdException w:name="Grid Table 5 Dark Accent 6" w:uiPriority="50"/>
+    <w:lsdException w:name="Grid Table 6 Colorful Accent 6" w:uiPriority="51"/>
+    <w:lsdException w:name="Grid Table 7 Colorful Accent 6" w:uiPriority="52"/>
+    <w:lsdException w:name="List Table 1 Light" w:uiPriority="46"/>
+    <w:lsdException w:name="List Table 2" w:uiPriority="47"/>
+    <w:lsdException w:name="List Table 3" w:uiPriority="48"/>
+    <w:lsdException w:name="List Table 4" w:uiPriority="49"/>
+    <w:lsdException w:name="List Table 5 Dark" w:uiPriority="50"/>
+    <w:lsdException w:name="List Table 6 Colorful" w:uiPriority="51"/>
+    <w:lsdException w:name="List Table 7 Colorful" w:uiPriority="52"/>
+    <w:lsdException w:name="List Table 1 Light Accent 1" w:uiPriority="46"/>
+    <w:lsdException w:name="List Table 2 Accent 1" w:uiPriority="47"/>
+    <w:lsdException w:name="List Table 3 Accent 1" w:uiPriority="48"/>
+    <w:lsdException w:name="List Table 4 Accent 1" w:uiPriority="49"/>
+    <w:lsdException w:name="List Table 5 Dark Accent 1" w:uiPriority="50"/>
+    <w:lsdException w:name="List Table 6 Colorful Accent 1" w:uiPriority="51"/>
+    <w:lsdException w:name="List Table 7 Colorful Accent 1" w:uiPriority="52"/>
+    <w:lsdException w:name="List Table 1 Light Accent 2" w:uiPriority="46"/>
+    <w:lsdException w:name="List Table 2 Accent 2" w:uiPriority="47"/>
+    <w:lsdException w:name="List Table 3 Accent 2" w:uiPriority="48"/>
+    <w:lsdException w:name="List Table 4 Accent 2" w:uiPriority="49"/>
+    <w:lsdException w:name="List Table 5 Dark Accent 2" w:uiPriority="50"/>
+    <w:lsdException w:name="List Table 6 Colorful Accent 2" w:uiPriority="51"/>
+    <w:lsdException w:name="List Table 7 Colorful Accent 2" w:uiPriority="52"/>
+    <w:lsdException w:name="List Table 1 Light Accent 3" w:uiPriority="46"/>
+    <w:lsdException w:name="List Table 2 Accent 3" w:uiPriority="47"/>
+    <w:lsdException w:name="List Table 3 Accent 3" w:uiPriority="48"/>
+    <w:lsdException w:name="List Table 4 Accent 3" w:uiPriority="49"/>
+    <w:lsdException w:name="List Table 5 Dark Accent 3" w:uiPriority="50"/>
+    <w:lsdException w:name="List Table 6 Colorful Accent 3" w:uiPriority="51"/>
+    <w:lsdException w:name="List Table 7 Colorful Accent 3" w:uiPriority="52"/>
+    <w:lsdException w:name="List Table 1 Light Accent 4" w:uiPriority="46"/>
+    <w:lsdException w:name="List Table 2 Accent 4" w:uiPriority="47"/>
+    <w:lsdException w:name="List Table 3 Accent 4" w:uiPriority="48"/>
+    <w:lsdException w:name="List Table 4 Accent 4" w:uiPriority="49"/>
+    <w:lsdException w:name="List Table 5 Dark Accent 4" w:uiPriority="50"/>
+    <w:lsdException w:name="List Table 6 Colorful Accent 4" w:uiPriority="51"/>
+    <w:lsdException w:name="List Table 7 Colorful Accent 4" w:uiPriority="52"/>
+    <w:lsdException w:name="List Table 1 Light Accent 5" w:uiPriority="46"/>
+    <w:lsdException w:name="List Table 2 Accent 5" w:uiPriority="47"/>
+    <w:lsdException w:name="List Table 3 Accent 5" w:uiPriority="48"/>
+    <w:lsdException w:name="List Table 4 Accent 5" w:uiPriority="49"/>
+    <w:lsdException w:name="List Table 5 Dark Accent 5" w:uiPriority="50"/>
+    <w:lsdException w:name="List Table 6 Colorful Accent 5" w:uiPriority="51"/>
+    <w:lsdException w:name="List Table 7 Colorful Accent 5" w:uiPriority="52"/>
+    <w:lsdException w:name="List Table 1 Light Accent 6" w:uiPriority="46"/>
+    <w:lsdException w:name="List Table 2 Accent 6" w:uiPriority="47"/>
+    <w:lsdException w:name="List Table 3 Accent 6" w:uiPriority="48"/>
+    <w:lsdException w:name="List Table 4 Accent 6" w:uiPriority="49"/>
+    <w:lsdException w:name="List Table 5 Dark Accent 6" w:uiPriority="50"/>
+    <w:lsdException w:name="List Table 6 Colorful Accent 6" w:uiPriority="51"/>
+    <w:lsdException w:name="List Table 7 Colorful Accent 6" w:uiPriority="52"/>
+    <w:lsdException w:name="Mention" w:semiHidden="1" w:unhideWhenUsed="1"/>
+    <w:lsdException w:name="Smart Hyperlink" w:semiHidden="1" w:unhideWhenUsed="1"/>
+    <w:lsdException w:name="Hashtag" w:semiHidden="1" w:unhideWhenUsed="1"/>
+    <w:lsdException w:name="Unresolved Mention" w:semiHidden="1" w:unhideWhenUsed="1"/>
+    <w:lsdException w:name="Smart Link" w:semiHidden="1" w:unhideWhenUsed="1"/>
+  </w:latentStyles>
+  <w:style w:type="paragraph" w:default="1" w:styleId="a">
+    <w:name w:val="Normal"/>
+    <w:qFormat/>
   </w:style>
-  <w:style w:type="paragraph" w:styleId="Normal" w:default="1">
-    <w:name w:val="normal"/>
-  </w:style>
-  <w:style w:type="paragraph" w:styleId="Heading1">
+  <w:style w:type="paragraph" w:styleId="1">
     <w:name w:val="heading 1"/>
-    <w:basedOn w:val="Normal"/>
-    <w:next w:val="Normal"/>
+    <w:basedOn w:val="a"/>
+    <w:next w:val="a"/>
+    <w:uiPriority w:val="9"/>
+    <w:qFormat/>
     <w:pPr>
-      <w:keepNext w:val="1"/>
-      <w:keepLines w:val="1"/>
-      <w:spacing w:after="0" w:before="480" w:lineRule="auto"/>
+      <w:keepNext/>
+      <w:keepLines/>
+      <w:spacing w:before="480" w:after="0"/>
+      <w:outlineLvl w:val="0"/>
     </w:pPr>
     <w:rPr>
-      <w:rFonts w:ascii="Calibri" w:cs="Calibri" w:eastAsia="Calibri" w:hAnsi="Calibri"/>
-      <w:b w:val="1"/>
-      <w:bCs w:val="1"/>
+      <w:rFonts w:ascii="Calibri" w:eastAsia="Calibri" w:hAnsi="Calibri" w:cs="Calibri"/>
+      <w:b/>
+      <w:bCs/>
       <w:color w:val="366091"/>
       <w:sz w:val="28"/>
       <w:szCs w:val="28"/>
     </w:rPr>
   </w:style>
-  <w:style w:type="paragraph" w:styleId="Heading2">
+  <w:style w:type="paragraph" w:styleId="2">
     <w:name w:val="heading 2"/>
-    <w:basedOn w:val="Normal"/>
-    <w:next w:val="Normal"/>
+    <w:basedOn w:val="a"/>
+    <w:next w:val="a"/>
+    <w:uiPriority w:val="9"/>
+    <w:semiHidden/>
+    <w:unhideWhenUsed/>
+    <w:qFormat/>
     <w:pPr>
-      <w:keepNext w:val="1"/>
-      <w:keepLines w:val="1"/>
-      <w:spacing w:after="0" w:before="200" w:lineRule="auto"/>
+      <w:keepNext/>
+      <w:keepLines/>
+      <w:spacing w:before="200" w:after="0"/>
+      <w:outlineLvl w:val="1"/>
     </w:pPr>
     <w:rPr>
-      <w:rFonts w:ascii="Calibri" w:cs="Calibri" w:eastAsia="Calibri" w:hAnsi="Calibri"/>
-      <w:b w:val="1"/>
-      <w:bCs w:val="1"/>
-      <w:color w:val="4f81bd"/>
+      <w:rFonts w:ascii="Calibri" w:eastAsia="Calibri" w:hAnsi="Calibri" w:cs="Calibri"/>
+      <w:b/>
+      <w:bCs/>
+      <w:color w:val="4F81BD"/>
       <w:sz w:val="26"/>
       <w:szCs w:val="26"/>
     </w:rPr>
   </w:style>
-  <w:style w:type="paragraph" w:styleId="Heading3">
+  <w:style w:type="paragraph" w:styleId="3">
     <w:name w:val="heading 3"/>
-    <w:basedOn w:val="Normal"/>
-    <w:next w:val="Normal"/>
+    <w:basedOn w:val="a"/>
+    <w:next w:val="a"/>
+    <w:uiPriority w:val="9"/>
+    <w:semiHidden/>
+    <w:unhideWhenUsed/>
+    <w:qFormat/>
     <w:pPr>
-      <w:keepNext w:val="1"/>
-      <w:keepLines w:val="1"/>
-      <w:spacing w:after="0" w:before="200" w:lineRule="auto"/>
+      <w:keepNext/>
+      <w:keepLines/>
+      <w:spacing w:before="200" w:after="0"/>
+      <w:outlineLvl w:val="2"/>
     </w:pPr>
     <w:rPr>
-      <w:rFonts w:ascii="Calibri" w:cs="Calibri" w:eastAsia="Calibri" w:hAnsi="Calibri"/>
-      <w:b w:val="1"/>
-      <w:bCs w:val="1"/>
-      <w:color w:val="4f81bd"/>
+      <w:rFonts w:ascii="Calibri" w:eastAsia="Calibri" w:hAnsi="Calibri" w:cs="Calibri"/>
+      <w:b/>
+      <w:bCs/>
+      <w:color w:val="4F81BD"/>
     </w:rPr>
   </w:style>
-  <w:style w:type="paragraph" w:styleId="Heading4">
+  <w:style w:type="paragraph" w:styleId="4">
     <w:name w:val="heading 4"/>
-    <w:basedOn w:val="Normal"/>
-    <w:next w:val="Normal"/>
+    <w:basedOn w:val="a"/>
+    <w:next w:val="a"/>
+    <w:uiPriority w:val="9"/>
+    <w:semiHidden/>
+    <w:unhideWhenUsed/>
+    <w:qFormat/>
     <w:pPr>
-      <w:keepNext w:val="1"/>
-      <w:keepLines w:val="1"/>
-      <w:spacing w:after="0" w:before="200" w:lineRule="auto"/>
+      <w:keepNext/>
+      <w:keepLines/>
+      <w:spacing w:before="200" w:after="0"/>
+      <w:outlineLvl w:val="3"/>
     </w:pPr>
     <w:rPr>
-      <w:rFonts w:ascii="Calibri" w:cs="Calibri" w:eastAsia="Calibri" w:hAnsi="Calibri"/>
-      <w:b w:val="1"/>
-      <w:bCs w:val="1"/>
-      <w:i w:val="1"/>
-      <w:iCs w:val="1"/>
-      <w:color w:val="4f81bd"/>
+      <w:rFonts w:ascii="Calibri" w:eastAsia="Calibri" w:hAnsi="Calibri" w:cs="Calibri"/>
+      <w:b/>
+      <w:bCs/>
+      <w:i/>
+      <w:iCs/>
+      <w:color w:val="4F81BD"/>
     </w:rPr>
   </w:style>
-  <w:style w:type="paragraph" w:styleId="Heading5">
+  <w:style w:type="paragraph" w:styleId="5">
     <w:name w:val="heading 5"/>
-    <w:basedOn w:val="Normal"/>
-    <w:next w:val="Normal"/>
+    <w:basedOn w:val="a"/>
+    <w:next w:val="a"/>
+    <w:uiPriority w:val="9"/>
+    <w:semiHidden/>
+    <w:unhideWhenUsed/>
+    <w:qFormat/>
     <w:pPr>
-      <w:keepNext w:val="1"/>
-      <w:keepLines w:val="1"/>
-      <w:spacing w:after="0" w:before="200" w:lineRule="auto"/>
+      <w:keepNext/>
+      <w:keepLines/>
+      <w:spacing w:before="200" w:after="0"/>
+      <w:outlineLvl w:val="4"/>
     </w:pPr>
     <w:rPr>
-      <w:rFonts w:ascii="Calibri" w:cs="Calibri" w:eastAsia="Calibri" w:hAnsi="Calibri"/>
-      <w:color w:val="243f61"/>
+      <w:rFonts w:ascii="Calibri" w:eastAsia="Calibri" w:hAnsi="Calibri" w:cs="Calibri"/>
+      <w:color w:val="243F61"/>
     </w:rPr>
   </w:style>
-  <w:style w:type="paragraph" w:styleId="Heading6">
+  <w:style w:type="paragraph" w:styleId="6">
     <w:name w:val="heading 6"/>
-    <w:basedOn w:val="Normal"/>
-    <w:next w:val="Normal"/>
+    <w:basedOn w:val="a"/>
+    <w:next w:val="a"/>
+    <w:uiPriority w:val="9"/>
+    <w:semiHidden/>
+    <w:unhideWhenUsed/>
+    <w:qFormat/>
     <w:pPr>
-      <w:keepNext w:val="1"/>
-      <w:keepLines w:val="1"/>
-      <w:spacing w:after="0" w:before="200" w:lineRule="auto"/>
+      <w:keepNext/>
+      <w:keepLines/>
+      <w:spacing w:before="200" w:after="0"/>
+      <w:outlineLvl w:val="5"/>
     </w:pPr>
     <w:rPr>
-      <w:rFonts w:ascii="Calibri" w:cs="Calibri" w:eastAsia="Calibri" w:hAnsi="Calibri"/>
-      <w:i w:val="1"/>
-      <w:iCs w:val="1"/>
-      <w:color w:val="243f61"/>
+      <w:rFonts w:ascii="Calibri" w:eastAsia="Calibri" w:hAnsi="Calibri" w:cs="Calibri"/>
+      <w:i/>
+      <w:iCs/>
+      <w:color w:val="243F61"/>
     </w:rPr>
   </w:style>
-  <w:style w:type="paragraph" w:styleId="Title">
+  <w:style w:type="character" w:default="1" w:styleId="a0">
+    <w:name w:val="Default Paragraph Font"/>
+    <w:uiPriority w:val="1"/>
+    <w:semiHidden/>
+    <w:unhideWhenUsed/>
+  </w:style>
+  <w:style w:type="table" w:default="1" w:styleId="a1">
+    <w:name w:val="Normal Table"/>
+    <w:uiPriority w:val="99"/>
+    <w:semiHidden/>
+    <w:unhideWhenUsed/>
+    <w:tblPr>
+      <w:tblInd w:w="0" w:type="dxa"/>
+      <w:tblCellMar>
+        <w:top w:w="0" w:type="dxa"/>
+        <w:left w:w="108" w:type="dxa"/>
+        <w:bottom w:w="0" w:type="dxa"/>
+        <w:right w:w="108" w:type="dxa"/>
+      </w:tblCellMar>
+    </w:tblPr>
+  </w:style>
+  <w:style w:type="numbering" w:default="1" w:styleId="a2">
+    <w:name w:val="No List"/>
+    <w:uiPriority w:val="99"/>
+    <w:semiHidden/>
+    <w:unhideWhenUsed/>
+  </w:style>
+  <w:style w:type="table" w:customStyle="1" w:styleId="TableNormal">
+    <w:name w:val="TableNormal"/>
+    <w:tblPr>
+      <w:tblCellMar>
+        <w:top w:w="100" w:type="dxa"/>
+        <w:left w:w="100" w:type="dxa"/>
+        <w:bottom w:w="100" w:type="dxa"/>
+        <w:right w:w="100" w:type="dxa"/>
+      </w:tblCellMar>
+    </w:tblPr>
+  </w:style>
+  <w:style w:type="paragraph" w:styleId="a3">
     <w:name w:val="Title"/>
-    <w:basedOn w:val="Normal"/>
-    <w:next w:val="Normal"/>
+    <w:basedOn w:val="a"/>
+    <w:next w:val="a"/>
+    <w:uiPriority w:val="10"/>
+    <w:qFormat/>
     <w:pPr>
       <w:pBdr>
-        <w:bottom w:color="4f81bd" w:space="4" w:sz="8" w:val="single"/>
+        <w:bottom w:val="single" w:sz="8" w:space="4" w:color="4F81BD"/>
       </w:pBdr>
       <w:spacing w:after="300" w:line="240" w:lineRule="auto"/>
     </w:pPr>
     <w:rPr>
-      <w:rFonts w:ascii="Calibri" w:cs="Calibri" w:eastAsia="Calibri" w:hAnsi="Calibri"/>
-      <w:color w:val="17365d"/>
+      <w:rFonts w:ascii="Calibri" w:eastAsia="Calibri" w:hAnsi="Calibri" w:cs="Calibri"/>
+      <w:color w:val="17365D"/>
       <w:sz w:val="52"/>
       <w:szCs w:val="52"/>
     </w:rPr>
   </w:style>
-  <w:style w:type="paragraph" w:styleId="Subtitle">
+  <w:style w:type="paragraph" w:styleId="a4">
     <w:name w:val="Subtitle"/>
-    <w:basedOn w:val="Normal"/>
-    <w:next w:val="Normal"/>
-    <w:pPr/>
+    <w:basedOn w:val="a"/>
+    <w:next w:val="a"/>
+    <w:uiPriority w:val="11"/>
+    <w:qFormat/>
     <w:rPr>
-      <w:rFonts w:ascii="Calibri" w:cs="Calibri" w:eastAsia="Calibri" w:hAnsi="Calibri"/>
-      <w:i w:val="1"/>
-      <w:iCs w:val="1"/>
-      <w:color w:val="4f81bd"/>
+      <w:rFonts w:ascii="Calibri" w:eastAsia="Calibri" w:hAnsi="Calibri" w:cs="Calibri"/>
+      <w:i/>
+      <w:iCs/>
+      <w:color w:val="4F81BD"/>
       <w:sz w:val="24"/>
       <w:szCs w:val="24"/>
     </w:rPr>
   </w:style>
-  <w:style w:type="table" w:styleId="Table1">
+  <w:style w:type="table" w:customStyle="1" w:styleId="a5">
     <w:basedOn w:val="TableNormal"/>
     <w:pPr>
       <w:spacing w:after="0" w:line="240" w:lineRule="auto"/>
@@ -957,14 +1496,14 @@
       <w:tblStyleRowBandSize w:val="1"/>
       <w:tblStyleColBandSize w:val="1"/>
       <w:tblCellMar>
-        <w:top w:w="0.0" w:type="dxa"/>
-        <w:left w:w="108.0" w:type="dxa"/>
-        <w:bottom w:w="0.0" w:type="dxa"/>
-        <w:right w:w="108.0" w:type="dxa"/>
+        <w:top w:w="0" w:type="dxa"/>
+        <w:left w:w="108" w:type="dxa"/>
+        <w:bottom w:w="0" w:type="dxa"/>
+        <w:right w:w="108" w:type="dxa"/>
       </w:tblCellMar>
     </w:tblPr>
   </w:style>
-  <w:style w:type="table" w:styleId="Table2">
+  <w:style w:type="table" w:customStyle="1" w:styleId="a6">
     <w:basedOn w:val="TableNormal"/>
     <w:pPr>
       <w:spacing w:after="0" w:line="240" w:lineRule="auto"/>
@@ -973,10 +1512,10 @@
       <w:tblStyleRowBandSize w:val="1"/>
       <w:tblStyleColBandSize w:val="1"/>
       <w:tblCellMar>
-        <w:top w:w="0.0" w:type="dxa"/>
-        <w:left w:w="108.0" w:type="dxa"/>
-        <w:bottom w:w="0.0" w:type="dxa"/>
-        <w:right w:w="108.0" w:type="dxa"/>
+        <w:top w:w="0" w:type="dxa"/>
+        <w:left w:w="108" w:type="dxa"/>
+        <w:bottom w:w="0" w:type="dxa"/>
+        <w:right w:w="108" w:type="dxa"/>
       </w:tblCellMar>
     </w:tblPr>
   </w:style>
@@ -1303,17 +1842,17 @@
 </a:theme>
 </file>
 
-<file path=customXML/item1.xml><?xml version="1.0" encoding="utf-8"?>
+<file path=customXml/item1.xml><?xml version="1.0" encoding="utf-8"?>
 <go:gDocsCustomXmlDataStorage xmlns:go="http://customooxmlschemas.google.com/" xmlns:r="http://schemas.openxmlformats.org/officeDocument/2006/relationships" uri="GoogleDocsCustomDataVersion2">
   <go:docsCustomData xmlns:go="http://customooxmlschemas.google.com/" roundtripDataSignature="AMtx7mh531C914z+mYSQKHrwwwHOwmVV5w==">CgMxLjA4AHIhMThCR0VOdG1nVVBGTEZXMjd0ZF9pTXpLVDZRTmVQZnV1</go:docsCustomData>
 </go:gDocsCustomXmlDataStorage>
 </file>
 
-<file path=customXML/itemProps1.xml><?xml version="1.0" encoding="utf-8"?>
+<file path=customXml/itemProps1.xml><?xml version="1.0" encoding="utf-8"?>
 <ds:datastoreItem xmlns:ds="http://schemas.openxmlformats.org/officeDocument/2006/customXml" ds:itemID="{11111111-1234-1234-1234-123412341234}">
   <ds:schemaRefs>
+    <ds:schemaRef ds:uri="http://customooxmlschemas.google.com/"/>
     <ds:schemaRef ds:uri="http://schemas.openxmlformats.org/officeDocument/2006/relationships"/>
-    <ds:schemaRef ds:uri="http://customooxmlschemas.google.com/"/>
   </ds:schemaRefs>
 </ds:datastoreItem>
 </file>
--- a/templates/dkp_template.docx
+++ b/templates/dkp_template.docx
@@ -4,15 +4,15 @@
   <w:body>
     <w:p>
       <w:pPr>
-        <w:spacing w:after="40" w:line="260" w:lineRule="auto"/>
+        <w:spacing w:after="40" w:line="228" w:lineRule="auto"/>
         <w:jc w:val="center"/>
         <w:rPr>
           <w:rFonts w:asciiTheme="majorHAnsi" w:hAnsiTheme="majorHAnsi" w:cstheme="majorHAnsi"/>
           <w:b/>
           <w:bCs/>
           <w:color w:val="000000"/>
-          <w:sz w:val="26"/>
-          <w:szCs w:val="26"/>
+          <w:sz w:val="24"/>
+          <w:szCs w:val="24"/>
         </w:rPr>
       </w:pPr>
       <w:r>
@@ -21,18 +21,20 @@
           <w:b/>
           <w:bCs/>
           <w:color w:val="000000"/>
-          <w:sz w:val="26"/>
-          <w:szCs w:val="26"/>
+          <w:sz w:val="24"/>
+          <w:szCs w:val="24"/>
         </w:rPr>
         <w:t>Договор купли-продажи автомобиля № {{НОМЕР}}</w:t>
       </w:r>
     </w:p>
     <w:p>
       <w:pPr>
-        <w:spacing w:after="40" w:line="260" w:lineRule="auto"/>
+        <w:spacing w:after="40" w:line="228" w:lineRule="auto"/>
         <w:jc w:val="center"/>
         <w:rPr>
           <w:rFonts w:asciiTheme="majorHAnsi" w:hAnsiTheme="majorHAnsi" w:cstheme="majorHAnsi"/>
+          <w:sz w:val="20"/>
+          <w:szCs w:val="20"/>
         </w:rPr>
       </w:pPr>
     </w:p>
@@ -73,14 +75,18 @@
           </w:tcPr>
           <w:p>
             <w:pPr>
-              <w:spacing w:before="20" w:after="20" w:line="276" w:lineRule="auto"/>
+              <w:spacing w:before="20" w:after="20" w:line="228" w:lineRule="auto"/>
               <w:rPr>
                 <w:rFonts w:asciiTheme="majorHAnsi" w:hAnsiTheme="majorHAnsi" w:cstheme="majorHAnsi"/>
+                <w:sz w:val="20"/>
+                <w:szCs w:val="20"/>
               </w:rPr>
             </w:pPr>
             <w:r>
               <w:rPr>
                 <w:rFonts w:asciiTheme="majorHAnsi" w:hAnsiTheme="majorHAnsi" w:cstheme="majorHAnsi"/>
+                <w:sz w:val="20"/>
+                <w:szCs w:val="20"/>
               </w:rPr>
               <w:t>г. Бишкек</w:t>
             </w:r>
@@ -98,15 +104,19 @@
           </w:tcPr>
           <w:p>
             <w:pPr>
-              <w:spacing w:before="20" w:after="20" w:line="276" w:lineRule="auto"/>
+              <w:spacing w:before="20" w:after="20" w:line="228" w:lineRule="auto"/>
               <w:jc w:val="right"/>
               <w:rPr>
                 <w:rFonts w:asciiTheme="majorHAnsi" w:hAnsiTheme="majorHAnsi" w:cstheme="majorHAnsi"/>
+                <w:sz w:val="20"/>
+                <w:szCs w:val="20"/>
               </w:rPr>
             </w:pPr>
             <w:r>
               <w:rPr>
                 <w:rFonts w:asciiTheme="majorHAnsi" w:hAnsiTheme="majorHAnsi" w:cstheme="majorHAnsi"/>
+                <w:sz w:val="20"/>
+                <w:szCs w:val="20"/>
               </w:rPr>
               <w:t>«{{ДЕНЬ}}» {{МЕСЯЦ}} {{ГОД}} г.</w:t>
             </w:r>
@@ -116,16 +126,20 @@
     </w:tbl>
     <w:p>
       <w:pPr>
-        <w:spacing w:after="0" w:line="260" w:lineRule="auto"/>
+        <w:spacing w:after="0" w:line="228" w:lineRule="auto"/>
         <w:jc w:val="both"/>
         <w:rPr>
           <w:rFonts w:asciiTheme="majorHAnsi" w:hAnsiTheme="majorHAnsi" w:cstheme="majorHAnsi"/>
-        </w:rPr>
-      </w:pPr>
-      <w:r>
-        <w:rPr>
-          <w:rFonts w:asciiTheme="majorHAnsi" w:hAnsiTheme="majorHAnsi" w:cstheme="majorHAnsi"/>
-          <w:color w:val="000000"/>
+          <w:sz w:val="20"/>
+          <w:szCs w:val="20"/>
+        </w:rPr>
+      </w:pPr>
+      <w:r>
+        <w:rPr>
+          <w:rFonts w:asciiTheme="majorHAnsi" w:hAnsiTheme="majorHAnsi" w:cstheme="majorHAnsi"/>
+          <w:color w:val="000000"/>
+          <w:sz w:val="20"/>
+          <w:szCs w:val="20"/>
         </w:rPr>
         <w:tab/>
       </w:r>
@@ -133,6 +147,8 @@
         <w:rPr>
           <w:rFonts w:asciiTheme="majorHAnsi" w:hAnsiTheme="majorHAnsi" w:cstheme="majorHAnsi"/>
           <w:color w:val="000000"/>
+          <w:sz w:val="20"/>
+          <w:szCs w:val="20"/>
         </w:rPr>
         <w:tab/>
       </w:r>
@@ -140,6 +156,8 @@
         <w:rPr>
           <w:rFonts w:asciiTheme="majorHAnsi" w:hAnsiTheme="majorHAnsi" w:cstheme="majorHAnsi"/>
           <w:color w:val="000000"/>
+          <w:sz w:val="20"/>
+          <w:szCs w:val="20"/>
         </w:rPr>
         <w:tab/>
       </w:r>
@@ -147,6 +165,8 @@
         <w:rPr>
           <w:rFonts w:asciiTheme="majorHAnsi" w:hAnsiTheme="majorHAnsi" w:cstheme="majorHAnsi"/>
           <w:color w:val="000000"/>
+          <w:sz w:val="20"/>
+          <w:szCs w:val="20"/>
         </w:rPr>
         <w:tab/>
       </w:r>
@@ -154,6 +174,8 @@
         <w:rPr>
           <w:rFonts w:asciiTheme="majorHAnsi" w:hAnsiTheme="majorHAnsi" w:cstheme="majorHAnsi"/>
           <w:color w:val="000000"/>
+          <w:sz w:val="20"/>
+          <w:szCs w:val="20"/>
         </w:rPr>
         <w:tab/>
         <w:t xml:space="preserve">                  </w:t>
@@ -161,16 +183,20 @@
     </w:p>
     <w:p>
       <w:pPr>
-        <w:spacing w:after="40" w:line="260" w:lineRule="auto"/>
+        <w:spacing w:after="40" w:line="228" w:lineRule="auto"/>
         <w:ind w:firstLine="426"/>
         <w:jc w:val="both"/>
         <w:rPr>
           <w:rFonts w:asciiTheme="majorHAnsi" w:hAnsiTheme="majorHAnsi" w:cstheme="majorHAnsi"/>
-        </w:rPr>
-      </w:pPr>
-      <w:r>
-        <w:rPr>
-          <w:rFonts w:asciiTheme="majorHAnsi" w:hAnsiTheme="majorHAnsi" w:cstheme="majorHAnsi"/>
+          <w:sz w:val="20"/>
+          <w:szCs w:val="20"/>
+        </w:rPr>
+      </w:pPr>
+      <w:r>
+        <w:rPr>
+          <w:rFonts w:asciiTheme="majorHAnsi" w:hAnsiTheme="majorHAnsi" w:cstheme="majorHAnsi"/>
+          <w:sz w:val="20"/>
+          <w:szCs w:val="20"/>
         </w:rPr>
         <w:t>Гражданин(ка) Кыргызской Республики {{ПРОДАВЕЦ_ФИО}}, {{ПРОДАВЕЦ_ДАТА_РОЖДЕНИЯ}}, Идентификационная карта № {{ПРОДАВЕЦ_ID_НОМЕР}}, выдана: {{ПРОДАВЕЦ_ID_ВЫДАНА}}, зарегистрирован(а) по адресу: {{ПРОДАВЕЦ_АДРЕС}}, именуемый(</w:t>
       </w:r>
@@ -178,6 +204,8 @@
       <w:r>
         <w:rPr>
           <w:rFonts w:asciiTheme="majorHAnsi" w:hAnsiTheme="majorHAnsi" w:cstheme="majorHAnsi"/>
+          <w:sz w:val="20"/>
+          <w:szCs w:val="20"/>
         </w:rPr>
         <w:t>ая</w:t>
       </w:r>
@@ -185,17 +213,21 @@
       <w:r>
         <w:rPr>
           <w:rFonts w:asciiTheme="majorHAnsi" w:hAnsiTheme="majorHAnsi" w:cstheme="majorHAnsi"/>
+          <w:sz w:val="20"/>
+          <w:szCs w:val="20"/>
         </w:rPr>
         <w:t>) в дальнейшем</w:t>
       </w:r>
     </w:p>
     <w:p>
       <w:pPr>
-        <w:spacing w:after="100" w:line="260" w:lineRule="auto"/>
+        <w:spacing w:after="100" w:line="228" w:lineRule="auto"/>
         <w:ind w:firstLine="426"/>
         <w:jc w:val="both"/>
         <w:rPr>
           <w:rFonts w:asciiTheme="majorHAnsi" w:hAnsiTheme="majorHAnsi" w:cstheme="majorHAnsi"/>
+          <w:sz w:val="20"/>
+          <w:szCs w:val="20"/>
         </w:rPr>
       </w:pPr>
       <w:r>
@@ -203,47 +235,45 @@
           <w:rFonts w:asciiTheme="majorHAnsi" w:hAnsiTheme="majorHAnsi" w:cstheme="majorHAnsi"/>
           <w:b/>
           <w:bCs/>
+          <w:sz w:val="20"/>
+          <w:szCs w:val="20"/>
         </w:rPr>
         <w:t>«Продавец»</w:t>
       </w:r>
       <w:r>
         <w:rPr>
           <w:rFonts w:asciiTheme="majorHAnsi" w:hAnsiTheme="majorHAnsi" w:cstheme="majorHAnsi"/>
-        </w:rPr>
-        <w:t>, с од</w:t>
-      </w:r>
-      <w:r>
-        <w:rPr>
-          <w:rFonts w:asciiTheme="majorHAnsi" w:hAnsiTheme="majorHAnsi" w:cstheme="majorHAnsi"/>
-        </w:rPr>
-        <w:t>ной стороны, и</w:t>
-      </w:r>
-    </w:p>
-    <w:p>
-      <w:pPr>
-        <w:spacing w:after="40" w:line="260" w:lineRule="auto"/>
+          <w:sz w:val="20"/>
+          <w:szCs w:val="20"/>
+        </w:rPr>
+        <w:t>, с одной стороны, и</w:t>
+      </w:r>
+    </w:p>
+    <w:p>
+      <w:pPr>
+        <w:spacing w:after="40" w:line="228" w:lineRule="auto"/>
         <w:ind w:firstLine="426"/>
         <w:jc w:val="both"/>
         <w:rPr>
           <w:rFonts w:asciiTheme="majorHAnsi" w:hAnsiTheme="majorHAnsi" w:cstheme="majorHAnsi"/>
-        </w:rPr>
-      </w:pPr>
-      <w:r>
-        <w:rPr>
-          <w:rFonts w:asciiTheme="majorHAnsi" w:hAnsiTheme="majorHAnsi" w:cstheme="majorHAnsi"/>
-        </w:rPr>
-        <w:t>Гражданин(ка) Российской Федерации {{ПОКУПАТЕЛЬ_ФИО}}, {{ПОКУПАТЕЛЬ_ДАТА_РОЖДЕНИЯ}}, паспорт: серия {{ПАСПОРТ_СЕРИЯ}} № {{ПАСПОРТ_НОМЕР}}, выдан: {{ПАСПОРТ_ВЫДАН}}, дата выдачи: {{ПАСПОРТ_ДАТА_ВЫДАЧИ}}, код подразделения: {{ПАСПОРТ_КОД}}, за</w:t>
-      </w:r>
-      <w:r>
-        <w:rPr>
-          <w:rFonts w:asciiTheme="majorHAnsi" w:hAnsiTheme="majorHAnsi" w:cstheme="majorHAnsi"/>
-        </w:rPr>
-        <w:t>регистрирован(а) по адресу: {{ПОКУПАТЕЛЬ_АДРЕС}}, именуемый(</w:t>
+          <w:sz w:val="20"/>
+          <w:szCs w:val="20"/>
+        </w:rPr>
+      </w:pPr>
+      <w:r>
+        <w:rPr>
+          <w:rFonts w:asciiTheme="majorHAnsi" w:hAnsiTheme="majorHAnsi" w:cstheme="majorHAnsi"/>
+          <w:sz w:val="20"/>
+          <w:szCs w:val="20"/>
+        </w:rPr>
+        <w:t>Гражданин(ка) Российской Федерации {{ПОКУПАТЕЛЬ_ФИО}}, {{ПОКУПАТЕЛЬ_ДАТА_РОЖДЕНИЯ}}, паспорт: серия {{ПАСПОРТ_СЕРИЯ}} № {{ПАСПОРТ_НОМЕР}}, выдан: {{ПАСПОРТ_ВЫДАН}}, дата выдачи: {{ПАСПОРТ_ДАТА_ВЫДАЧИ}}, код подразделения: {{ПАСПОРТ_КОД}}, зарегистрирован(а) по адресу: {{ПОКУПАТЕЛЬ_АДРЕС}}, именуемый(</w:t>
       </w:r>
       <w:proofErr w:type="spellStart"/>
       <w:r>
         <w:rPr>
           <w:rFonts w:asciiTheme="majorHAnsi" w:hAnsiTheme="majorHAnsi" w:cstheme="majorHAnsi"/>
+          <w:sz w:val="20"/>
+          <w:szCs w:val="20"/>
         </w:rPr>
         <w:t>ая</w:t>
       </w:r>
@@ -251,17 +281,21 @@
       <w:r>
         <w:rPr>
           <w:rFonts w:asciiTheme="majorHAnsi" w:hAnsiTheme="majorHAnsi" w:cstheme="majorHAnsi"/>
+          <w:sz w:val="20"/>
+          <w:szCs w:val="20"/>
         </w:rPr>
         <w:t>) в дальнейшем</w:t>
       </w:r>
     </w:p>
     <w:p>
       <w:pPr>
-        <w:spacing w:after="100" w:line="260" w:lineRule="auto"/>
+        <w:spacing w:after="100" w:line="228" w:lineRule="auto"/>
         <w:ind w:firstLine="426"/>
         <w:jc w:val="both"/>
         <w:rPr>
           <w:rFonts w:asciiTheme="majorHAnsi" w:hAnsiTheme="majorHAnsi" w:cstheme="majorHAnsi"/>
+          <w:sz w:val="20"/>
+          <w:szCs w:val="20"/>
         </w:rPr>
       </w:pPr>
       <w:r>
@@ -269,40 +303,50 @@
           <w:rFonts w:asciiTheme="majorHAnsi" w:hAnsiTheme="majorHAnsi" w:cstheme="majorHAnsi"/>
           <w:b/>
           <w:bCs/>
+          <w:sz w:val="20"/>
+          <w:szCs w:val="20"/>
         </w:rPr>
         <w:t>«Покупатель»</w:t>
       </w:r>
       <w:r>
         <w:rPr>
           <w:rFonts w:asciiTheme="majorHAnsi" w:hAnsiTheme="majorHAnsi" w:cstheme="majorHAnsi"/>
+          <w:sz w:val="20"/>
+          <w:szCs w:val="20"/>
         </w:rPr>
         <w:t>,</w:t>
       </w:r>
     </w:p>
     <w:p>
       <w:pPr>
-        <w:spacing w:after="120" w:line="260" w:lineRule="auto"/>
+        <w:spacing w:after="120" w:line="228" w:lineRule="auto"/>
         <w:jc w:val="both"/>
         <w:rPr>
           <w:rFonts w:asciiTheme="majorHAnsi" w:hAnsiTheme="majorHAnsi" w:cstheme="majorHAnsi"/>
-        </w:rPr>
-      </w:pPr>
-      <w:r>
-        <w:rPr>
-          <w:rFonts w:asciiTheme="majorHAnsi" w:hAnsiTheme="majorHAnsi" w:cstheme="majorHAnsi"/>
-          <w:color w:val="000000"/>
+          <w:sz w:val="20"/>
+          <w:szCs w:val="20"/>
+        </w:rPr>
+      </w:pPr>
+      <w:r>
+        <w:rPr>
+          <w:rFonts w:asciiTheme="majorHAnsi" w:hAnsiTheme="majorHAnsi" w:cstheme="majorHAnsi"/>
+          <w:color w:val="000000"/>
+          <w:sz w:val="20"/>
+          <w:szCs w:val="20"/>
         </w:rPr>
         <w:t>заключили настоящий Договор о нижеследующем:</w:t>
       </w:r>
     </w:p>
     <w:p>
       <w:pPr>
-        <w:spacing w:after="60" w:line="260" w:lineRule="auto"/>
+        <w:spacing w:after="60" w:line="228" w:lineRule="auto"/>
         <w:ind w:firstLine="425"/>
         <w:jc w:val="both"/>
         <w:rPr>
           <w:rFonts w:asciiTheme="majorHAnsi" w:hAnsiTheme="majorHAnsi" w:cstheme="majorHAnsi"/>
           <w:color w:val="000000"/>
+          <w:sz w:val="20"/>
+          <w:szCs w:val="20"/>
         </w:rPr>
       </w:pPr>
       <w:r>
@@ -311,6 +355,8 @@
           <w:b/>
           <w:bCs/>
           <w:color w:val="000000"/>
+          <w:sz w:val="20"/>
+          <w:szCs w:val="20"/>
         </w:rPr>
         <w:t>1.</w:t>
       </w:r>
@@ -318,104 +364,122 @@
         <w:rPr>
           <w:rFonts w:asciiTheme="majorHAnsi" w:hAnsiTheme="majorHAnsi" w:cstheme="majorHAnsi"/>
           <w:color w:val="000000"/>
+          <w:sz w:val="20"/>
+          <w:szCs w:val="20"/>
         </w:rPr>
         <w:tab/>
-      </w:r>
-      <w:r>
-        <w:rPr>
-          <w:rFonts w:asciiTheme="majorHAnsi" w:hAnsiTheme="majorHAnsi" w:cstheme="majorHAnsi"/>
-          <w:color w:val="000000"/>
-        </w:rPr>
         <w:t>Продавец передаёт в собственность Покупателя (продаёт), а Покупатель принимает (покупает) и оплачивает транспортное средство:</w:t>
       </w:r>
     </w:p>
     <w:p>
       <w:pPr>
-        <w:spacing w:after="40" w:line="260" w:lineRule="auto"/>
+        <w:spacing w:after="40" w:line="228" w:lineRule="auto"/>
         <w:ind w:firstLine="426"/>
         <w:jc w:val="both"/>
         <w:rPr>
           <w:rFonts w:asciiTheme="majorHAnsi" w:hAnsiTheme="majorHAnsi" w:cstheme="majorHAnsi"/>
-        </w:rPr>
-      </w:pPr>
-      <w:r>
-        <w:rPr>
-          <w:rFonts w:asciiTheme="majorHAnsi" w:hAnsiTheme="majorHAnsi" w:cstheme="majorHAnsi"/>
+          <w:sz w:val="20"/>
+          <w:szCs w:val="20"/>
+        </w:rPr>
+      </w:pPr>
+      <w:r>
+        <w:rPr>
+          <w:rFonts w:asciiTheme="majorHAnsi" w:hAnsiTheme="majorHAnsi" w:cstheme="majorHAnsi"/>
+          <w:sz w:val="20"/>
+          <w:szCs w:val="20"/>
         </w:rPr>
         <w:t>Марка, модель: {{МАРКА_МОДЕЛЬ}}</w:t>
       </w:r>
     </w:p>
     <w:p>
       <w:pPr>
-        <w:spacing w:after="40" w:line="260" w:lineRule="auto"/>
+        <w:spacing w:after="40" w:line="228" w:lineRule="auto"/>
         <w:ind w:firstLine="426"/>
         <w:jc w:val="both"/>
         <w:rPr>
           <w:rFonts w:asciiTheme="majorHAnsi" w:hAnsiTheme="majorHAnsi" w:cstheme="majorHAnsi"/>
-        </w:rPr>
-      </w:pPr>
-      <w:r>
-        <w:rPr>
-          <w:rFonts w:asciiTheme="majorHAnsi" w:hAnsiTheme="majorHAnsi" w:cstheme="majorHAnsi"/>
+          <w:sz w:val="20"/>
+          <w:szCs w:val="20"/>
+        </w:rPr>
+      </w:pPr>
+      <w:r>
+        <w:rPr>
+          <w:rFonts w:asciiTheme="majorHAnsi" w:hAnsiTheme="majorHAnsi" w:cstheme="majorHAnsi"/>
+          <w:sz w:val="20"/>
+          <w:szCs w:val="20"/>
         </w:rPr>
         <w:t>Идентификационный номер (VIN): {{VIN}}</w:t>
       </w:r>
     </w:p>
     <w:p>
       <w:pPr>
-        <w:spacing w:after="60" w:line="260" w:lineRule="auto"/>
+        <w:spacing w:after="60" w:line="228" w:lineRule="auto"/>
         <w:ind w:firstLine="426"/>
         <w:jc w:val="both"/>
         <w:rPr>
           <w:rFonts w:asciiTheme="majorHAnsi" w:hAnsiTheme="majorHAnsi" w:cstheme="majorHAnsi"/>
-        </w:rPr>
-      </w:pPr>
-      <w:r>
-        <w:rPr>
-          <w:rFonts w:asciiTheme="majorHAnsi" w:hAnsiTheme="majorHAnsi" w:cstheme="majorHAnsi"/>
+          <w:sz w:val="20"/>
+          <w:szCs w:val="20"/>
+        </w:rPr>
+      </w:pPr>
+      <w:r>
+        <w:rPr>
+          <w:rFonts w:asciiTheme="majorHAnsi" w:hAnsiTheme="majorHAnsi" w:cstheme="majorHAnsi"/>
+          <w:sz w:val="20"/>
+          <w:szCs w:val="20"/>
         </w:rPr>
         <w:t>№ кузова: {{VIN}}</w:t>
       </w:r>
     </w:p>
     <w:p>
       <w:pPr>
-        <w:spacing w:after="40" w:line="260" w:lineRule="auto"/>
+        <w:spacing w:after="40" w:line="228" w:lineRule="auto"/>
         <w:ind w:firstLine="426"/>
         <w:jc w:val="both"/>
         <w:rPr>
           <w:rFonts w:asciiTheme="majorHAnsi" w:hAnsiTheme="majorHAnsi" w:cstheme="majorHAnsi"/>
-        </w:rPr>
-      </w:pPr>
-      <w:r>
-        <w:rPr>
-          <w:rFonts w:asciiTheme="majorHAnsi" w:hAnsiTheme="majorHAnsi" w:cstheme="majorHAnsi"/>
+          <w:sz w:val="20"/>
+          <w:szCs w:val="20"/>
+        </w:rPr>
+      </w:pPr>
+      <w:r>
+        <w:rPr>
+          <w:rFonts w:asciiTheme="majorHAnsi" w:hAnsiTheme="majorHAnsi" w:cstheme="majorHAnsi"/>
+          <w:sz w:val="20"/>
+          <w:szCs w:val="20"/>
         </w:rPr>
         <w:t>Год выпуска: {{ГОД_ВЫП}}</w:t>
       </w:r>
     </w:p>
     <w:p>
       <w:pPr>
-        <w:spacing w:after="60" w:line="260" w:lineRule="auto"/>
+        <w:spacing w:after="60" w:line="228" w:lineRule="auto"/>
         <w:ind w:firstLine="426"/>
         <w:jc w:val="both"/>
         <w:rPr>
           <w:rFonts w:asciiTheme="majorHAnsi" w:hAnsiTheme="majorHAnsi" w:cstheme="majorHAnsi"/>
-        </w:rPr>
-      </w:pPr>
-      <w:r>
-        <w:rPr>
-          <w:rFonts w:asciiTheme="majorHAnsi" w:hAnsiTheme="majorHAnsi" w:cstheme="majorHAnsi"/>
+          <w:sz w:val="20"/>
+          <w:szCs w:val="20"/>
+        </w:rPr>
+      </w:pPr>
+      <w:r>
+        <w:rPr>
+          <w:rFonts w:asciiTheme="majorHAnsi" w:hAnsiTheme="majorHAnsi" w:cstheme="majorHAnsi"/>
+          <w:sz w:val="20"/>
+          <w:szCs w:val="20"/>
         </w:rPr>
         <w:t>Цвет: {{ЦВЕТ}}</w:t>
       </w:r>
     </w:p>
     <w:p>
       <w:pPr>
-        <w:spacing w:after="60" w:line="260" w:lineRule="auto"/>
+        <w:spacing w:after="60" w:line="228" w:lineRule="auto"/>
         <w:ind w:firstLine="425"/>
         <w:jc w:val="both"/>
         <w:rPr>
           <w:rFonts w:asciiTheme="majorHAnsi" w:hAnsiTheme="majorHAnsi" w:cstheme="majorHAnsi"/>
+          <w:sz w:val="20"/>
+          <w:szCs w:val="20"/>
         </w:rPr>
       </w:pPr>
       <w:r>
@@ -424,34 +488,64 @@
           <w:b/>
           <w:bCs/>
           <w:color w:val="000000"/>
-        </w:rPr>
-        <w:t>2</w:t>
-      </w:r>
+          <w:sz w:val="20"/>
+          <w:szCs w:val="20"/>
+        </w:rPr>
+        <w:t>2.</w:t>
+      </w:r>
+      <w:r>
+        <w:rPr>
+          <w:rFonts w:asciiTheme="majorHAnsi" w:hAnsiTheme="majorHAnsi" w:cstheme="majorHAnsi"/>
+          <w:color w:val="000000"/>
+          <w:sz w:val="20"/>
+          <w:szCs w:val="20"/>
+        </w:rPr>
+        <w:tab/>
+        <w:t>Указанное транспортное средство принадлежит Продавцу на основании ТПО (Таможенного приходного ордера) № {{НОМ_ТПО}}, выданного «{{ДЕНЬ_ТПО}}» {{МЕС_ТПО}} {{ГОД_ТПО}} г.</w:t>
+      </w:r>
+    </w:p>
+    <w:p>
+      <w:pPr>
+        <w:spacing w:after="60" w:line="228" w:lineRule="auto"/>
+        <w:ind w:firstLine="425"/>
+        <w:jc w:val="both"/>
+        <w:rPr>
+          <w:rFonts w:asciiTheme="majorHAnsi" w:hAnsiTheme="majorHAnsi" w:cstheme="majorHAnsi"/>
+          <w:sz w:val="20"/>
+          <w:szCs w:val="20"/>
+        </w:rPr>
+      </w:pPr>
       <w:r>
         <w:rPr>
           <w:rFonts w:asciiTheme="majorHAnsi" w:hAnsiTheme="majorHAnsi" w:cstheme="majorHAnsi"/>
           <w:b/>
           <w:bCs/>
           <w:color w:val="000000"/>
-        </w:rPr>
-        <w:t>.</w:t>
-      </w:r>
-      <w:r>
-        <w:rPr>
-          <w:rFonts w:asciiTheme="majorHAnsi" w:hAnsiTheme="majorHAnsi" w:cstheme="majorHAnsi"/>
-          <w:color w:val="000000"/>
+          <w:sz w:val="20"/>
+          <w:szCs w:val="20"/>
+        </w:rPr>
+        <w:t>3.</w:t>
+      </w:r>
+      <w:r>
+        <w:rPr>
+          <w:rFonts w:asciiTheme="majorHAnsi" w:hAnsiTheme="majorHAnsi" w:cstheme="majorHAnsi"/>
+          <w:color w:val="000000"/>
+          <w:sz w:val="20"/>
+          <w:szCs w:val="20"/>
         </w:rPr>
         <w:tab/>
-        <w:t>Указанное транспортное средство принадлежит Продавцу на основании ТПО (Таможенного приходного ордера) № {{НОМ_ТПО}}, выданного «{{ДЕНЬ_ТПО}}» {{МЕС_ТПО}} {{ГОД_ТПО}} г.</w:t>
-      </w:r>
-    </w:p>
-    <w:p>
-      <w:pPr>
-        <w:spacing w:after="60" w:line="260" w:lineRule="auto"/>
+        <w:t>Со слов Продавца на момент заключения настоящего Договора отчуждаемое транспортное средство никому не продано, не заложено, в споре и под запрещением (арестом) не состоит, а также не является предметом претензий третьих лиц. Все таможенные сборы, акцизы, а также утилизационный сбор уплачены.</w:t>
+      </w:r>
+    </w:p>
+    <w:p>
+      <w:pPr>
+        <w:spacing w:after="60" w:line="228" w:lineRule="auto"/>
         <w:ind w:firstLine="425"/>
         <w:jc w:val="both"/>
         <w:rPr>
           <w:rFonts w:asciiTheme="majorHAnsi" w:hAnsiTheme="majorHAnsi" w:cstheme="majorHAnsi"/>
+          <w:sz w:val="20"/>
+          <w:szCs w:val="20"/>
         </w:rPr>
       </w:pPr>
       <w:r>
@@ -460,32 +554,31 @@
           <w:b/>
           <w:bCs/>
           <w:color w:val="000000"/>
-        </w:rPr>
-        <w:t>3.</w:t>
-      </w:r>
-      <w:r>
-        <w:rPr>
-          <w:rFonts w:asciiTheme="majorHAnsi" w:hAnsiTheme="majorHAnsi" w:cstheme="majorHAnsi"/>
-          <w:color w:val="000000"/>
+          <w:sz w:val="20"/>
+          <w:szCs w:val="20"/>
+        </w:rPr>
+        <w:t>4.</w:t>
+      </w:r>
+      <w:r>
+        <w:rPr>
+          <w:rFonts w:asciiTheme="majorHAnsi" w:hAnsiTheme="majorHAnsi" w:cstheme="majorHAnsi"/>
+          <w:color w:val="000000"/>
+          <w:sz w:val="20"/>
+          <w:szCs w:val="20"/>
         </w:rPr>
         <w:tab/>
-        <w:t>Со слов Продавца на момент заключения настоящего Договора отчуждаемое транспортное</w:t>
-      </w:r>
-      <w:r>
-        <w:rPr>
-          <w:rFonts w:asciiTheme="majorHAnsi" w:hAnsiTheme="majorHAnsi" w:cstheme="majorHAnsi"/>
-          <w:color w:val="000000"/>
-        </w:rPr>
-        <w:t xml:space="preserve"> средство никому не продано, не заложено, в споре и под запрещением (арестом) не состоит, а также не является предметом претензий третьих лиц. Все таможенные сборы, акцизы, а также утилизационный сбор уплачены.</w:t>
-      </w:r>
-    </w:p>
-    <w:p>
-      <w:pPr>
-        <w:spacing w:after="60" w:line="260" w:lineRule="auto"/>
+        <w:t>Стоимость указанного транспортного средства согласована Сторонами и составляет: {{ЦЕНА_ЦИФРАМИ}} ({{ЦЕНА_ПРОПИСЬЮ}}) {{ВАЛЮТА}}.</w:t>
+      </w:r>
+    </w:p>
+    <w:p>
+      <w:pPr>
+        <w:spacing w:after="60" w:line="228" w:lineRule="auto"/>
         <w:ind w:firstLine="425"/>
         <w:jc w:val="both"/>
         <w:rPr>
           <w:rFonts w:asciiTheme="majorHAnsi" w:hAnsiTheme="majorHAnsi" w:cstheme="majorHAnsi"/>
+          <w:sz w:val="20"/>
+          <w:szCs w:val="20"/>
         </w:rPr>
       </w:pPr>
       <w:r>
@@ -494,32 +587,31 @@
           <w:b/>
           <w:bCs/>
           <w:color w:val="000000"/>
-        </w:rPr>
-        <w:t>4.</w:t>
-      </w:r>
-      <w:r>
-        <w:rPr>
-          <w:rFonts w:asciiTheme="majorHAnsi" w:hAnsiTheme="majorHAnsi" w:cstheme="majorHAnsi"/>
-          <w:color w:val="000000"/>
+          <w:sz w:val="20"/>
+          <w:szCs w:val="20"/>
+        </w:rPr>
+        <w:t>5.</w:t>
+      </w:r>
+      <w:r>
+        <w:rPr>
+          <w:rFonts w:asciiTheme="majorHAnsi" w:hAnsiTheme="majorHAnsi" w:cstheme="majorHAnsi"/>
+          <w:color w:val="000000"/>
+          <w:sz w:val="20"/>
+          <w:szCs w:val="20"/>
         </w:rPr>
         <w:tab/>
-        <w:t>Стоимость указанного транспортного средств</w:t>
-      </w:r>
-      <w:r>
-        <w:rPr>
-          <w:rFonts w:asciiTheme="majorHAnsi" w:hAnsiTheme="majorHAnsi" w:cstheme="majorHAnsi"/>
-          <w:color w:val="000000"/>
-        </w:rPr>
-        <w:t>а согласована Сторонами и составляет: {{ЦЕНА_ЦИФРАМИ}} ({{ЦЕНА_ПРОПИСЬЮ}}) {{ВАЛЮТА}}.</w:t>
-      </w:r>
-    </w:p>
-    <w:p>
-      <w:pPr>
-        <w:spacing w:after="60" w:line="260" w:lineRule="auto"/>
+        <w:t>Продавец передал, а Покупатель принял транспортное средство и относящиеся к нему документы. Передача осуществляется без составления отдельного акта приёма-передачи. Претензий к внешнему виду и техническому состоянию Покупатель не имеет.</w:t>
+      </w:r>
+    </w:p>
+    <w:p>
+      <w:pPr>
+        <w:spacing w:after="60" w:line="228" w:lineRule="auto"/>
         <w:ind w:firstLine="425"/>
         <w:jc w:val="both"/>
         <w:rPr>
           <w:rFonts w:asciiTheme="majorHAnsi" w:hAnsiTheme="majorHAnsi" w:cstheme="majorHAnsi"/>
+          <w:sz w:val="20"/>
+          <w:szCs w:val="20"/>
         </w:rPr>
       </w:pPr>
       <w:r>
@@ -528,32 +620,31 @@
           <w:b/>
           <w:bCs/>
           <w:color w:val="000000"/>
-        </w:rPr>
-        <w:t>5.</w:t>
-      </w:r>
-      <w:r>
-        <w:rPr>
-          <w:rFonts w:asciiTheme="majorHAnsi" w:hAnsiTheme="majorHAnsi" w:cstheme="majorHAnsi"/>
-          <w:color w:val="000000"/>
+          <w:sz w:val="20"/>
+          <w:szCs w:val="20"/>
+        </w:rPr>
+        <w:t>6.</w:t>
+      </w:r>
+      <w:r>
+        <w:rPr>
+          <w:rFonts w:asciiTheme="majorHAnsi" w:hAnsiTheme="majorHAnsi" w:cstheme="majorHAnsi"/>
+          <w:color w:val="000000"/>
+          <w:sz w:val="20"/>
+          <w:szCs w:val="20"/>
         </w:rPr>
         <w:tab/>
-        <w:t>Продавец передал, а Покупатель принял транспортное средство и относящиеся к нему документы. Передача осуществляется без составления отдельного акта приёма-передачи. П</w:t>
-      </w:r>
-      <w:r>
-        <w:rPr>
-          <w:rFonts w:asciiTheme="majorHAnsi" w:hAnsiTheme="majorHAnsi" w:cstheme="majorHAnsi"/>
-          <w:color w:val="000000"/>
-        </w:rPr>
-        <w:t>ретензий к внешнему виду и техническому состоянию Покупатель не имеет.</w:t>
-      </w:r>
-    </w:p>
-    <w:p>
-      <w:pPr>
-        <w:spacing w:after="60" w:line="260" w:lineRule="auto"/>
+        <w:t>Покупатель производит оплату транспортного средства наличными денежными средствами через платёжного агента — ОсОО «Авто Континент» (ИНН: 01905202610324) — в соответствии с Агентским договором № {{НОМЕР}} от «{{ДЕНЬ}}» {{МЕСЯЦ}} {{ГОД}} г. Продавец денежные средства получил.</w:t>
+      </w:r>
+    </w:p>
+    <w:p>
+      <w:pPr>
+        <w:spacing w:after="60" w:line="228" w:lineRule="auto"/>
         <w:ind w:firstLine="425"/>
         <w:jc w:val="both"/>
         <w:rPr>
           <w:rFonts w:asciiTheme="majorHAnsi" w:hAnsiTheme="majorHAnsi" w:cstheme="majorHAnsi"/>
+          <w:sz w:val="20"/>
+          <w:szCs w:val="20"/>
         </w:rPr>
       </w:pPr>
       <w:r>
@@ -562,32 +653,31 @@
           <w:b/>
           <w:bCs/>
           <w:color w:val="000000"/>
-        </w:rPr>
-        <w:t>6.</w:t>
-      </w:r>
-      <w:r>
-        <w:rPr>
-          <w:rFonts w:asciiTheme="majorHAnsi" w:hAnsiTheme="majorHAnsi" w:cstheme="majorHAnsi"/>
-          <w:color w:val="000000"/>
+          <w:sz w:val="20"/>
+          <w:szCs w:val="20"/>
+        </w:rPr>
+        <w:t>7.</w:t>
+      </w:r>
+      <w:r>
+        <w:rPr>
+          <w:rFonts w:asciiTheme="majorHAnsi" w:hAnsiTheme="majorHAnsi" w:cstheme="majorHAnsi"/>
+          <w:color w:val="000000"/>
+          <w:sz w:val="20"/>
+          <w:szCs w:val="20"/>
         </w:rPr>
         <w:tab/>
-        <w:t xml:space="preserve">Покупатель производит оплату транспортного средства наличными денежными средствами через платёжного агента — ОсОО «Авто Континент» (ИНН: 01905202610324) — в соответствии с Агентским </w:t>
-      </w:r>
-      <w:r>
-        <w:rPr>
-          <w:rFonts w:asciiTheme="majorHAnsi" w:hAnsiTheme="majorHAnsi" w:cstheme="majorHAnsi"/>
-          <w:color w:val="000000"/>
-        </w:rPr>
-        <w:t>договором № {{НОМЕР}} от «{{ДЕНЬ}}» {{МЕСЯЦ}} {{ГОД}} г. Продавец денежные средства получил.</w:t>
-      </w:r>
-    </w:p>
-    <w:p>
-      <w:pPr>
-        <w:spacing w:after="60" w:line="260" w:lineRule="auto"/>
+        <w:t>Право собственности на транспортное средство переходит к Покупателю с момента подписания настоящего Договора.</w:t>
+      </w:r>
+    </w:p>
+    <w:p>
+      <w:pPr>
+        <w:spacing w:line="228" w:lineRule="auto"/>
         <w:ind w:firstLine="425"/>
         <w:jc w:val="both"/>
         <w:rPr>
           <w:rFonts w:asciiTheme="majorHAnsi" w:hAnsiTheme="majorHAnsi" w:cstheme="majorHAnsi"/>
+          <w:sz w:val="20"/>
+          <w:szCs w:val="20"/>
         </w:rPr>
       </w:pPr>
       <w:r>
@@ -596,50 +686,20 @@
           <w:b/>
           <w:bCs/>
           <w:color w:val="000000"/>
-        </w:rPr>
-        <w:t>7.</w:t>
-      </w:r>
-      <w:r>
-        <w:rPr>
-          <w:rFonts w:asciiTheme="majorHAnsi" w:hAnsiTheme="majorHAnsi" w:cstheme="majorHAnsi"/>
-          <w:color w:val="000000"/>
+          <w:sz w:val="20"/>
+          <w:szCs w:val="20"/>
+        </w:rPr>
+        <w:t>8.</w:t>
+      </w:r>
+      <w:r>
+        <w:rPr>
+          <w:rFonts w:asciiTheme="majorHAnsi" w:hAnsiTheme="majorHAnsi" w:cstheme="majorHAnsi"/>
+          <w:color w:val="000000"/>
+          <w:sz w:val="20"/>
+          <w:szCs w:val="20"/>
         </w:rPr>
         <w:tab/>
-        <w:t>Право собственности на транспортное средство переходит к Покупателю с момента подписания настоящего Договора.</w:t>
-      </w:r>
-    </w:p>
-    <w:p>
-      <w:pPr>
-        <w:spacing w:line="260" w:lineRule="auto"/>
-        <w:ind w:firstLine="425"/>
-        <w:jc w:val="both"/>
-        <w:rPr>
-          <w:rFonts w:asciiTheme="majorHAnsi" w:hAnsiTheme="majorHAnsi" w:cstheme="majorHAnsi"/>
-        </w:rPr>
-      </w:pPr>
-      <w:r>
-        <w:rPr>
-          <w:rFonts w:asciiTheme="majorHAnsi" w:hAnsiTheme="majorHAnsi" w:cstheme="majorHAnsi"/>
-          <w:b/>
-          <w:bCs/>
-          <w:color w:val="000000"/>
-        </w:rPr>
-        <w:t>8.</w:t>
-      </w:r>
-      <w:r>
-        <w:rPr>
-          <w:rFonts w:asciiTheme="majorHAnsi" w:hAnsiTheme="majorHAnsi" w:cstheme="majorHAnsi"/>
-          <w:color w:val="000000"/>
-        </w:rPr>
-        <w:tab/>
-        <w:t>Настоящий Договор составлен в трёх экземплярах,</w:t>
-      </w:r>
-      <w:r>
-        <w:rPr>
-          <w:rFonts w:asciiTheme="majorHAnsi" w:hAnsiTheme="majorHAnsi" w:cstheme="majorHAnsi"/>
-          <w:color w:val="000000"/>
-        </w:rPr>
-        <w:t xml:space="preserve"> имеющих одинаковую юридическую силу, — по одному для каждой из Сторон и платёжного агента.</w:t>
+        <w:t>Настоящий Договор составлен в трёх экземплярах, имеющих одинаковую юридическую силу, — по одному для каждой из Сторон и платёжного агента.</w:t>
       </w:r>
     </w:p>
     <w:tbl>
@@ -675,54 +735,66 @@
           </w:tcPr>
           <w:p>
             <w:pPr>
-              <w:spacing w:before="20" w:after="20" w:line="260" w:lineRule="auto"/>
+              <w:spacing w:before="20" w:after="20" w:line="228" w:lineRule="auto"/>
               <w:rPr>
                 <w:rFonts w:asciiTheme="majorHAnsi" w:hAnsiTheme="majorHAnsi" w:cstheme="majorHAnsi"/>
+                <w:sz w:val="20"/>
+                <w:szCs w:val="20"/>
               </w:rPr>
             </w:pPr>
             <w:r>
               <w:rPr>
                 <w:rFonts w:asciiTheme="majorHAnsi" w:hAnsiTheme="majorHAnsi" w:cstheme="majorHAnsi"/>
                 <w:color w:val="000000"/>
-                <w:sz w:val="18"/>
-                <w:szCs w:val="18"/>
+                <w:sz w:val="20"/>
+                <w:szCs w:val="20"/>
               </w:rPr>
               <w:t>(подпись, фамилия Продавец)</w:t>
             </w:r>
           </w:p>
           <w:p>
             <w:pPr>
-              <w:spacing w:before="20" w:after="20" w:line="260" w:lineRule="auto"/>
+              <w:spacing w:before="20" w:after="20" w:line="228" w:lineRule="auto"/>
               <w:rPr>
                 <w:rFonts w:asciiTheme="majorHAnsi" w:hAnsiTheme="majorHAnsi" w:cstheme="majorHAnsi"/>
+                <w:sz w:val="20"/>
+                <w:szCs w:val="20"/>
               </w:rPr>
             </w:pPr>
           </w:p>
           <w:p>
             <w:pPr>
-              <w:spacing w:before="20" w:after="20" w:line="260" w:lineRule="auto"/>
+              <w:spacing w:before="20" w:after="20" w:line="228" w:lineRule="auto"/>
               <w:rPr>
                 <w:rFonts w:asciiTheme="majorHAnsi" w:hAnsiTheme="majorHAnsi" w:cstheme="majorHAnsi"/>
+                <w:sz w:val="20"/>
+                <w:szCs w:val="20"/>
               </w:rPr>
             </w:pPr>
             <w:r>
               <w:rPr>
                 <w:rFonts w:asciiTheme="majorHAnsi" w:hAnsiTheme="majorHAnsi" w:cstheme="majorHAnsi"/>
                 <w:color w:val="000000"/>
+                <w:sz w:val="20"/>
+                <w:szCs w:val="20"/>
               </w:rPr>
               <w:t>________________________________</w:t>
             </w:r>
           </w:p>
           <w:p>
             <w:pPr>
-              <w:spacing w:before="20" w:after="20" w:line="260" w:lineRule="auto"/>
+              <w:spacing w:before="20" w:after="20" w:line="228" w:lineRule="auto"/>
               <w:rPr>
                 <w:rFonts w:asciiTheme="majorHAnsi" w:hAnsiTheme="majorHAnsi" w:cstheme="majorHAnsi"/>
+                <w:sz w:val="20"/>
+                <w:szCs w:val="20"/>
               </w:rPr>
             </w:pPr>
             <w:r>
               <w:rPr>
                 <w:rFonts w:asciiTheme="majorHAnsi" w:hAnsiTheme="majorHAnsi" w:cstheme="majorHAnsi"/>
+                <w:sz w:val="20"/>
+                <w:szCs w:val="20"/>
               </w:rPr>
               <w:t>{{ПРОДАВЕЦ_ИНИЦИАЛЫ}}</w:t>
             </w:r>
@@ -740,54 +812,66 @@
           </w:tcPr>
           <w:p>
             <w:pPr>
-              <w:spacing w:before="20" w:after="20" w:line="260" w:lineRule="auto"/>
+              <w:spacing w:before="20" w:after="20" w:line="228" w:lineRule="auto"/>
               <w:rPr>
                 <w:rFonts w:asciiTheme="majorHAnsi" w:hAnsiTheme="majorHAnsi" w:cstheme="majorHAnsi"/>
+                <w:sz w:val="20"/>
+                <w:szCs w:val="20"/>
               </w:rPr>
             </w:pPr>
             <w:r>
               <w:rPr>
                 <w:rFonts w:asciiTheme="majorHAnsi" w:hAnsiTheme="majorHAnsi" w:cstheme="majorHAnsi"/>
                 <w:color w:val="000000"/>
-                <w:sz w:val="18"/>
-                <w:szCs w:val="18"/>
+                <w:sz w:val="20"/>
+                <w:szCs w:val="20"/>
               </w:rPr>
               <w:t>(подпись, фамилия Покупатель)</w:t>
             </w:r>
           </w:p>
           <w:p>
             <w:pPr>
-              <w:spacing w:before="20" w:after="20" w:line="260" w:lineRule="auto"/>
+              <w:spacing w:before="20" w:after="20" w:line="228" w:lineRule="auto"/>
               <w:rPr>
                 <w:rFonts w:asciiTheme="majorHAnsi" w:hAnsiTheme="majorHAnsi" w:cstheme="majorHAnsi"/>
+                <w:sz w:val="20"/>
+                <w:szCs w:val="20"/>
               </w:rPr>
             </w:pPr>
           </w:p>
           <w:p>
             <w:pPr>
-              <w:spacing w:before="20" w:after="20" w:line="260" w:lineRule="auto"/>
+              <w:spacing w:before="20" w:after="20" w:line="228" w:lineRule="auto"/>
               <w:rPr>
                 <w:rFonts w:asciiTheme="majorHAnsi" w:hAnsiTheme="majorHAnsi" w:cstheme="majorHAnsi"/>
+                <w:sz w:val="20"/>
+                <w:szCs w:val="20"/>
               </w:rPr>
             </w:pPr>
             <w:r>
               <w:rPr>
                 <w:rFonts w:asciiTheme="majorHAnsi" w:hAnsiTheme="majorHAnsi" w:cstheme="majorHAnsi"/>
                 <w:color w:val="000000"/>
+                <w:sz w:val="20"/>
+                <w:szCs w:val="20"/>
               </w:rPr>
               <w:t>________________________________</w:t>
             </w:r>
           </w:p>
           <w:p>
             <w:pPr>
-              <w:spacing w:before="20" w:after="20" w:line="260" w:lineRule="auto"/>
+              <w:spacing w:before="20" w:after="20" w:line="228" w:lineRule="auto"/>
               <w:rPr>
                 <w:rFonts w:asciiTheme="majorHAnsi" w:hAnsiTheme="majorHAnsi" w:cstheme="majorHAnsi"/>
+                <w:sz w:val="20"/>
+                <w:szCs w:val="20"/>
               </w:rPr>
             </w:pPr>
             <w:r>
               <w:rPr>
                 <w:rFonts w:asciiTheme="majorHAnsi" w:hAnsiTheme="majorHAnsi" w:cstheme="majorHAnsi"/>
+                <w:sz w:val="20"/>
+                <w:szCs w:val="20"/>
               </w:rPr>
               <w:t>{{ПОКУПАТЕЛЬ_ИНИЦИАЛЫ}}</w:t>
             </w:r>
@@ -799,6 +883,8 @@
       <w:pPr>
         <w:rPr>
           <w:rFonts w:asciiTheme="majorHAnsi" w:hAnsiTheme="majorHAnsi" w:cstheme="majorHAnsi"/>
+          <w:sz w:val="20"/>
+          <w:szCs w:val="20"/>
         </w:rPr>
       </w:pPr>
     </w:p>
@@ -853,7 +939,7 @@
         <w:tab w:val="center" w:pos="4680"/>
         <w:tab w:val="right" w:pos="9360"/>
       </w:tabs>
-      <w:spacing w:after="0" w:line="200" w:lineRule="auto"/>
+      <w:spacing w:after="0" w:line="228" w:lineRule="auto"/>
       <w:jc w:val="center"/>
       <w:rPr>
         <w:color w:val="000000"/>
@@ -901,7 +987,7 @@
     </w:rPrDefault>
     <w:pPrDefault>
       <w:pPr>
-        <w:spacing w:after="200" w:line="276" w:lineRule="auto"/>
+        <w:spacing w:after="200" w:line="228" w:lineRule="auto"/>
       </w:pPr>
     </w:pPrDefault>
   </w:docDefaults>
@@ -1463,7 +1549,7 @@
       <w:pBdr>
         <w:bottom w:val="single" w:sz="8" w:space="4" w:color="4F81BD"/>
       </w:pBdr>
-      <w:spacing w:after="300" w:line="240" w:lineRule="auto"/>
+      <w:spacing w:after="300" w:line="228" w:lineRule="auto"/>
     </w:pPr>
     <w:rPr>
       <w:rFonts w:ascii="Calibri" w:eastAsia="Calibri" w:hAnsi="Calibri" w:cs="Calibri"/>
@@ -1490,7 +1576,7 @@
   <w:style w:type="table" w:customStyle="1" w:styleId="a5">
     <w:basedOn w:val="TableNormal"/>
     <w:pPr>
-      <w:spacing w:after="0" w:line="240" w:lineRule="auto"/>
+      <w:spacing w:after="0" w:line="228" w:lineRule="auto"/>
     </w:pPr>
     <w:tblPr>
       <w:tblStyleRowBandSize w:val="1"/>
@@ -1506,7 +1592,7 @@
   <w:style w:type="table" w:customStyle="1" w:styleId="a6">
     <w:basedOn w:val="TableNormal"/>
     <w:pPr>
-      <w:spacing w:after="0" w:line="240" w:lineRule="auto"/>
+      <w:spacing w:after="0" w:line="228" w:lineRule="auto"/>
     </w:pPr>
     <w:tblPr>
       <w:tblStyleRowBandSize w:val="1"/>

--- a/templates/dkp_template.docx
+++ b/templates/dkp_template.docx
@@ -4,10 +4,10 @@
   <w:body>
     <w:p>
       <w:pPr>
-        <w:spacing w:after="40" w:line="228" w:lineRule="auto"/>
+        <w:spacing w:after="40"/>
         <w:jc w:val="center"/>
         <w:rPr>
-          <w:rFonts w:asciiTheme="majorHAnsi" w:hAnsiTheme="majorHAnsi" w:cstheme="majorHAnsi"/>
+          <w:rFonts w:ascii="Times New Roman" w:hAnsi="Times New Roman" w:cs="Times New Roman"/>
           <w:b/>
           <w:bCs/>
           <w:color w:val="000000"/>
@@ -17,7 +17,7 @@
       </w:pPr>
       <w:r>
         <w:rPr>
-          <w:rFonts w:asciiTheme="majorHAnsi" w:hAnsiTheme="majorHAnsi" w:cstheme="majorHAnsi"/>
+          <w:rFonts w:ascii="Times New Roman" w:hAnsi="Times New Roman" w:cs="Times New Roman"/>
           <w:b/>
           <w:bCs/>
           <w:color w:val="000000"/>
@@ -29,10 +29,10 @@
     </w:p>
     <w:p>
       <w:pPr>
-        <w:spacing w:after="40" w:line="228" w:lineRule="auto"/>
+        <w:spacing w:after="40"/>
         <w:jc w:val="center"/>
         <w:rPr>
-          <w:rFonts w:asciiTheme="majorHAnsi" w:hAnsiTheme="majorHAnsi" w:cstheme="majorHAnsi"/>
+          <w:rFonts w:ascii="Times New Roman" w:hAnsi="Times New Roman" w:cs="Times New Roman"/>
           <w:sz w:val="20"/>
           <w:szCs w:val="20"/>
         </w:rPr>
@@ -75,16 +75,16 @@
           </w:tcPr>
           <w:p>
             <w:pPr>
-              <w:spacing w:before="20" w:after="20" w:line="228" w:lineRule="auto"/>
+              <w:spacing w:before="20" w:after="20"/>
               <w:rPr>
-                <w:rFonts w:asciiTheme="majorHAnsi" w:hAnsiTheme="majorHAnsi" w:cstheme="majorHAnsi"/>
+                <w:rFonts w:ascii="Times New Roman" w:hAnsi="Times New Roman" w:cs="Times New Roman"/>
                 <w:sz w:val="20"/>
                 <w:szCs w:val="20"/>
               </w:rPr>
             </w:pPr>
             <w:r>
               <w:rPr>
-                <w:rFonts w:asciiTheme="majorHAnsi" w:hAnsiTheme="majorHAnsi" w:cstheme="majorHAnsi"/>
+                <w:rFonts w:ascii="Times New Roman" w:hAnsi="Times New Roman" w:cs="Times New Roman"/>
                 <w:sz w:val="20"/>
                 <w:szCs w:val="20"/>
               </w:rPr>
@@ -104,17 +104,17 @@
           </w:tcPr>
           <w:p>
             <w:pPr>
-              <w:spacing w:before="20" w:after="20" w:line="228" w:lineRule="auto"/>
+              <w:spacing w:before="20" w:after="20"/>
               <w:jc w:val="right"/>
               <w:rPr>
-                <w:rFonts w:asciiTheme="majorHAnsi" w:hAnsiTheme="majorHAnsi" w:cstheme="majorHAnsi"/>
+                <w:rFonts w:ascii="Times New Roman" w:hAnsi="Times New Roman" w:cs="Times New Roman"/>
                 <w:sz w:val="20"/>
                 <w:szCs w:val="20"/>
               </w:rPr>
             </w:pPr>
             <w:r>
               <w:rPr>
-                <w:rFonts w:asciiTheme="majorHAnsi" w:hAnsiTheme="majorHAnsi" w:cstheme="majorHAnsi"/>
+                <w:rFonts w:ascii="Times New Roman" w:hAnsi="Times New Roman" w:cs="Times New Roman"/>
                 <w:sz w:val="20"/>
                 <w:szCs w:val="20"/>
               </w:rPr>
@@ -126,17 +126,17 @@
     </w:tbl>
     <w:p>
       <w:pPr>
-        <w:spacing w:after="0" w:line="228" w:lineRule="auto"/>
+        <w:spacing w:after="0"/>
         <w:jc w:val="both"/>
         <w:rPr>
-          <w:rFonts w:asciiTheme="majorHAnsi" w:hAnsiTheme="majorHAnsi" w:cstheme="majorHAnsi"/>
-          <w:sz w:val="20"/>
-          <w:szCs w:val="20"/>
-        </w:rPr>
-      </w:pPr>
-      <w:r>
-        <w:rPr>
-          <w:rFonts w:asciiTheme="majorHAnsi" w:hAnsiTheme="majorHAnsi" w:cstheme="majorHAnsi"/>
+          <w:rFonts w:ascii="Times New Roman" w:hAnsi="Times New Roman" w:cs="Times New Roman"/>
+          <w:sz w:val="20"/>
+          <w:szCs w:val="20"/>
+        </w:rPr>
+      </w:pPr>
+      <w:r>
+        <w:rPr>
+          <w:rFonts w:ascii="Times New Roman" w:hAnsi="Times New Roman" w:cs="Times New Roman"/>
           <w:color w:val="000000"/>
           <w:sz w:val="20"/>
           <w:szCs w:val="20"/>
@@ -145,7 +145,7 @@
       </w:r>
       <w:r>
         <w:rPr>
-          <w:rFonts w:asciiTheme="majorHAnsi" w:hAnsiTheme="majorHAnsi" w:cstheme="majorHAnsi"/>
+          <w:rFonts w:ascii="Times New Roman" w:hAnsi="Times New Roman" w:cs="Times New Roman"/>
           <w:color w:val="000000"/>
           <w:sz w:val="20"/>
           <w:szCs w:val="20"/>
@@ -154,7 +154,7 @@
       </w:r>
       <w:r>
         <w:rPr>
-          <w:rFonts w:asciiTheme="majorHAnsi" w:hAnsiTheme="majorHAnsi" w:cstheme="majorHAnsi"/>
+          <w:rFonts w:ascii="Times New Roman" w:hAnsi="Times New Roman" w:cs="Times New Roman"/>
           <w:color w:val="000000"/>
           <w:sz w:val="20"/>
           <w:szCs w:val="20"/>
@@ -163,7 +163,7 @@
       </w:r>
       <w:r>
         <w:rPr>
-          <w:rFonts w:asciiTheme="majorHAnsi" w:hAnsiTheme="majorHAnsi" w:cstheme="majorHAnsi"/>
+          <w:rFonts w:ascii="Times New Roman" w:hAnsi="Times New Roman" w:cs="Times New Roman"/>
           <w:color w:val="000000"/>
           <w:sz w:val="20"/>
           <w:szCs w:val="20"/>
@@ -172,7 +172,7 @@
       </w:r>
       <w:r>
         <w:rPr>
-          <w:rFonts w:asciiTheme="majorHAnsi" w:hAnsiTheme="majorHAnsi" w:cstheme="majorHAnsi"/>
+          <w:rFonts w:ascii="Times New Roman" w:hAnsi="Times New Roman" w:cs="Times New Roman"/>
           <w:color w:val="000000"/>
           <w:sz w:val="20"/>
           <w:szCs w:val="20"/>
@@ -183,18 +183,18 @@
     </w:p>
     <w:p>
       <w:pPr>
-        <w:spacing w:after="40" w:line="228" w:lineRule="auto"/>
+        <w:spacing w:after="40"/>
         <w:ind w:firstLine="426"/>
         <w:jc w:val="both"/>
         <w:rPr>
-          <w:rFonts w:asciiTheme="majorHAnsi" w:hAnsiTheme="majorHAnsi" w:cstheme="majorHAnsi"/>
-          <w:sz w:val="20"/>
-          <w:szCs w:val="20"/>
-        </w:rPr>
-      </w:pPr>
-      <w:r>
-        <w:rPr>
-          <w:rFonts w:asciiTheme="majorHAnsi" w:hAnsiTheme="majorHAnsi" w:cstheme="majorHAnsi"/>
+          <w:rFonts w:ascii="Times New Roman" w:hAnsi="Times New Roman" w:cs="Times New Roman"/>
+          <w:sz w:val="20"/>
+          <w:szCs w:val="20"/>
+        </w:rPr>
+      </w:pPr>
+      <w:r>
+        <w:rPr>
+          <w:rFonts w:ascii="Times New Roman" w:hAnsi="Times New Roman" w:cs="Times New Roman"/>
           <w:sz w:val="20"/>
           <w:szCs w:val="20"/>
         </w:rPr>
@@ -203,7 +203,7 @@
       <w:proofErr w:type="spellStart"/>
       <w:r>
         <w:rPr>
-          <w:rFonts w:asciiTheme="majorHAnsi" w:hAnsiTheme="majorHAnsi" w:cstheme="majorHAnsi"/>
+          <w:rFonts w:ascii="Times New Roman" w:hAnsi="Times New Roman" w:cs="Times New Roman"/>
           <w:sz w:val="20"/>
           <w:szCs w:val="20"/>
         </w:rPr>
@@ -212,7 +212,7 @@
       <w:proofErr w:type="spellEnd"/>
       <w:r>
         <w:rPr>
-          <w:rFonts w:asciiTheme="majorHAnsi" w:hAnsiTheme="majorHAnsi" w:cstheme="majorHAnsi"/>
+          <w:rFonts w:ascii="Times New Roman" w:hAnsi="Times New Roman" w:cs="Times New Roman"/>
           <w:sz w:val="20"/>
           <w:szCs w:val="20"/>
         </w:rPr>
@@ -221,18 +221,18 @@
     </w:p>
     <w:p>
       <w:pPr>
-        <w:spacing w:after="100" w:line="228" w:lineRule="auto"/>
+        <w:spacing w:after="100"/>
         <w:ind w:firstLine="426"/>
         <w:jc w:val="both"/>
         <w:rPr>
-          <w:rFonts w:asciiTheme="majorHAnsi" w:hAnsiTheme="majorHAnsi" w:cstheme="majorHAnsi"/>
-          <w:sz w:val="20"/>
-          <w:szCs w:val="20"/>
-        </w:rPr>
-      </w:pPr>
-      <w:r>
-        <w:rPr>
-          <w:rFonts w:asciiTheme="majorHAnsi" w:hAnsiTheme="majorHAnsi" w:cstheme="majorHAnsi"/>
+          <w:rFonts w:ascii="Times New Roman" w:hAnsi="Times New Roman" w:cs="Times New Roman"/>
+          <w:sz w:val="20"/>
+          <w:szCs w:val="20"/>
+        </w:rPr>
+      </w:pPr>
+      <w:r>
+        <w:rPr>
+          <w:rFonts w:ascii="Times New Roman" w:hAnsi="Times New Roman" w:cs="Times New Roman"/>
           <w:b/>
           <w:bCs/>
           <w:sz w:val="20"/>
@@ -242,7 +242,7 @@
       </w:r>
       <w:r>
         <w:rPr>
-          <w:rFonts w:asciiTheme="majorHAnsi" w:hAnsiTheme="majorHAnsi" w:cstheme="majorHAnsi"/>
+          <w:rFonts w:ascii="Times New Roman" w:hAnsi="Times New Roman" w:cs="Times New Roman"/>
           <w:sz w:val="20"/>
           <w:szCs w:val="20"/>
         </w:rPr>
@@ -251,18 +251,18 @@
     </w:p>
     <w:p>
       <w:pPr>
-        <w:spacing w:after="40" w:line="228" w:lineRule="auto"/>
+        <w:spacing w:after="40"/>
         <w:ind w:firstLine="426"/>
         <w:jc w:val="both"/>
         <w:rPr>
-          <w:rFonts w:asciiTheme="majorHAnsi" w:hAnsiTheme="majorHAnsi" w:cstheme="majorHAnsi"/>
-          <w:sz w:val="20"/>
-          <w:szCs w:val="20"/>
-        </w:rPr>
-      </w:pPr>
-      <w:r>
-        <w:rPr>
-          <w:rFonts w:asciiTheme="majorHAnsi" w:hAnsiTheme="majorHAnsi" w:cstheme="majorHAnsi"/>
+          <w:rFonts w:ascii="Times New Roman" w:hAnsi="Times New Roman" w:cs="Times New Roman"/>
+          <w:sz w:val="20"/>
+          <w:szCs w:val="20"/>
+        </w:rPr>
+      </w:pPr>
+      <w:r>
+        <w:rPr>
+          <w:rFonts w:ascii="Times New Roman" w:hAnsi="Times New Roman" w:cs="Times New Roman"/>
           <w:sz w:val="20"/>
           <w:szCs w:val="20"/>
         </w:rPr>
@@ -271,7 +271,7 @@
       <w:proofErr w:type="spellStart"/>
       <w:r>
         <w:rPr>
-          <w:rFonts w:asciiTheme="majorHAnsi" w:hAnsiTheme="majorHAnsi" w:cstheme="majorHAnsi"/>
+          <w:rFonts w:ascii="Times New Roman" w:hAnsi="Times New Roman" w:cs="Times New Roman"/>
           <w:sz w:val="20"/>
           <w:szCs w:val="20"/>
         </w:rPr>
@@ -280,7 +280,7 @@
       <w:proofErr w:type="spellEnd"/>
       <w:r>
         <w:rPr>
-          <w:rFonts w:asciiTheme="majorHAnsi" w:hAnsiTheme="majorHAnsi" w:cstheme="majorHAnsi"/>
+          <w:rFonts w:ascii="Times New Roman" w:hAnsi="Times New Roman" w:cs="Times New Roman"/>
           <w:sz w:val="20"/>
           <w:szCs w:val="20"/>
         </w:rPr>
@@ -289,18 +289,18 @@
     </w:p>
     <w:p>
       <w:pPr>
-        <w:spacing w:after="100" w:line="228" w:lineRule="auto"/>
+        <w:spacing w:after="100"/>
         <w:ind w:firstLine="426"/>
         <w:jc w:val="both"/>
         <w:rPr>
-          <w:rFonts w:asciiTheme="majorHAnsi" w:hAnsiTheme="majorHAnsi" w:cstheme="majorHAnsi"/>
-          <w:sz w:val="20"/>
-          <w:szCs w:val="20"/>
-        </w:rPr>
-      </w:pPr>
-      <w:r>
-        <w:rPr>
-          <w:rFonts w:asciiTheme="majorHAnsi" w:hAnsiTheme="majorHAnsi" w:cstheme="majorHAnsi"/>
+          <w:rFonts w:ascii="Times New Roman" w:hAnsi="Times New Roman" w:cs="Times New Roman"/>
+          <w:sz w:val="20"/>
+          <w:szCs w:val="20"/>
+        </w:rPr>
+      </w:pPr>
+      <w:r>
+        <w:rPr>
+          <w:rFonts w:ascii="Times New Roman" w:hAnsi="Times New Roman" w:cs="Times New Roman"/>
           <w:b/>
           <w:bCs/>
           <w:sz w:val="20"/>
@@ -310,7 +310,7 @@
       </w:r>
       <w:r>
         <w:rPr>
-          <w:rFonts w:asciiTheme="majorHAnsi" w:hAnsiTheme="majorHAnsi" w:cstheme="majorHAnsi"/>
+          <w:rFonts w:ascii="Times New Roman" w:hAnsi="Times New Roman" w:cs="Times New Roman"/>
           <w:sz w:val="20"/>
           <w:szCs w:val="20"/>
         </w:rPr>
@@ -319,17 +319,17 @@
     </w:p>
     <w:p>
       <w:pPr>
-        <w:spacing w:after="120" w:line="228" w:lineRule="auto"/>
+        <w:spacing w:after="120"/>
         <w:jc w:val="both"/>
         <w:rPr>
-          <w:rFonts w:asciiTheme="majorHAnsi" w:hAnsiTheme="majorHAnsi" w:cstheme="majorHAnsi"/>
-          <w:sz w:val="20"/>
-          <w:szCs w:val="20"/>
-        </w:rPr>
-      </w:pPr>
-      <w:r>
-        <w:rPr>
-          <w:rFonts w:asciiTheme="majorHAnsi" w:hAnsiTheme="majorHAnsi" w:cstheme="majorHAnsi"/>
+          <w:rFonts w:ascii="Times New Roman" w:hAnsi="Times New Roman" w:cs="Times New Roman"/>
+          <w:sz w:val="20"/>
+          <w:szCs w:val="20"/>
+        </w:rPr>
+      </w:pPr>
+      <w:r>
+        <w:rPr>
+          <w:rFonts w:ascii="Times New Roman" w:hAnsi="Times New Roman" w:cs="Times New Roman"/>
           <w:color w:val="000000"/>
           <w:sz w:val="20"/>
           <w:szCs w:val="20"/>
@@ -339,19 +339,19 @@
     </w:p>
     <w:p>
       <w:pPr>
-        <w:spacing w:after="60" w:line="228" w:lineRule="auto"/>
+        <w:spacing w:after="60"/>
         <w:ind w:firstLine="425"/>
         <w:jc w:val="both"/>
         <w:rPr>
-          <w:rFonts w:asciiTheme="majorHAnsi" w:hAnsiTheme="majorHAnsi" w:cstheme="majorHAnsi"/>
-          <w:color w:val="000000"/>
-          <w:sz w:val="20"/>
-          <w:szCs w:val="20"/>
-        </w:rPr>
-      </w:pPr>
-      <w:r>
-        <w:rPr>
-          <w:rFonts w:asciiTheme="majorHAnsi" w:hAnsiTheme="majorHAnsi" w:cstheme="majorHAnsi"/>
+          <w:rFonts w:ascii="Times New Roman" w:hAnsi="Times New Roman" w:cs="Times New Roman"/>
+          <w:color w:val="000000"/>
+          <w:sz w:val="20"/>
+          <w:szCs w:val="20"/>
+        </w:rPr>
+      </w:pPr>
+      <w:r>
+        <w:rPr>
+          <w:rFonts w:ascii="Times New Roman" w:hAnsi="Times New Roman" w:cs="Times New Roman"/>
           <w:b/>
           <w:bCs/>
           <w:color w:val="000000"/>
@@ -362,7 +362,7 @@
       </w:r>
       <w:r>
         <w:rPr>
-          <w:rFonts w:asciiTheme="majorHAnsi" w:hAnsiTheme="majorHAnsi" w:cstheme="majorHAnsi"/>
+          <w:rFonts w:ascii="Times New Roman" w:hAnsi="Times New Roman" w:cs="Times New Roman"/>
           <w:color w:val="000000"/>
           <w:sz w:val="20"/>
           <w:szCs w:val="20"/>
@@ -373,18 +373,18 @@
     </w:p>
     <w:p>
       <w:pPr>
-        <w:spacing w:after="40" w:line="228" w:lineRule="auto"/>
+        <w:spacing w:after="40"/>
         <w:ind w:firstLine="426"/>
         <w:jc w:val="both"/>
         <w:rPr>
-          <w:rFonts w:asciiTheme="majorHAnsi" w:hAnsiTheme="majorHAnsi" w:cstheme="majorHAnsi"/>
-          <w:sz w:val="20"/>
-          <w:szCs w:val="20"/>
-        </w:rPr>
-      </w:pPr>
-      <w:r>
-        <w:rPr>
-          <w:rFonts w:asciiTheme="majorHAnsi" w:hAnsiTheme="majorHAnsi" w:cstheme="majorHAnsi"/>
+          <w:rFonts w:ascii="Times New Roman" w:hAnsi="Times New Roman" w:cs="Times New Roman"/>
+          <w:sz w:val="20"/>
+          <w:szCs w:val="20"/>
+        </w:rPr>
+      </w:pPr>
+      <w:r>
+        <w:rPr>
+          <w:rFonts w:ascii="Times New Roman" w:hAnsi="Times New Roman" w:cs="Times New Roman"/>
           <w:sz w:val="20"/>
           <w:szCs w:val="20"/>
         </w:rPr>
@@ -393,18 +393,18 @@
     </w:p>
     <w:p>
       <w:pPr>
-        <w:spacing w:after="40" w:line="228" w:lineRule="auto"/>
+        <w:spacing w:after="40"/>
         <w:ind w:firstLine="426"/>
         <w:jc w:val="both"/>
         <w:rPr>
-          <w:rFonts w:asciiTheme="majorHAnsi" w:hAnsiTheme="majorHAnsi" w:cstheme="majorHAnsi"/>
-          <w:sz w:val="20"/>
-          <w:szCs w:val="20"/>
-        </w:rPr>
-      </w:pPr>
-      <w:r>
-        <w:rPr>
-          <w:rFonts w:asciiTheme="majorHAnsi" w:hAnsiTheme="majorHAnsi" w:cstheme="majorHAnsi"/>
+          <w:rFonts w:ascii="Times New Roman" w:hAnsi="Times New Roman" w:cs="Times New Roman"/>
+          <w:sz w:val="20"/>
+          <w:szCs w:val="20"/>
+        </w:rPr>
+      </w:pPr>
+      <w:r>
+        <w:rPr>
+          <w:rFonts w:ascii="Times New Roman" w:hAnsi="Times New Roman" w:cs="Times New Roman"/>
           <w:sz w:val="20"/>
           <w:szCs w:val="20"/>
         </w:rPr>
@@ -413,18 +413,18 @@
     </w:p>
     <w:p>
       <w:pPr>
-        <w:spacing w:after="60" w:line="228" w:lineRule="auto"/>
+        <w:spacing w:after="60"/>
         <w:ind w:firstLine="426"/>
         <w:jc w:val="both"/>
         <w:rPr>
-          <w:rFonts w:asciiTheme="majorHAnsi" w:hAnsiTheme="majorHAnsi" w:cstheme="majorHAnsi"/>
-          <w:sz w:val="20"/>
-          <w:szCs w:val="20"/>
-        </w:rPr>
-      </w:pPr>
-      <w:r>
-        <w:rPr>
-          <w:rFonts w:asciiTheme="majorHAnsi" w:hAnsiTheme="majorHAnsi" w:cstheme="majorHAnsi"/>
+          <w:rFonts w:ascii="Times New Roman" w:hAnsi="Times New Roman" w:cs="Times New Roman"/>
+          <w:sz w:val="20"/>
+          <w:szCs w:val="20"/>
+        </w:rPr>
+      </w:pPr>
+      <w:r>
+        <w:rPr>
+          <w:rFonts w:ascii="Times New Roman" w:hAnsi="Times New Roman" w:cs="Times New Roman"/>
           <w:sz w:val="20"/>
           <w:szCs w:val="20"/>
         </w:rPr>
@@ -433,18 +433,18 @@
     </w:p>
     <w:p>
       <w:pPr>
-        <w:spacing w:after="40" w:line="228" w:lineRule="auto"/>
+        <w:spacing w:after="40"/>
         <w:ind w:firstLine="426"/>
         <w:jc w:val="both"/>
         <w:rPr>
-          <w:rFonts w:asciiTheme="majorHAnsi" w:hAnsiTheme="majorHAnsi" w:cstheme="majorHAnsi"/>
-          <w:sz w:val="20"/>
-          <w:szCs w:val="20"/>
-        </w:rPr>
-      </w:pPr>
-      <w:r>
-        <w:rPr>
-          <w:rFonts w:asciiTheme="majorHAnsi" w:hAnsiTheme="majorHAnsi" w:cstheme="majorHAnsi"/>
+          <w:rFonts w:ascii="Times New Roman" w:hAnsi="Times New Roman" w:cs="Times New Roman"/>
+          <w:sz w:val="20"/>
+          <w:szCs w:val="20"/>
+        </w:rPr>
+      </w:pPr>
+      <w:r>
+        <w:rPr>
+          <w:rFonts w:ascii="Times New Roman" w:hAnsi="Times New Roman" w:cs="Times New Roman"/>
           <w:sz w:val="20"/>
           <w:szCs w:val="20"/>
         </w:rPr>
@@ -453,18 +453,18 @@
     </w:p>
     <w:p>
       <w:pPr>
-        <w:spacing w:after="60" w:line="228" w:lineRule="auto"/>
+        <w:spacing w:after="60"/>
         <w:ind w:firstLine="426"/>
         <w:jc w:val="both"/>
         <w:rPr>
-          <w:rFonts w:asciiTheme="majorHAnsi" w:hAnsiTheme="majorHAnsi" w:cstheme="majorHAnsi"/>
-          <w:sz w:val="20"/>
-          <w:szCs w:val="20"/>
-        </w:rPr>
-      </w:pPr>
-      <w:r>
-        <w:rPr>
-          <w:rFonts w:asciiTheme="majorHAnsi" w:hAnsiTheme="majorHAnsi" w:cstheme="majorHAnsi"/>
+          <w:rFonts w:ascii="Times New Roman" w:hAnsi="Times New Roman" w:cs="Times New Roman"/>
+          <w:sz w:val="20"/>
+          <w:szCs w:val="20"/>
+        </w:rPr>
+      </w:pPr>
+      <w:r>
+        <w:rPr>
+          <w:rFonts w:ascii="Times New Roman" w:hAnsi="Times New Roman" w:cs="Times New Roman"/>
           <w:sz w:val="20"/>
           <w:szCs w:val="20"/>
         </w:rPr>
@@ -473,18 +473,18 @@
     </w:p>
     <w:p>
       <w:pPr>
-        <w:spacing w:after="60" w:line="228" w:lineRule="auto"/>
+        <w:spacing w:after="60"/>
         <w:ind w:firstLine="425"/>
         <w:jc w:val="both"/>
         <w:rPr>
-          <w:rFonts w:asciiTheme="majorHAnsi" w:hAnsiTheme="majorHAnsi" w:cstheme="majorHAnsi"/>
-          <w:sz w:val="20"/>
-          <w:szCs w:val="20"/>
-        </w:rPr>
-      </w:pPr>
-      <w:r>
-        <w:rPr>
-          <w:rFonts w:asciiTheme="majorHAnsi" w:hAnsiTheme="majorHAnsi" w:cstheme="majorHAnsi"/>
+          <w:rFonts w:ascii="Times New Roman" w:hAnsi="Times New Roman" w:cs="Times New Roman"/>
+          <w:sz w:val="20"/>
+          <w:szCs w:val="20"/>
+        </w:rPr>
+      </w:pPr>
+      <w:r>
+        <w:rPr>
+          <w:rFonts w:ascii="Times New Roman" w:hAnsi="Times New Roman" w:cs="Times New Roman"/>
           <w:b/>
           <w:bCs/>
           <w:color w:val="000000"/>
@@ -495,7 +495,7 @@
       </w:r>
       <w:r>
         <w:rPr>
-          <w:rFonts w:asciiTheme="majorHAnsi" w:hAnsiTheme="majorHAnsi" w:cstheme="majorHAnsi"/>
+          <w:rFonts w:ascii="Times New Roman" w:hAnsi="Times New Roman" w:cs="Times New Roman"/>
           <w:color w:val="000000"/>
           <w:sz w:val="20"/>
           <w:szCs w:val="20"/>
@@ -506,18 +506,18 @@
     </w:p>
     <w:p>
       <w:pPr>
-        <w:spacing w:after="60" w:line="228" w:lineRule="auto"/>
+        <w:spacing w:after="60"/>
         <w:ind w:firstLine="425"/>
         <w:jc w:val="both"/>
         <w:rPr>
-          <w:rFonts w:asciiTheme="majorHAnsi" w:hAnsiTheme="majorHAnsi" w:cstheme="majorHAnsi"/>
-          <w:sz w:val="20"/>
-          <w:szCs w:val="20"/>
-        </w:rPr>
-      </w:pPr>
-      <w:r>
-        <w:rPr>
-          <w:rFonts w:asciiTheme="majorHAnsi" w:hAnsiTheme="majorHAnsi" w:cstheme="majorHAnsi"/>
+          <w:rFonts w:ascii="Times New Roman" w:hAnsi="Times New Roman" w:cs="Times New Roman"/>
+          <w:sz w:val="20"/>
+          <w:szCs w:val="20"/>
+        </w:rPr>
+      </w:pPr>
+      <w:r>
+        <w:rPr>
+          <w:rFonts w:ascii="Times New Roman" w:hAnsi="Times New Roman" w:cs="Times New Roman"/>
           <w:b/>
           <w:bCs/>
           <w:color w:val="000000"/>
@@ -528,7 +528,7 @@
       </w:r>
       <w:r>
         <w:rPr>
-          <w:rFonts w:asciiTheme="majorHAnsi" w:hAnsiTheme="majorHAnsi" w:cstheme="majorHAnsi"/>
+          <w:rFonts w:ascii="Times New Roman" w:hAnsi="Times New Roman" w:cs="Times New Roman"/>
           <w:color w:val="000000"/>
           <w:sz w:val="20"/>
           <w:szCs w:val="20"/>
@@ -539,18 +539,18 @@
     </w:p>
     <w:p>
       <w:pPr>
-        <w:spacing w:after="60" w:line="228" w:lineRule="auto"/>
+        <w:spacing w:after="60"/>
         <w:ind w:firstLine="425"/>
         <w:jc w:val="both"/>
         <w:rPr>
-          <w:rFonts w:asciiTheme="majorHAnsi" w:hAnsiTheme="majorHAnsi" w:cstheme="majorHAnsi"/>
-          <w:sz w:val="20"/>
-          <w:szCs w:val="20"/>
-        </w:rPr>
-      </w:pPr>
-      <w:r>
-        <w:rPr>
-          <w:rFonts w:asciiTheme="majorHAnsi" w:hAnsiTheme="majorHAnsi" w:cstheme="majorHAnsi"/>
+          <w:rFonts w:ascii="Times New Roman" w:hAnsi="Times New Roman" w:cs="Times New Roman"/>
+          <w:sz w:val="20"/>
+          <w:szCs w:val="20"/>
+        </w:rPr>
+      </w:pPr>
+      <w:r>
+        <w:rPr>
+          <w:rFonts w:ascii="Times New Roman" w:hAnsi="Times New Roman" w:cs="Times New Roman"/>
           <w:b/>
           <w:bCs/>
           <w:color w:val="000000"/>
@@ -561,7 +561,7 @@
       </w:r>
       <w:r>
         <w:rPr>
-          <w:rFonts w:asciiTheme="majorHAnsi" w:hAnsiTheme="majorHAnsi" w:cstheme="majorHAnsi"/>
+          <w:rFonts w:ascii="Times New Roman" w:hAnsi="Times New Roman" w:cs="Times New Roman"/>
           <w:color w:val="000000"/>
           <w:sz w:val="20"/>
           <w:szCs w:val="20"/>
@@ -572,18 +572,18 @@
     </w:p>
     <w:p>
       <w:pPr>
-        <w:spacing w:after="60" w:line="228" w:lineRule="auto"/>
+        <w:spacing w:after="60"/>
         <w:ind w:firstLine="425"/>
         <w:jc w:val="both"/>
         <w:rPr>
-          <w:rFonts w:asciiTheme="majorHAnsi" w:hAnsiTheme="majorHAnsi" w:cstheme="majorHAnsi"/>
-          <w:sz w:val="20"/>
-          <w:szCs w:val="20"/>
-        </w:rPr>
-      </w:pPr>
-      <w:r>
-        <w:rPr>
-          <w:rFonts w:asciiTheme="majorHAnsi" w:hAnsiTheme="majorHAnsi" w:cstheme="majorHAnsi"/>
+          <w:rFonts w:ascii="Times New Roman" w:hAnsi="Times New Roman" w:cs="Times New Roman"/>
+          <w:sz w:val="20"/>
+          <w:szCs w:val="20"/>
+        </w:rPr>
+      </w:pPr>
+      <w:r>
+        <w:rPr>
+          <w:rFonts w:ascii="Times New Roman" w:hAnsi="Times New Roman" w:cs="Times New Roman"/>
           <w:b/>
           <w:bCs/>
           <w:color w:val="000000"/>
@@ -594,7 +594,7 @@
       </w:r>
       <w:r>
         <w:rPr>
-          <w:rFonts w:asciiTheme="majorHAnsi" w:hAnsiTheme="majorHAnsi" w:cstheme="majorHAnsi"/>
+          <w:rFonts w:ascii="Times New Roman" w:hAnsi="Times New Roman" w:cs="Times New Roman"/>
           <w:color w:val="000000"/>
           <w:sz w:val="20"/>
           <w:szCs w:val="20"/>
@@ -605,18 +605,18 @@
     </w:p>
     <w:p>
       <w:pPr>
-        <w:spacing w:after="60" w:line="228" w:lineRule="auto"/>
+        <w:spacing w:after="60"/>
         <w:ind w:firstLine="425"/>
         <w:jc w:val="both"/>
         <w:rPr>
-          <w:rFonts w:asciiTheme="majorHAnsi" w:hAnsiTheme="majorHAnsi" w:cstheme="majorHAnsi"/>
-          <w:sz w:val="20"/>
-          <w:szCs w:val="20"/>
-        </w:rPr>
-      </w:pPr>
-      <w:r>
-        <w:rPr>
-          <w:rFonts w:asciiTheme="majorHAnsi" w:hAnsiTheme="majorHAnsi" w:cstheme="majorHAnsi"/>
+          <w:rFonts w:ascii="Times New Roman" w:hAnsi="Times New Roman" w:cs="Times New Roman"/>
+          <w:sz w:val="20"/>
+          <w:szCs w:val="20"/>
+        </w:rPr>
+      </w:pPr>
+      <w:r>
+        <w:rPr>
+          <w:rFonts w:ascii="Times New Roman" w:hAnsi="Times New Roman" w:cs="Times New Roman"/>
           <w:b/>
           <w:bCs/>
           <w:color w:val="000000"/>
@@ -627,7 +627,7 @@
       </w:r>
       <w:r>
         <w:rPr>
-          <w:rFonts w:asciiTheme="majorHAnsi" w:hAnsiTheme="majorHAnsi" w:cstheme="majorHAnsi"/>
+          <w:rFonts w:ascii="Times New Roman" w:hAnsi="Times New Roman" w:cs="Times New Roman"/>
           <w:color w:val="000000"/>
           <w:sz w:val="20"/>
           <w:szCs w:val="20"/>
@@ -638,18 +638,18 @@
     </w:p>
     <w:p>
       <w:pPr>
-        <w:spacing w:after="60" w:line="228" w:lineRule="auto"/>
+        <w:spacing w:after="60"/>
         <w:ind w:firstLine="425"/>
         <w:jc w:val="both"/>
         <w:rPr>
-          <w:rFonts w:asciiTheme="majorHAnsi" w:hAnsiTheme="majorHAnsi" w:cstheme="majorHAnsi"/>
-          <w:sz w:val="20"/>
-          <w:szCs w:val="20"/>
-        </w:rPr>
-      </w:pPr>
-      <w:r>
-        <w:rPr>
-          <w:rFonts w:asciiTheme="majorHAnsi" w:hAnsiTheme="majorHAnsi" w:cstheme="majorHAnsi"/>
+          <w:rFonts w:ascii="Times New Roman" w:hAnsi="Times New Roman" w:cs="Times New Roman"/>
+          <w:sz w:val="20"/>
+          <w:szCs w:val="20"/>
+        </w:rPr>
+      </w:pPr>
+      <w:r>
+        <w:rPr>
+          <w:rFonts w:ascii="Times New Roman" w:hAnsi="Times New Roman" w:cs="Times New Roman"/>
           <w:b/>
           <w:bCs/>
           <w:color w:val="000000"/>
@@ -660,7 +660,7 @@
       </w:r>
       <w:r>
         <w:rPr>
-          <w:rFonts w:asciiTheme="majorHAnsi" w:hAnsiTheme="majorHAnsi" w:cstheme="majorHAnsi"/>
+          <w:rFonts w:ascii="Times New Roman" w:hAnsi="Times New Roman" w:cs="Times New Roman"/>
           <w:color w:val="000000"/>
           <w:sz w:val="20"/>
           <w:szCs w:val="20"/>
@@ -671,18 +671,17 @@
     </w:p>
     <w:p>
       <w:pPr>
-        <w:spacing w:line="228" w:lineRule="auto"/>
         <w:ind w:firstLine="425"/>
         <w:jc w:val="both"/>
         <w:rPr>
-          <w:rFonts w:asciiTheme="majorHAnsi" w:hAnsiTheme="majorHAnsi" w:cstheme="majorHAnsi"/>
-          <w:sz w:val="20"/>
-          <w:szCs w:val="20"/>
-        </w:rPr>
-      </w:pPr>
-      <w:r>
-        <w:rPr>
-          <w:rFonts w:asciiTheme="majorHAnsi" w:hAnsiTheme="majorHAnsi" w:cstheme="majorHAnsi"/>
+          <w:rFonts w:ascii="Times New Roman" w:hAnsi="Times New Roman" w:cs="Times New Roman"/>
+          <w:sz w:val="20"/>
+          <w:szCs w:val="20"/>
+        </w:rPr>
+      </w:pPr>
+      <w:r>
+        <w:rPr>
+          <w:rFonts w:ascii="Times New Roman" w:hAnsi="Times New Roman" w:cs="Times New Roman"/>
           <w:b/>
           <w:bCs/>
           <w:color w:val="000000"/>
@@ -693,7 +692,7 @@
       </w:r>
       <w:r>
         <w:rPr>
-          <w:rFonts w:asciiTheme="majorHAnsi" w:hAnsiTheme="majorHAnsi" w:cstheme="majorHAnsi"/>
+          <w:rFonts w:ascii="Times New Roman" w:hAnsi="Times New Roman" w:cs="Times New Roman"/>
           <w:color w:val="000000"/>
           <w:sz w:val="20"/>
           <w:szCs w:val="20"/>
@@ -735,16 +734,16 @@
           </w:tcPr>
           <w:p>
             <w:pPr>
-              <w:spacing w:before="20" w:after="20" w:line="228" w:lineRule="auto"/>
+              <w:spacing w:before="20" w:after="20"/>
               <w:rPr>
-                <w:rFonts w:asciiTheme="majorHAnsi" w:hAnsiTheme="majorHAnsi" w:cstheme="majorHAnsi"/>
+                <w:rFonts w:ascii="Times New Roman" w:hAnsi="Times New Roman" w:cs="Times New Roman"/>
                 <w:sz w:val="20"/>
                 <w:szCs w:val="20"/>
               </w:rPr>
             </w:pPr>
             <w:r>
               <w:rPr>
-                <w:rFonts w:asciiTheme="majorHAnsi" w:hAnsiTheme="majorHAnsi" w:cstheme="majorHAnsi"/>
+                <w:rFonts w:ascii="Times New Roman" w:hAnsi="Times New Roman" w:cs="Times New Roman"/>
                 <w:color w:val="000000"/>
                 <w:sz w:val="20"/>
                 <w:szCs w:val="20"/>
@@ -754,9 +753,9 @@
           </w:p>
           <w:p>
             <w:pPr>
-              <w:spacing w:before="20" w:after="20" w:line="228" w:lineRule="auto"/>
+              <w:spacing w:before="20" w:after="20"/>
               <w:rPr>
-                <w:rFonts w:asciiTheme="majorHAnsi" w:hAnsiTheme="majorHAnsi" w:cstheme="majorHAnsi"/>
+                <w:rFonts w:ascii="Times New Roman" w:hAnsi="Times New Roman" w:cs="Times New Roman"/>
                 <w:sz w:val="20"/>
                 <w:szCs w:val="20"/>
               </w:rPr>
@@ -764,16 +763,16 @@
           </w:p>
           <w:p>
             <w:pPr>
-              <w:spacing w:before="20" w:after="20" w:line="228" w:lineRule="auto"/>
+              <w:spacing w:before="20" w:after="20"/>
               <w:rPr>
-                <w:rFonts w:asciiTheme="majorHAnsi" w:hAnsiTheme="majorHAnsi" w:cstheme="majorHAnsi"/>
+                <w:rFonts w:ascii="Times New Roman" w:hAnsi="Times New Roman" w:cs="Times New Roman"/>
                 <w:sz w:val="20"/>
                 <w:szCs w:val="20"/>
               </w:rPr>
             </w:pPr>
             <w:r>
               <w:rPr>
-                <w:rFonts w:asciiTheme="majorHAnsi" w:hAnsiTheme="majorHAnsi" w:cstheme="majorHAnsi"/>
+                <w:rFonts w:ascii="Times New Roman" w:hAnsi="Times New Roman" w:cs="Times New Roman"/>
                 <w:color w:val="000000"/>
                 <w:sz w:val="20"/>
                 <w:szCs w:val="20"/>
@@ -783,16 +782,16 @@
           </w:p>
           <w:p>
             <w:pPr>
-              <w:spacing w:before="20" w:after="20" w:line="228" w:lineRule="auto"/>
+              <w:spacing w:before="20" w:after="20"/>
               <w:rPr>
-                <w:rFonts w:asciiTheme="majorHAnsi" w:hAnsiTheme="majorHAnsi" w:cstheme="majorHAnsi"/>
+                <w:rFonts w:ascii="Times New Roman" w:hAnsi="Times New Roman" w:cs="Times New Roman"/>
                 <w:sz w:val="20"/>
                 <w:szCs w:val="20"/>
               </w:rPr>
             </w:pPr>
             <w:r>
               <w:rPr>
-                <w:rFonts w:asciiTheme="majorHAnsi" w:hAnsiTheme="majorHAnsi" w:cstheme="majorHAnsi"/>
+                <w:rFonts w:ascii="Times New Roman" w:hAnsi="Times New Roman" w:cs="Times New Roman"/>
                 <w:sz w:val="20"/>
                 <w:szCs w:val="20"/>
               </w:rPr>
@@ -812,16 +811,16 @@
           </w:tcPr>
           <w:p>
             <w:pPr>
-              <w:spacing w:before="20" w:after="20" w:line="228" w:lineRule="auto"/>
+              <w:spacing w:before="20" w:after="20"/>
               <w:rPr>
-                <w:rFonts w:asciiTheme="majorHAnsi" w:hAnsiTheme="majorHAnsi" w:cstheme="majorHAnsi"/>
+                <w:rFonts w:ascii="Times New Roman" w:hAnsi="Times New Roman" w:cs="Times New Roman"/>
                 <w:sz w:val="20"/>
                 <w:szCs w:val="20"/>
               </w:rPr>
             </w:pPr>
             <w:r>
               <w:rPr>
-                <w:rFonts w:asciiTheme="majorHAnsi" w:hAnsiTheme="majorHAnsi" w:cstheme="majorHAnsi"/>
+                <w:rFonts w:ascii="Times New Roman" w:hAnsi="Times New Roman" w:cs="Times New Roman"/>
                 <w:color w:val="000000"/>
                 <w:sz w:val="20"/>
                 <w:szCs w:val="20"/>
@@ -831,9 +830,9 @@
           </w:p>
           <w:p>
             <w:pPr>
-              <w:spacing w:before="20" w:after="20" w:line="228" w:lineRule="auto"/>
+              <w:spacing w:before="20" w:after="20"/>
               <w:rPr>
-                <w:rFonts w:asciiTheme="majorHAnsi" w:hAnsiTheme="majorHAnsi" w:cstheme="majorHAnsi"/>
+                <w:rFonts w:ascii="Times New Roman" w:hAnsi="Times New Roman" w:cs="Times New Roman"/>
                 <w:sz w:val="20"/>
                 <w:szCs w:val="20"/>
               </w:rPr>
@@ -841,16 +840,16 @@
           </w:p>
           <w:p>
             <w:pPr>
-              <w:spacing w:before="20" w:after="20" w:line="228" w:lineRule="auto"/>
+              <w:spacing w:before="20" w:after="20"/>
               <w:rPr>
-                <w:rFonts w:asciiTheme="majorHAnsi" w:hAnsiTheme="majorHAnsi" w:cstheme="majorHAnsi"/>
+                <w:rFonts w:ascii="Times New Roman" w:hAnsi="Times New Roman" w:cs="Times New Roman"/>
                 <w:sz w:val="20"/>
                 <w:szCs w:val="20"/>
               </w:rPr>
             </w:pPr>
             <w:r>
               <w:rPr>
-                <w:rFonts w:asciiTheme="majorHAnsi" w:hAnsiTheme="majorHAnsi" w:cstheme="majorHAnsi"/>
+                <w:rFonts w:ascii="Times New Roman" w:hAnsi="Times New Roman" w:cs="Times New Roman"/>
                 <w:color w:val="000000"/>
                 <w:sz w:val="20"/>
                 <w:szCs w:val="20"/>
@@ -860,16 +859,16 @@
           </w:p>
           <w:p>
             <w:pPr>
-              <w:spacing w:before="20" w:after="20" w:line="228" w:lineRule="auto"/>
+              <w:spacing w:before="20" w:after="20"/>
               <w:rPr>
-                <w:rFonts w:asciiTheme="majorHAnsi" w:hAnsiTheme="majorHAnsi" w:cstheme="majorHAnsi"/>
+                <w:rFonts w:ascii="Times New Roman" w:hAnsi="Times New Roman" w:cs="Times New Roman"/>
                 <w:sz w:val="20"/>
                 <w:szCs w:val="20"/>
               </w:rPr>
             </w:pPr>
             <w:r>
               <w:rPr>
-                <w:rFonts w:asciiTheme="majorHAnsi" w:hAnsiTheme="majorHAnsi" w:cstheme="majorHAnsi"/>
+                <w:rFonts w:ascii="Times New Roman" w:hAnsi="Times New Roman" w:cs="Times New Roman"/>
                 <w:sz w:val="20"/>
                 <w:szCs w:val="20"/>
               </w:rPr>
@@ -882,7 +881,7 @@
     <w:p>
       <w:pPr>
         <w:rPr>
-          <w:rFonts w:asciiTheme="majorHAnsi" w:hAnsiTheme="majorHAnsi" w:cstheme="majorHAnsi"/>
+          <w:rFonts w:ascii="Times New Roman" w:hAnsi="Times New Roman" w:cs="Times New Roman"/>
           <w:sz w:val="20"/>
           <w:szCs w:val="20"/>
         </w:rPr>
@@ -939,7 +938,7 @@
         <w:tab w:val="center" w:pos="4680"/>
         <w:tab w:val="right" w:pos="9360"/>
       </w:tabs>
-      <w:spacing w:after="0" w:line="228" w:lineRule="auto"/>
+      <w:spacing w:after="0"/>
       <w:jc w:val="center"/>
       <w:rPr>
         <w:color w:val="000000"/>
@@ -1549,7 +1548,7 @@
       <w:pBdr>
         <w:bottom w:val="single" w:sz="8" w:space="4" w:color="4F81BD"/>
       </w:pBdr>
-      <w:spacing w:after="300" w:line="228" w:lineRule="auto"/>
+      <w:spacing w:after="300"/>
     </w:pPr>
     <w:rPr>
       <w:rFonts w:ascii="Calibri" w:eastAsia="Calibri" w:hAnsi="Calibri" w:cs="Calibri"/>
@@ -1576,7 +1575,7 @@
   <w:style w:type="table" w:customStyle="1" w:styleId="a5">
     <w:basedOn w:val="TableNormal"/>
     <w:pPr>
-      <w:spacing w:after="0" w:line="228" w:lineRule="auto"/>
+      <w:spacing w:after="0"/>
     </w:pPr>
     <w:tblPr>
       <w:tblStyleRowBandSize w:val="1"/>
@@ -1592,7 +1591,7 @@
   <w:style w:type="table" w:customStyle="1" w:styleId="a6">
     <w:basedOn w:val="TableNormal"/>
     <w:pPr>
-      <w:spacing w:after="0" w:line="228" w:lineRule="auto"/>
+      <w:spacing w:after="0"/>
     </w:pPr>
     <w:tblPr>
       <w:tblStyleRowBandSize w:val="1"/>

--- a/templates/dkp_template.docx
+++ b/templates/dkp_template.docx
@@ -142,41 +142,9 @@
           <w:szCs w:val="20"/>
         </w:rPr>
         <w:tab/>
-      </w:r>
-      <w:r>
-        <w:rPr>
-          <w:rFonts w:ascii="Times New Roman" w:hAnsi="Times New Roman" w:cs="Times New Roman"/>
-          <w:color w:val="000000"/>
-          <w:sz w:val="20"/>
-          <w:szCs w:val="20"/>
-        </w:rPr>
         <w:tab/>
-      </w:r>
-      <w:r>
-        <w:rPr>
-          <w:rFonts w:ascii="Times New Roman" w:hAnsi="Times New Roman" w:cs="Times New Roman"/>
-          <w:color w:val="000000"/>
-          <w:sz w:val="20"/>
-          <w:szCs w:val="20"/>
-        </w:rPr>
         <w:tab/>
-      </w:r>
-      <w:r>
-        <w:rPr>
-          <w:rFonts w:ascii="Times New Roman" w:hAnsi="Times New Roman" w:cs="Times New Roman"/>
-          <w:color w:val="000000"/>
-          <w:sz w:val="20"/>
-          <w:szCs w:val="20"/>
-        </w:rPr>
         <w:tab/>
-      </w:r>
-      <w:r>
-        <w:rPr>
-          <w:rFonts w:ascii="Times New Roman" w:hAnsi="Times New Roman" w:cs="Times New Roman"/>
-          <w:color w:val="000000"/>
-          <w:sz w:val="20"/>
-          <w:szCs w:val="20"/>
-        </w:rPr>
         <w:tab/>
         <w:t xml:space="preserve">                  </w:t>
       </w:r>
@@ -198,25 +166,7 @@
           <w:sz w:val="20"/>
           <w:szCs w:val="20"/>
         </w:rPr>
-        <w:t>Гражданин(ка) Кыргызской Республики {{ПРОДАВЕЦ_ФИО}}, {{ПРОДАВЕЦ_ДАТА_РОЖДЕНИЯ}}, Идентификационная карта № {{ПРОДАВЕЦ_ID_НОМЕР}}, выдана: {{ПРОДАВЕЦ_ID_ВЫДАНА}}, зарегистрирован(а) по адресу: {{ПРОДАВЕЦ_АДРЕС}}, именуемый(</w:t>
-      </w:r>
-      <w:proofErr w:type="spellStart"/>
-      <w:r>
-        <w:rPr>
-          <w:rFonts w:ascii="Times New Roman" w:hAnsi="Times New Roman" w:cs="Times New Roman"/>
-          <w:sz w:val="20"/>
-          <w:szCs w:val="20"/>
-        </w:rPr>
-        <w:t>ая</w:t>
-      </w:r>
-      <w:proofErr w:type="spellEnd"/>
-      <w:r>
-        <w:rPr>
-          <w:rFonts w:ascii="Times New Roman" w:hAnsi="Times New Roman" w:cs="Times New Roman"/>
-          <w:sz w:val="20"/>
-          <w:szCs w:val="20"/>
-        </w:rPr>
-        <w:t>) в дальнейшем</w:t>
+        <w:t>Гражданин(ка) Кыргызской Республики {{ПРОДАВЕЦ_ФИО}}, {{ПРОДАВЕЦ_ДАТА_РОЖДЕНИЯ}}, Идентификационная карта № {{ПРОДАВЕЦ_ID_НОМЕР}}, выдана: {{ПРОДАВЕЦ_ID_ВЫДАНА}}, зарегистрирован(а) по адресу: {{ПРОДАВЕЦ_АДРЕС}}, именуемый(ая) в дальнейшем</w:t>
       </w:r>
     </w:p>
     <w:p>
@@ -266,25 +216,7 @@
           <w:sz w:val="20"/>
           <w:szCs w:val="20"/>
         </w:rPr>
-        <w:t>Гражданин(ка) Российской Федерации {{ПОКУПАТЕЛЬ_ФИО}}, {{ПОКУПАТЕЛЬ_ДАТА_РОЖДЕНИЯ}}, паспорт: серия {{ПАСПОРТ_СЕРИЯ}} № {{ПАСПОРТ_НОМЕР}}, выдан: {{ПАСПОРТ_ВЫДАН}}, дата выдачи: {{ПАСПОРТ_ДАТА_ВЫДАЧИ}}, код подразделения: {{ПАСПОРТ_КОД}}, зарегистрирован(а) по адресу: {{ПОКУПАТЕЛЬ_АДРЕС}}, именуемый(</w:t>
-      </w:r>
-      <w:proofErr w:type="spellStart"/>
-      <w:r>
-        <w:rPr>
-          <w:rFonts w:ascii="Times New Roman" w:hAnsi="Times New Roman" w:cs="Times New Roman"/>
-          <w:sz w:val="20"/>
-          <w:szCs w:val="20"/>
-        </w:rPr>
-        <w:t>ая</w:t>
-      </w:r>
-      <w:proofErr w:type="spellEnd"/>
-      <w:r>
-        <w:rPr>
-          <w:rFonts w:ascii="Times New Roman" w:hAnsi="Times New Roman" w:cs="Times New Roman"/>
-          <w:sz w:val="20"/>
-          <w:szCs w:val="20"/>
-        </w:rPr>
-        <w:t>) в дальнейшем</w:t>
+        <w:t>Гражданин(ка) Российской Федерации {{ПОКУПАТЕЛЬ_ФИО}}, {{ПОКУПАТЕЛЬ_ДАТА_РОЖДЕНИЯ}}, паспорт: серия {{ПАСПОРТ_СЕРИЯ}} № {{ПАСПОРТ_НОМЕР}}, выдан: {{ПАСПОРТ_ВЫДАН}}, дата выдачи: {{ПАСПОРТ_ДАТА_ВЫДАЧИ}}, код подразделения: {{ПАСПОРТ_КОД}}, зарегистрирован(а) по адресу: {{ПОКУПАТЕЛЬ_АДРЕС}}, именуемый(ая) в дальнейшем</w:t>
       </w:r>
     </w:p>
     <w:p>
@@ -567,7 +499,7 @@
           <w:szCs w:val="20"/>
         </w:rPr>
         <w:tab/>
-        <w:t>Стоимость указанного транспортного средства согласована Сторонами и составляет: {{ЦЕНА_ЦИФРАМИ}} ({{ЦЕНА_ПРОПИСЬЮ}}) {{ВАЛЮТА}}.</w:t>
+        <w:t xml:space="preserve">Стоимость указанного транспортного средства согласована Сторонами и составляет {{ЦЕНА_ЦИФРАМИ}} ({{ЦЕНА_ПРОПИСЬЮ}}) {{ВАЛЮТА}}, что эквивалентно {{СУММА_НАЛИЧНЫМИ}} ({{СУММА_НАЛИЧНЫМИ_ПРОПИСЬЮ}}) {{ВАЛЮТА_НАЛИЧНЫМИ}} по курсу {{КУРС_ДОЛЛАРА}} руб./USD на дату заключения настоящего Договора. Расчёт с Продавцом производится в {{ВАЛЮТА_НАЛИЧНЫМИ}} наличными через платёжного агента.</w:t>
       </w:r>
     </w:p>
     <w:p>

--- a/templates/dkp_template.docx
+++ b/templates/dkp_template.docx
@@ -166,7 +166,7 @@
           <w:sz w:val="20"/>
           <w:szCs w:val="20"/>
         </w:rPr>
-        <w:t>Гражданин(ка) Кыргызской Республики {{ПРОДАВЕЦ_ФИО}}, {{ПРОДАВЕЦ_ДАТА_РОЖДЕНИЯ}}, Идентификационная карта № {{ПРОДАВЕЦ_ID_НОМЕР}}, выдана: {{ПРОДАВЕЦ_ID_ВЫДАНА}}, зарегистрирован(а) по адресу: {{ПРОДАВЕЦ_АДРЕС}}, именуемый(ая) в дальнейшем</w:t>
+        <w:t>Гражданин(ка) Кыргызской Республики {{ПРОДАВЕЦ_ФИО}}, {{ПРОДАВЕЦ_ДАТА_РОЖДЕНИЯ}}, Идентификационная карта № {{ПРОДАВЕЦ_ID_НОМЕР}}, выдана: {{ПРОДАВЕЦ_ID_ВЫДАНА}}, дата выдачи: {{ПРОДАВЕЦ_ID_ДАТА}}, зарегистрирован(а) по адресу: {{ПРОДАВЕЦ_АДРЕС}}, именуемый(ая) в дальнейшем</w:t>
       </w:r>
     </w:p>
     <w:p>

--- a/templates/dkp_template.docx
+++ b/templates/dkp_template.docx
@@ -24,7 +24,7 @@
           <w:sz w:val="24"/>
           <w:szCs w:val="24"/>
         </w:rPr>
-        <w:t>Договор купли-продажи автомобиля № {{НОМЕР}}</w:t>
+        <w:t>Договор купли-продажи автомобиля № {{НОМЕР_ДКП}}</w:t>
       </w:r>
     </w:p>
     <w:p>
@@ -118,7 +118,7 @@
                 <w:sz w:val="20"/>
                 <w:szCs w:val="20"/>
               </w:rPr>
-              <w:t>«{{ДЕНЬ}}» {{МЕСЯЦ}} {{ГОД}} г.</w:t>
+              <w:t>«{{ДЕНЬ_ДКП}}» {{МЕСЯЦ_ДКП}} {{ГОД_ДКП}} г.</w:t>
             </w:r>
           </w:p>
         </w:tc>
@@ -142,9 +142,41 @@
           <w:szCs w:val="20"/>
         </w:rPr>
         <w:tab/>
+      </w:r>
+      <w:r>
+        <w:rPr>
+          <w:rFonts w:ascii="Times New Roman" w:hAnsi="Times New Roman" w:cs="Times New Roman"/>
+          <w:color w:val="000000"/>
+          <w:sz w:val="20"/>
+          <w:szCs w:val="20"/>
+        </w:rPr>
         <w:tab/>
+      </w:r>
+      <w:r>
+        <w:rPr>
+          <w:rFonts w:ascii="Times New Roman" w:hAnsi="Times New Roman" w:cs="Times New Roman"/>
+          <w:color w:val="000000"/>
+          <w:sz w:val="20"/>
+          <w:szCs w:val="20"/>
+        </w:rPr>
         <w:tab/>
+      </w:r>
+      <w:r>
+        <w:rPr>
+          <w:rFonts w:ascii="Times New Roman" w:hAnsi="Times New Roman" w:cs="Times New Roman"/>
+          <w:color w:val="000000"/>
+          <w:sz w:val="20"/>
+          <w:szCs w:val="20"/>
+        </w:rPr>
         <w:tab/>
+      </w:r>
+      <w:r>
+        <w:rPr>
+          <w:rFonts w:ascii="Times New Roman" w:hAnsi="Times New Roman" w:cs="Times New Roman"/>
+          <w:color w:val="000000"/>
+          <w:sz w:val="20"/>
+          <w:szCs w:val="20"/>
+        </w:rPr>
         <w:tab/>
         <w:t xml:space="preserve">                  </w:t>
       </w:r>
@@ -443,6 +475,7 @@
         <w:jc w:val="both"/>
         <w:rPr>
           <w:rFonts w:ascii="Times New Roman" w:hAnsi="Times New Roman" w:cs="Times New Roman"/>
+          <w:color w:val="000000"/>
           <w:sz w:val="20"/>
           <w:szCs w:val="20"/>
         </w:rPr>
@@ -461,12 +494,22 @@
       <w:r>
         <w:rPr>
           <w:rFonts w:ascii="Times New Roman" w:hAnsi="Times New Roman" w:cs="Times New Roman"/>
+          <w:b/>
+          <w:bCs/>
           <w:color w:val="000000"/>
           <w:sz w:val="20"/>
           <w:szCs w:val="20"/>
         </w:rPr>
         <w:tab/>
-        <w:t>Со слов Продавца на момент заключения настоящего Договора отчуждаемое транспортное средство никому не продано, не заложено, в споре и под запрещением (арестом) не состоит, а также не является предметом претензий третьих лиц. Все таможенные сборы, акцизы, а также утилизационный сбор уплачены.</w:t>
+      </w:r>
+      <w:r>
+        <w:rPr>
+          <w:rFonts w:ascii="Times New Roman" w:hAnsi="Times New Roman" w:cs="Times New Roman"/>
+          <w:color w:val="000000"/>
+          <w:sz w:val="20"/>
+          <w:szCs w:val="20"/>
+        </w:rPr>
+        <w:t>Продавец заверяет, что на момент заключения настоящего Договора отчуждаемое транспортное средство никому не продано, не заложено, в споре и под запрещением (арестом) не состоит, а также не является предметом претензий третьих лиц. Все таможенные сборы, акцизы, а также утилизационный сбор уплачены.</w:t>
       </w:r>
     </w:p>
     <w:p>
@@ -476,6 +519,7 @@
         <w:jc w:val="both"/>
         <w:rPr>
           <w:rFonts w:ascii="Times New Roman" w:hAnsi="Times New Roman" w:cs="Times New Roman"/>
+          <w:color w:val="000000"/>
           <w:sz w:val="20"/>
           <w:szCs w:val="20"/>
         </w:rPr>
@@ -499,7 +543,7 @@
           <w:szCs w:val="20"/>
         </w:rPr>
         <w:tab/>
-        <w:t xml:space="preserve">Стоимость указанного транспортного средства согласована Сторонами и составляет {{ЦЕНА_ЦИФРАМИ}} ({{ЦЕНА_ПРОПИСЬЮ}}) {{ВАЛЮТА}}, что эквивалентно {{СУММА_НАЛИЧНЫМИ}} ({{СУММА_НАЛИЧНЫМИ_ПРОПИСЬЮ}}) {{ВАЛЮТА_НАЛИЧНЫМИ}} по курсу {{КУРС_ДОЛЛАРА}} руб./USD на дату заключения настоящего Договора. Расчёт с Продавцом производится в {{ВАЛЮТА_НАЛИЧНЫМИ}} наличными через платёжного агента.</w:t>
+        <w:t>Стоимость указанного транспортного средства согласована Сторонами и составляет {{ЦЕНА_ЦИФРАМИ}} ({{ЦЕНА_ПРОПИСЬЮ}}) {{ВАЛЮТА}}, что эквивалентно {{СУММА_НАЛИЧНЫМИ}} ({{СУММА_НАЛИЧНЫМИ_ПРОПИСЬЮ}}) {{ВАЛЮТА_НАЛИЧНЫМИ}} по согласованному Сторонами курсу {{КУРС_ДОЛЛАРА}} руб./USD на дату заключения настоящего Договора. Расчёт с Продавцом производится наличными денежными средствами через платёжного агента. Валюту расчёта Стороны определяют по своему соглашению; при расчёте в валюте, отличной от валюты цены, сумма определяется по курсу, согласованному Сторонами на дату расчёта.</w:t>
       </w:r>
     </w:p>
     <w:p>
@@ -509,6 +553,7 @@
         <w:jc w:val="both"/>
         <w:rPr>
           <w:rFonts w:ascii="Times New Roman" w:hAnsi="Times New Roman" w:cs="Times New Roman"/>
+          <w:color w:val="000000"/>
           <w:sz w:val="20"/>
           <w:szCs w:val="20"/>
         </w:rPr>
@@ -532,7 +577,7 @@
           <w:szCs w:val="20"/>
         </w:rPr>
         <w:tab/>
-        <w:t>Продавец передал, а Покупатель принял транспортное средство и относящиеся к нему документы. Передача осуществляется без составления отдельного акта приёма-передачи. Претензий к внешнему виду и техническому состоянию Покупатель не имеет.</w:t>
+        <w:t>Продавец передаёт Покупателю транспортное средство и относящиеся к нему документы. Срок и место передачи определяются по соглашению Сторон и не обусловлены моментом оплаты. Отдельный акт приёма-передачи не составляется. Покупатель осмотрел транспортное средство и претензий к его внешнему виду и техническому состоянию не имеет.</w:t>
       </w:r>
     </w:p>
     <w:p>
@@ -542,6 +587,7 @@
         <w:jc w:val="both"/>
         <w:rPr>
           <w:rFonts w:ascii="Times New Roman" w:hAnsi="Times New Roman" w:cs="Times New Roman"/>
+          <w:color w:val="000000"/>
           <w:sz w:val="20"/>
           <w:szCs w:val="20"/>
         </w:rPr>
@@ -565,7 +611,7 @@
           <w:szCs w:val="20"/>
         </w:rPr>
         <w:tab/>
-        <w:t>Покупатель производит оплату транспортного средства наличными денежными средствами через платёжного агента — ОсОО «Авто Континент» (ИНН: 01905202610324) — в соответствии с Агентским договором № {{НОМЕР}} от «{{ДЕНЬ}}» {{МЕСЯЦ}} {{ГОД}} г. Продавец денежные средства получил.</w:t>
+        <w:t>Покупатель производит оплату транспортного средства через платёжного агента — ОсОО «Авто Континент» (ИНН: 01905202610324) — в соответствии с агентским договором, заключённым между Покупателем и платёжным агентом, в срок не позднее 15 (пятнадцати) календарных дней с даты подписания настоящего Договора. Факт получения денежных средств подтверждается распиской Продавца с указанием фактических валюты, суммы и курса расчёта. Транспортное средство не признаётся находящимся в залоге у Продавца до момента полной оплаты.</w:t>
       </w:r>
     </w:p>
     <w:p>
@@ -598,6 +644,14 @@
           <w:szCs w:val="20"/>
         </w:rPr>
         <w:tab/>
+      </w:r>
+      <w:r>
+        <w:rPr>
+          <w:rFonts w:ascii="Times New Roman" w:hAnsi="Times New Roman" w:cs="Times New Roman"/>
+          <w:color w:val="000000"/>
+          <w:sz w:val="20"/>
+          <w:szCs w:val="20"/>
+        </w:rPr>
         <w:t>Право собственности на транспортное средство переходит к Покупателю с момента подписания настоящего Договора.</w:t>
       </w:r>
     </w:p>
@@ -630,6 +684,14 @@
           <w:szCs w:val="20"/>
         </w:rPr>
         <w:tab/>
+      </w:r>
+      <w:r>
+        <w:rPr>
+          <w:rFonts w:ascii="Times New Roman" w:hAnsi="Times New Roman" w:cs="Times New Roman"/>
+          <w:color w:val="000000"/>
+          <w:sz w:val="20"/>
+          <w:szCs w:val="20"/>
+        </w:rPr>
         <w:t>Настоящий Договор составлен в трёх экземплярах, имеющих одинаковую юридическую силу, — по одному для каждой из Сторон и платёжного агента.</w:t>
       </w:r>
     </w:p>

--- a/templates/dkp_template.docx
+++ b/templates/dkp_template.docx
@@ -611,7 +611,45 @@
           <w:szCs w:val="20"/>
         </w:rPr>
         <w:tab/>
-        <w:t>Покупатель производит оплату транспортного средства через платёжного агента — ОсОО «Авто Континент» (ИНН: 01905202610324) — в соответствии с агентским договором, заключённым между Покупателем и платёжным агентом, в срок не позднее 15 (пятнадцати) календарных дней с даты подписания настоящего Договора. Факт получения денежных средств подтверждается распиской Продавца с указанием фактических валюты, суммы и курса расчёта. Транспортное средство не признаётся находящимся в залоге у Продавца до момента полной оплаты.</w:t>
+        <w:t xml:space="preserve">Покупатель производит оплату транспортного средства через платёжного агента — ОсОО «Авто Континент» (ИНН: 01905202610324) — в соответствии с агентским договором, заключённым между Покупателем и платёжным агентом, в срок не позднее </w:t>
+      </w:r>
+      <w:r>
+        <w:rPr>
+          <w:rFonts w:ascii="Times New Roman" w:hAnsi="Times New Roman" w:cs="Times New Roman"/>
+          <w:color w:val="000000"/>
+          <w:sz w:val="20"/>
+          <w:szCs w:val="20"/>
+          <w:lang w:val="ru-RU"/>
+        </w:rPr>
+        <w:t>30</w:t>
+      </w:r>
+      <w:r>
+        <w:rPr>
+          <w:rFonts w:ascii="Times New Roman" w:hAnsi="Times New Roman" w:cs="Times New Roman"/>
+          <w:color w:val="000000"/>
+          <w:sz w:val="20"/>
+          <w:szCs w:val="20"/>
+        </w:rPr>
+        <w:t xml:space="preserve"> (</w:t>
+      </w:r>
+      <w:r>
+        <w:rPr>
+          <w:rFonts w:ascii="Times New Roman" w:hAnsi="Times New Roman" w:cs="Times New Roman"/>
+          <w:color w:val="000000"/>
+          <w:sz w:val="20"/>
+          <w:szCs w:val="20"/>
+          <w:lang w:val="ru-RU"/>
+        </w:rPr>
+        <w:t>тридцати</w:t>
+      </w:r>
+      <w:r>
+        <w:rPr>
+          <w:rFonts w:ascii="Times New Roman" w:hAnsi="Times New Roman" w:cs="Times New Roman"/>
+          <w:color w:val="000000"/>
+          <w:sz w:val="20"/>
+          <w:szCs w:val="20"/>
+        </w:rPr>
+        <w:t>) календарных дней с даты подписания настоящего Договора. Факт получения денежных средств подтверждается распиской Продавца с указанием фактических валюты, суммы и курса расчёта. Транспортное средство не признаётся находящимся в залоге у Продавца до момента полной оплаты.</w:t>
       </w:r>
     </w:p>
     <w:p>

--- a/templates/dkp_template.docx
+++ b/templates/dkp_template.docx
@@ -534,16 +534,16 @@
           <w:szCs w:val="20"/>
         </w:rPr>
         <w:t>4.</w:t>
-      </w:r>
-      <w:r>
-        <w:rPr>
-          <w:rFonts w:ascii="Times New Roman" w:hAnsi="Times New Roman" w:cs="Times New Roman"/>
-          <w:color w:val="000000"/>
-          <w:sz w:val="20"/>
-          <w:szCs w:val="20"/>
-        </w:rPr>
         <w:tab/>
-        <w:t>Стоимость указанного транспортного средства согласована Сторонами и составляет {{ЦЕНА_ЦИФРАМИ}} ({{ЦЕНА_ПРОПИСЬЮ}}) {{ВАЛЮТА}}, что эквивалентно {{СУММА_НАЛИЧНЫМИ}} ({{СУММА_НАЛИЧНЫМИ_ПРОПИСЬЮ}}) {{ВАЛЮТА_НАЛИЧНЫМИ}} по согласованному Сторонами курсу {{КУРС_ДОЛЛАРА}} руб./USD на дату заключения настоящего Договора. Расчёт с Продавцом производится наличными денежными средствами через платёжного агента. Валюту расчёта Стороны определяют по своему соглашению; при расчёте в валюте, отличной от валюты цены, сумма определяется по курсу, согласованному Сторонами на дату расчёта.</w:t>
+        <w:t>Стоимость указанного транспортного средства согласована Сторонами и составляет {{ЦЕНА_ЦИФРАМИ}} ({{ЦЕНА_ПРОПИСЬЮ}}) {{ВАЛЮТА}}. Валюту расчёта Стороны определяют по своему соглашению; при расчёте в валюте, отличной от валюты цены, сумма определяется по курсу, согласованному Сторонами на дату расчёта.</w:t>
+      </w:r>
+      <w:r>
+        <w:rPr>
+          <w:rFonts w:ascii="Times New Roman" w:hAnsi="Times New Roman" w:cs="Times New Roman"/>
+          <w:color w:val="000000"/>
+          <w:sz w:val="20"/>
+          <w:szCs w:val="20"/>
+        </w:rPr>
       </w:r>
     </w:p>
     <w:p>
@@ -568,16 +568,16 @@
           <w:szCs w:val="20"/>
         </w:rPr>
         <w:t>5.</w:t>
-      </w:r>
-      <w:r>
-        <w:rPr>
-          <w:rFonts w:ascii="Times New Roman" w:hAnsi="Times New Roman" w:cs="Times New Roman"/>
-          <w:color w:val="000000"/>
-          <w:sz w:val="20"/>
-          <w:szCs w:val="20"/>
-        </w:rPr>
         <w:tab/>
-        <w:t>Продавец передаёт Покупателю транспортное средство и относящиеся к нему документы. Срок и место передачи определяются по соглашению Сторон и не обусловлены моментом оплаты. Отдельный акт приёма-передачи не составляется. Покупатель осмотрел транспортное средство и претензий к его внешнему виду и техническому состоянию не имеет.</w:t>
+        <w:t>Продавец передаёт Покупателю транспортное средство и относящиеся к нему документы. Срок и место передачи определяются по соглашению Сторон и не обусловлены моментом оплаты. Отдельный акт приёма-передачи не составляется.</w:t>
+      </w:r>
+      <w:r>
+        <w:rPr>
+          <w:rFonts w:ascii="Times New Roman" w:hAnsi="Times New Roman" w:cs="Times New Roman"/>
+          <w:color w:val="000000"/>
+          <w:sz w:val="20"/>
+          <w:szCs w:val="20"/>
+        </w:rPr>
       </w:r>
     </w:p>
     <w:p>
@@ -602,16 +602,16 @@
           <w:szCs w:val="20"/>
         </w:rPr>
         <w:t>6.</w:t>
-      </w:r>
-      <w:r>
-        <w:rPr>
-          <w:rFonts w:ascii="Times New Roman" w:hAnsi="Times New Roman" w:cs="Times New Roman"/>
-          <w:color w:val="000000"/>
-          <w:sz w:val="20"/>
-          <w:szCs w:val="20"/>
-        </w:rPr>
         <w:tab/>
-        <w:t xml:space="preserve">Покупатель производит оплату транспортного средства через платёжного агента — ОсОО «Авто Континент» (ИНН: 01905202610324) — в соответствии с агентским договором, заключённым между Покупателем и платёжным агентом, в срок не позднее </w:t>
+        <w:t>Оплата производится в срок не позднее 30 (тридцати) календарных дней с даты подписания настоящего Договора. Расчёты по настоящему Договору могут быть произведены через третьих лиц. Факт получения денежных средств подтверждается распиской Продавца с указанием фактических валюты, суммы, курса расчёта и рублёвого эквивалента. Транспортное средство не признаётся находящимся в залоге у Продавца до момента полной оплаты.</w:t>
+      </w:r>
+      <w:r>
+        <w:rPr>
+          <w:rFonts w:ascii="Times New Roman" w:hAnsi="Times New Roman" w:cs="Times New Roman"/>
+          <w:color w:val="000000"/>
+          <w:sz w:val="20"/>
+          <w:szCs w:val="20"/>
+        </w:rPr>
       </w:r>
       <w:r>
         <w:rPr>
@@ -621,16 +621,14 @@
           <w:szCs w:val="20"/>
           <w:lang w:val="ru-RU"/>
         </w:rPr>
-        <w:t>30</w:t>
-      </w:r>
-      <w:r>
-        <w:rPr>
-          <w:rFonts w:ascii="Times New Roman" w:hAnsi="Times New Roman" w:cs="Times New Roman"/>
-          <w:color w:val="000000"/>
-          <w:sz w:val="20"/>
-          <w:szCs w:val="20"/>
-        </w:rPr>
-        <w:t xml:space="preserve"> (</w:t>
+      </w:r>
+      <w:r>
+        <w:rPr>
+          <w:rFonts w:ascii="Times New Roman" w:hAnsi="Times New Roman" w:cs="Times New Roman"/>
+          <w:color w:val="000000"/>
+          <w:sz w:val="20"/>
+          <w:szCs w:val="20"/>
+        </w:rPr>
       </w:r>
       <w:r>
         <w:rPr>
@@ -640,16 +638,14 @@
           <w:szCs w:val="20"/>
           <w:lang w:val="ru-RU"/>
         </w:rPr>
-        <w:t>тридцати</w:t>
-      </w:r>
-      <w:r>
-        <w:rPr>
-          <w:rFonts w:ascii="Times New Roman" w:hAnsi="Times New Roman" w:cs="Times New Roman"/>
-          <w:color w:val="000000"/>
-          <w:sz w:val="20"/>
-          <w:szCs w:val="20"/>
-        </w:rPr>
-        <w:t>) календарных дней с даты подписания настоящего Договора. Факт получения денежных средств подтверждается распиской Продавца с указанием фактических валюты, суммы и курса расчёта. Транспортное средство не признаётся находящимся в залоге у Продавца до момента полной оплаты.</w:t>
+      </w:r>
+      <w:r>
+        <w:rPr>
+          <w:rFonts w:ascii="Times New Roman" w:hAnsi="Times New Roman" w:cs="Times New Roman"/>
+          <w:color w:val="000000"/>
+          <w:sz w:val="20"/>
+          <w:szCs w:val="20"/>
+        </w:rPr>
       </w:r>
     </w:p>
     <w:p>
@@ -713,24 +709,24 @@
           <w:szCs w:val="20"/>
         </w:rPr>
         <w:t>8.</w:t>
-      </w:r>
-      <w:r>
-        <w:rPr>
-          <w:rFonts w:ascii="Times New Roman" w:hAnsi="Times New Roman" w:cs="Times New Roman"/>
-          <w:color w:val="000000"/>
-          <w:sz w:val="20"/>
-          <w:szCs w:val="20"/>
-        </w:rPr>
         <w:tab/>
-      </w:r>
-      <w:r>
-        <w:rPr>
-          <w:rFonts w:ascii="Times New Roman" w:hAnsi="Times New Roman" w:cs="Times New Roman"/>
-          <w:color w:val="000000"/>
-          <w:sz w:val="20"/>
-          <w:szCs w:val="20"/>
-        </w:rPr>
-        <w:t>Настоящий Договор составлен в трёх экземплярах, имеющих одинаковую юридическую силу, — по одному для каждой из Сторон и платёжного агента.</w:t>
+        <w:t>Настоящий Договор составлен в трёх экземплярах, имеющих одинаковую юридическую силу.</w:t>
+      </w:r>
+      <w:r>
+        <w:rPr>
+          <w:rFonts w:ascii="Times New Roman" w:hAnsi="Times New Roman" w:cs="Times New Roman"/>
+          <w:color w:val="000000"/>
+          <w:sz w:val="20"/>
+          <w:szCs w:val="20"/>
+        </w:rPr>
+      </w:r>
+      <w:r>
+        <w:rPr>
+          <w:rFonts w:ascii="Times New Roman" w:hAnsi="Times New Roman" w:cs="Times New Roman"/>
+          <w:color w:val="000000"/>
+          <w:sz w:val="20"/>
+          <w:szCs w:val="20"/>
+        </w:rPr>
       </w:r>
     </w:p>
     <w:tbl>

--- a/templates/dkp_template.docx
+++ b/templates/dkp_template.docx
@@ -534,16 +534,26 @@
           <w:szCs w:val="20"/>
         </w:rPr>
         <w:t>4.</w:t>
+      </w:r>
+      <w:r>
+        <w:rPr>
+          <w:rFonts w:ascii="Times New Roman" w:hAnsi="Times New Roman" w:cs="Times New Roman"/>
+          <w:b/>
+          <w:bCs/>
+          <w:color w:val="000000"/>
+          <w:sz w:val="20"/>
+          <w:szCs w:val="20"/>
+        </w:rPr>
         <w:tab/>
+      </w:r>
+      <w:r>
+        <w:rPr>
+          <w:rFonts w:ascii="Times New Roman" w:hAnsi="Times New Roman" w:cs="Times New Roman"/>
+          <w:color w:val="000000"/>
+          <w:sz w:val="20"/>
+          <w:szCs w:val="20"/>
+        </w:rPr>
         <w:t>Стоимость указанного транспортного средства согласована Сторонами и составляет {{ЦЕНА_ЦИФРАМИ}} ({{ЦЕНА_ПРОПИСЬЮ}}) {{ВАЛЮТА}}. Валюту расчёта Стороны определяют по своему соглашению; при расчёте в валюте, отличной от валюты цены, сумма определяется по курсу, согласованному Сторонами на дату расчёта.</w:t>
-      </w:r>
-      <w:r>
-        <w:rPr>
-          <w:rFonts w:ascii="Times New Roman" w:hAnsi="Times New Roman" w:cs="Times New Roman"/>
-          <w:color w:val="000000"/>
-          <w:sz w:val="20"/>
-          <w:szCs w:val="20"/>
-        </w:rPr>
       </w:r>
     </w:p>
     <w:p>
@@ -568,16 +578,26 @@
           <w:szCs w:val="20"/>
         </w:rPr>
         <w:t>5.</w:t>
+      </w:r>
+      <w:r>
+        <w:rPr>
+          <w:rFonts w:ascii="Times New Roman" w:hAnsi="Times New Roman" w:cs="Times New Roman"/>
+          <w:b/>
+          <w:bCs/>
+          <w:color w:val="000000"/>
+          <w:sz w:val="20"/>
+          <w:szCs w:val="20"/>
+        </w:rPr>
         <w:tab/>
+      </w:r>
+      <w:r>
+        <w:rPr>
+          <w:rFonts w:ascii="Times New Roman" w:hAnsi="Times New Roman" w:cs="Times New Roman"/>
+          <w:color w:val="000000"/>
+          <w:sz w:val="20"/>
+          <w:szCs w:val="20"/>
+        </w:rPr>
         <w:t>Продавец передаёт Покупателю транспортное средство и относящиеся к нему документы. Срок и место передачи определяются по соглашению Сторон и не обусловлены моментом оплаты. Отдельный акт приёма-передачи не составляется.</w:t>
-      </w:r>
-      <w:r>
-        <w:rPr>
-          <w:rFonts w:ascii="Times New Roman" w:hAnsi="Times New Roman" w:cs="Times New Roman"/>
-          <w:color w:val="000000"/>
-          <w:sz w:val="20"/>
-          <w:szCs w:val="20"/>
-        </w:rPr>
       </w:r>
     </w:p>
     <w:p>
@@ -602,50 +622,26 @@
           <w:szCs w:val="20"/>
         </w:rPr>
         <w:t>6.</w:t>
+      </w:r>
+      <w:r>
+        <w:rPr>
+          <w:rFonts w:ascii="Times New Roman" w:hAnsi="Times New Roman" w:cs="Times New Roman"/>
+          <w:b/>
+          <w:bCs/>
+          <w:color w:val="000000"/>
+          <w:sz w:val="20"/>
+          <w:szCs w:val="20"/>
+        </w:rPr>
         <w:tab/>
+      </w:r>
+      <w:r>
+        <w:rPr>
+          <w:rFonts w:ascii="Times New Roman" w:hAnsi="Times New Roman" w:cs="Times New Roman"/>
+          <w:color w:val="000000"/>
+          <w:sz w:val="20"/>
+          <w:szCs w:val="20"/>
+        </w:rPr>
         <w:t>Оплата производится в срок не позднее 30 (тридцати) календарных дней с даты подписания настоящего Договора. Расчёты по настоящему Договору могут быть произведены через третьих лиц. Факт получения денежных средств подтверждается распиской Продавца с указанием фактических валюты, суммы, курса расчёта и рублёвого эквивалента. Транспортное средство не признаётся находящимся в залоге у Продавца до момента полной оплаты.</w:t>
-      </w:r>
-      <w:r>
-        <w:rPr>
-          <w:rFonts w:ascii="Times New Roman" w:hAnsi="Times New Roman" w:cs="Times New Roman"/>
-          <w:color w:val="000000"/>
-          <w:sz w:val="20"/>
-          <w:szCs w:val="20"/>
-        </w:rPr>
-      </w:r>
-      <w:r>
-        <w:rPr>
-          <w:rFonts w:ascii="Times New Roman" w:hAnsi="Times New Roman" w:cs="Times New Roman"/>
-          <w:color w:val="000000"/>
-          <w:sz w:val="20"/>
-          <w:szCs w:val="20"/>
-          <w:lang w:val="ru-RU"/>
-        </w:rPr>
-      </w:r>
-      <w:r>
-        <w:rPr>
-          <w:rFonts w:ascii="Times New Roman" w:hAnsi="Times New Roman" w:cs="Times New Roman"/>
-          <w:color w:val="000000"/>
-          <w:sz w:val="20"/>
-          <w:szCs w:val="20"/>
-        </w:rPr>
-      </w:r>
-      <w:r>
-        <w:rPr>
-          <w:rFonts w:ascii="Times New Roman" w:hAnsi="Times New Roman" w:cs="Times New Roman"/>
-          <w:color w:val="000000"/>
-          <w:sz w:val="20"/>
-          <w:szCs w:val="20"/>
-          <w:lang w:val="ru-RU"/>
-        </w:rPr>
-      </w:r>
-      <w:r>
-        <w:rPr>
-          <w:rFonts w:ascii="Times New Roman" w:hAnsi="Times New Roman" w:cs="Times New Roman"/>
-          <w:color w:val="000000"/>
-          <w:sz w:val="20"/>
-          <w:szCs w:val="20"/>
-        </w:rPr>
       </w:r>
     </w:p>
     <w:p>
@@ -709,24 +705,26 @@
           <w:szCs w:val="20"/>
         </w:rPr>
         <w:t>8.</w:t>
+      </w:r>
+      <w:r>
+        <w:rPr>
+          <w:rFonts w:ascii="Times New Roman" w:hAnsi="Times New Roman" w:cs="Times New Roman"/>
+          <w:b/>
+          <w:bCs/>
+          <w:color w:val="000000"/>
+          <w:sz w:val="20"/>
+          <w:szCs w:val="20"/>
+        </w:rPr>
         <w:tab/>
+      </w:r>
+      <w:r>
+        <w:rPr>
+          <w:rFonts w:ascii="Times New Roman" w:hAnsi="Times New Roman" w:cs="Times New Roman"/>
+          <w:color w:val="000000"/>
+          <w:sz w:val="20"/>
+          <w:szCs w:val="20"/>
+        </w:rPr>
         <w:t>Настоящий Договор составлен в трёх экземплярах, имеющих одинаковую юридическую силу.</w:t>
-      </w:r>
-      <w:r>
-        <w:rPr>
-          <w:rFonts w:ascii="Times New Roman" w:hAnsi="Times New Roman" w:cs="Times New Roman"/>
-          <w:color w:val="000000"/>
-          <w:sz w:val="20"/>
-          <w:szCs w:val="20"/>
-        </w:rPr>
-      </w:r>
-      <w:r>
-        <w:rPr>
-          <w:rFonts w:ascii="Times New Roman" w:hAnsi="Times New Roman" w:cs="Times New Roman"/>
-          <w:color w:val="000000"/>
-          <w:sz w:val="20"/>
-          <w:szCs w:val="20"/>
-        </w:rPr>
       </w:r>
     </w:p>
     <w:tbl>

--- a/templates/dkp_template.docx
+++ b/templates/dkp_template.docx
@@ -582,21 +582,11 @@
       <w:r>
         <w:rPr>
           <w:rFonts w:ascii="Times New Roman" w:hAnsi="Times New Roman" w:cs="Times New Roman"/>
-          <w:b/>
-          <w:bCs/>
           <w:color w:val="000000"/>
           <w:sz w:val="20"/>
           <w:szCs w:val="20"/>
         </w:rPr>
         <w:tab/>
-      </w:r>
-      <w:r>
-        <w:rPr>
-          <w:rFonts w:ascii="Times New Roman" w:hAnsi="Times New Roman" w:cs="Times New Roman"/>
-          <w:color w:val="000000"/>
-          <w:sz w:val="20"/>
-          <w:szCs w:val="20"/>
-        </w:rPr>
         <w:t>Продавец передаёт Покупателю транспортное средство и относящиеся к нему документы. Срок и место передачи определяются по соглашению Сторон и не обусловлены моментом оплаты. Отдельный акт приёма-передачи не составляется.</w:t>
       </w:r>
     </w:p>
@@ -626,21 +616,11 @@
       <w:r>
         <w:rPr>
           <w:rFonts w:ascii="Times New Roman" w:hAnsi="Times New Roman" w:cs="Times New Roman"/>
-          <w:b/>
-          <w:bCs/>
           <w:color w:val="000000"/>
           <w:sz w:val="20"/>
           <w:szCs w:val="20"/>
         </w:rPr>
         <w:tab/>
-      </w:r>
-      <w:r>
-        <w:rPr>
-          <w:rFonts w:ascii="Times New Roman" w:hAnsi="Times New Roman" w:cs="Times New Roman"/>
-          <w:color w:val="000000"/>
-          <w:sz w:val="20"/>
-          <w:szCs w:val="20"/>
-        </w:rPr>
         <w:t>Оплата производится в срок не позднее 30 (тридцати) календарных дней с даты подписания настоящего Договора. Расчёты по настоящему Договору могут быть произведены через третьих лиц. Факт получения денежных средств подтверждается распиской Продавца с указанием фактических валюты, суммы, курса расчёта и рублёвого эквивалента. Транспортное средство не признаётся находящимся в залоге у Продавца до момента полной оплаты.</w:t>
       </w:r>
     </w:p>

--- a/templates/dkp_template.docx
+++ b/templates/dkp_template.docx
@@ -895,7 +895,7 @@
     </w:p>
     <w:sectPr>
       <w:footerReference w:type="default" r:id="rId7"/>
-      <w:pgSz w:w="12240" w:h="15840"/>
+      <w:pgSz w:w="11906" w:h="16838"/>
       <w:pgMar w:top="566" w:right="850" w:bottom="566" w:left="1700" w:header="720" w:footer="720" w:gutter="0"/>
       <w:pgNumType w:start="1"/>
       <w:cols w:space="720"/>
